--- a/SG4_Innovation/SG4_Artefacts/SG4_Risks.docx
+++ b/SG4_Innovation/SG4_Artefacts/SG4_Risks.docx
@@ -1331,6 +1331,321 @@
           </w:p>
         </w:tc>
       </w:tr>
+      <w:tr>
+        <w:trPr>
+          <w:cantSplit w:val="0"/>
+          <w:tblHeader w:val="0"/>
+        </w:trPr>
+        <w:tc>
+          <w:tcPr/>
+          <w:p>
+            <w:pPr>
+              <w:keepNext w:val="0"/>
+              <w:keepLines w:val="1"/>
+              <w:pageBreakBefore w:val="0"/>
+              <w:widowControl w:val="0"/>
+              <w:pBdr>
+                <w:top w:space="0" w:sz="0" w:val="nil"/>
+                <w:left w:space="0" w:sz="0" w:val="nil"/>
+                <w:bottom w:space="0" w:sz="0" w:val="nil"/>
+                <w:right w:space="0" w:sz="0" w:val="nil"/>
+                <w:between w:space="0" w:sz="0" w:val="nil"/>
+              </w:pBdr>
+              <w:shd w:fill="auto" w:val="clear"/>
+              <w:spacing w:after="120" w:before="0" w:line="240" w:lineRule="auto"/>
+              <w:ind w:left="0" w:right="0" w:firstLine="0"/>
+              <w:jc w:val="center"/>
+              <w:rPr>
+                <w:sz w:val="20"/>
+                <w:szCs w:val="20"/>
+              </w:rPr>
+            </w:pPr>
+            <w:r>
+              <w:rPr>
+                <w:sz w:val="20"/>
+                <w:szCs w:val="20"/>
+                <w:rtl w:val="0"/>
+              </w:rPr>
+              <w:t xml:space="preserve">2026-03-28</w:t>
+            </w:r>
+          </w:p>
+        </w:tc>
+        <w:tc>
+          <w:tcPr/>
+          <w:p>
+            <w:pPr>
+              <w:keepNext w:val="0"/>
+              <w:keepLines w:val="1"/>
+              <w:pageBreakBefore w:val="0"/>
+              <w:widowControl w:val="0"/>
+              <w:pBdr>
+                <w:top w:space="0" w:sz="0" w:val="nil"/>
+                <w:left w:space="0" w:sz="0" w:val="nil"/>
+                <w:bottom w:space="0" w:sz="0" w:val="nil"/>
+                <w:right w:space="0" w:sz="0" w:val="nil"/>
+                <w:between w:space="0" w:sz="0" w:val="nil"/>
+              </w:pBdr>
+              <w:shd w:fill="auto" w:val="clear"/>
+              <w:spacing w:after="120" w:before="0" w:line="240" w:lineRule="auto"/>
+              <w:ind w:left="0" w:right="0" w:firstLine="0"/>
+              <w:jc w:val="center"/>
+              <w:rPr>
+                <w:sz w:val="20"/>
+                <w:szCs w:val="20"/>
+              </w:rPr>
+            </w:pPr>
+            <w:r>
+              <w:rPr>
+                <w:sz w:val="20"/>
+                <w:szCs w:val="20"/>
+                <w:rtl w:val="0"/>
+              </w:rPr>
+              <w:t xml:space="preserve">1.2</w:t>
+            </w:r>
+          </w:p>
+        </w:tc>
+        <w:tc>
+          <w:tcPr/>
+          <w:p>
+            <w:pPr>
+              <w:keepNext w:val="0"/>
+              <w:keepLines w:val="1"/>
+              <w:pageBreakBefore w:val="0"/>
+              <w:widowControl w:val="0"/>
+              <w:pBdr>
+                <w:top w:space="0" w:sz="0" w:val="nil"/>
+                <w:left w:space="0" w:sz="0" w:val="nil"/>
+                <w:bottom w:space="0" w:sz="0" w:val="nil"/>
+                <w:right w:space="0" w:sz="0" w:val="nil"/>
+                <w:between w:space="0" w:sz="0" w:val="nil"/>
+              </w:pBdr>
+              <w:shd w:fill="auto" w:val="clear"/>
+              <w:spacing w:after="120" w:before="0" w:line="240" w:lineRule="auto"/>
+              <w:ind w:left="0" w:right="0" w:firstLine="0"/>
+              <w:jc w:val="center"/>
+              <w:rPr>
+                <w:sz w:val="20"/>
+                <w:szCs w:val="20"/>
+              </w:rPr>
+            </w:pPr>
+            <w:r>
+              <w:rPr>
+                <w:sz w:val="20"/>
+                <w:szCs w:val="20"/>
+                <w:rtl w:val="0"/>
+              </w:rPr>
+              <w:t xml:space="preserve">Updated with Web and Firebase </w:t>
+            </w:r>
+          </w:p>
+        </w:tc>
+        <w:tc>
+          <w:tcPr/>
+          <w:p>
+            <w:pPr>
+              <w:keepNext w:val="0"/>
+              <w:keepLines w:val="1"/>
+              <w:pageBreakBefore w:val="0"/>
+              <w:widowControl w:val="0"/>
+              <w:pBdr>
+                <w:top w:space="0" w:sz="0" w:val="nil"/>
+                <w:left w:space="0" w:sz="0" w:val="nil"/>
+                <w:bottom w:space="0" w:sz="0" w:val="nil"/>
+                <w:right w:space="0" w:sz="0" w:val="nil"/>
+                <w:between w:space="0" w:sz="0" w:val="nil"/>
+              </w:pBdr>
+              <w:shd w:fill="auto" w:val="clear"/>
+              <w:spacing w:after="120" w:before="0" w:line="240" w:lineRule="auto"/>
+              <w:ind w:left="0" w:right="0" w:firstLine="0"/>
+              <w:jc w:val="center"/>
+              <w:rPr>
+                <w:sz w:val="20"/>
+                <w:szCs w:val="20"/>
+              </w:rPr>
+            </w:pPr>
+            <w:r>
+              <w:rPr>
+                <w:sz w:val="20"/>
+                <w:szCs w:val="20"/>
+                <w:rtl w:val="0"/>
+              </w:rPr>
+              <w:t xml:space="preserve">Md Abu Taher</w:t>
+            </w:r>
+          </w:p>
+          <w:p>
+            <w:pPr>
+              <w:keepNext w:val="0"/>
+              <w:keepLines w:val="1"/>
+              <w:pageBreakBefore w:val="0"/>
+              <w:widowControl w:val="0"/>
+              <w:pBdr>
+                <w:top w:space="0" w:sz="0" w:val="nil"/>
+                <w:left w:space="0" w:sz="0" w:val="nil"/>
+                <w:bottom w:space="0" w:sz="0" w:val="nil"/>
+                <w:right w:space="0" w:sz="0" w:val="nil"/>
+                <w:between w:space="0" w:sz="0" w:val="nil"/>
+              </w:pBdr>
+              <w:shd w:fill="auto" w:val="clear"/>
+              <w:spacing w:after="120" w:before="0" w:line="240" w:lineRule="auto"/>
+              <w:ind w:left="0" w:right="0" w:firstLine="0"/>
+              <w:jc w:val="center"/>
+              <w:rPr>
+                <w:sz w:val="20"/>
+                <w:szCs w:val="20"/>
+              </w:rPr>
+            </w:pPr>
+            <w:r>
+              <w:rPr>
+                <w:sz w:val="20"/>
+                <w:szCs w:val="20"/>
+                <w:rtl w:val="0"/>
+              </w:rPr>
+              <w:t xml:space="preserve">Anitta Antony</w:t>
+            </w:r>
+          </w:p>
+        </w:tc>
+      </w:tr>
+      <w:tr>
+        <w:trPr>
+          <w:cantSplit w:val="0"/>
+          <w:tblHeader w:val="0"/>
+        </w:trPr>
+        <w:tc>
+          <w:tcPr/>
+          <w:p>
+            <w:pPr>
+              <w:keepNext w:val="0"/>
+              <w:keepLines w:val="1"/>
+              <w:pageBreakBefore w:val="0"/>
+              <w:widowControl w:val="0"/>
+              <w:pBdr>
+                <w:top w:space="0" w:sz="0" w:val="nil"/>
+                <w:left w:space="0" w:sz="0" w:val="nil"/>
+                <w:bottom w:space="0" w:sz="0" w:val="nil"/>
+                <w:right w:space="0" w:sz="0" w:val="nil"/>
+                <w:between w:space="0" w:sz="0" w:val="nil"/>
+              </w:pBdr>
+              <w:shd w:fill="auto" w:val="clear"/>
+              <w:spacing w:after="120" w:before="0" w:line="240" w:lineRule="auto"/>
+              <w:ind w:left="0" w:right="0" w:firstLine="0"/>
+              <w:jc w:val="center"/>
+              <w:rPr>
+                <w:sz w:val="20"/>
+                <w:szCs w:val="20"/>
+              </w:rPr>
+            </w:pPr>
+            <w:r>
+              <w:rPr>
+                <w:sz w:val="20"/>
+                <w:szCs w:val="20"/>
+                <w:rtl w:val="0"/>
+              </w:rPr>
+              <w:t xml:space="preserve">2026-03-28</w:t>
+            </w:r>
+          </w:p>
+        </w:tc>
+        <w:tc>
+          <w:tcPr/>
+          <w:p>
+            <w:pPr>
+              <w:keepNext w:val="0"/>
+              <w:keepLines w:val="1"/>
+              <w:pageBreakBefore w:val="0"/>
+              <w:widowControl w:val="0"/>
+              <w:pBdr>
+                <w:top w:space="0" w:sz="0" w:val="nil"/>
+                <w:left w:space="0" w:sz="0" w:val="nil"/>
+                <w:bottom w:space="0" w:sz="0" w:val="nil"/>
+                <w:right w:space="0" w:sz="0" w:val="nil"/>
+                <w:between w:space="0" w:sz="0" w:val="nil"/>
+              </w:pBdr>
+              <w:shd w:fill="auto" w:val="clear"/>
+              <w:spacing w:after="120" w:before="0" w:line="240" w:lineRule="auto"/>
+              <w:ind w:left="0" w:right="0" w:firstLine="0"/>
+              <w:jc w:val="center"/>
+              <w:rPr>
+                <w:sz w:val="20"/>
+                <w:szCs w:val="20"/>
+              </w:rPr>
+            </w:pPr>
+            <w:r>
+              <w:rPr>
+                <w:sz w:val="20"/>
+                <w:szCs w:val="20"/>
+                <w:rtl w:val="0"/>
+              </w:rPr>
+              <w:t xml:space="preserve">1.2</w:t>
+            </w:r>
+          </w:p>
+        </w:tc>
+        <w:tc>
+          <w:tcPr/>
+          <w:p>
+            <w:pPr>
+              <w:keepNext w:val="0"/>
+              <w:keepLines w:val="1"/>
+              <w:pageBreakBefore w:val="0"/>
+              <w:widowControl w:val="0"/>
+              <w:pBdr>
+                <w:top w:space="0" w:sz="0" w:val="nil"/>
+                <w:left w:space="0" w:sz="0" w:val="nil"/>
+                <w:bottom w:space="0" w:sz="0" w:val="nil"/>
+                <w:right w:space="0" w:sz="0" w:val="nil"/>
+                <w:between w:space="0" w:sz="0" w:val="nil"/>
+              </w:pBdr>
+              <w:shd w:fill="auto" w:val="clear"/>
+              <w:spacing w:after="120" w:before="0" w:line="240" w:lineRule="auto"/>
+              <w:ind w:left="0" w:right="0" w:firstLine="0"/>
+              <w:jc w:val="center"/>
+              <w:rPr>
+                <w:sz w:val="20"/>
+                <w:szCs w:val="20"/>
+              </w:rPr>
+            </w:pPr>
+            <w:r>
+              <w:rPr>
+                <w:sz w:val="20"/>
+                <w:szCs w:val="20"/>
+                <w:rtl w:val="0"/>
+              </w:rPr>
+              <w:t xml:space="preserve">Testing</w:t>
+            </w:r>
+          </w:p>
+        </w:tc>
+        <w:tc>
+          <w:tcPr/>
+          <w:p>
+            <w:pPr>
+              <w:keepNext w:val="0"/>
+              <w:keepLines w:val="1"/>
+              <w:pageBreakBefore w:val="0"/>
+              <w:widowControl w:val="0"/>
+              <w:pBdr>
+                <w:top w:space="0" w:sz="0" w:val="nil"/>
+                <w:left w:space="0" w:sz="0" w:val="nil"/>
+                <w:bottom w:space="0" w:sz="0" w:val="nil"/>
+                <w:right w:space="0" w:sz="0" w:val="nil"/>
+                <w:between w:space="0" w:sz="0" w:val="nil"/>
+              </w:pBdr>
+              <w:shd w:fill="auto" w:val="clear"/>
+              <w:spacing w:after="120" w:before="0" w:line="240" w:lineRule="auto"/>
+              <w:ind w:left="0" w:right="0" w:firstLine="0"/>
+              <w:jc w:val="center"/>
+              <w:rPr>
+                <w:sz w:val="20"/>
+                <w:szCs w:val="20"/>
+              </w:rPr>
+            </w:pPr>
+            <w:r>
+              <w:rPr>
+                <w:sz w:val="20"/>
+                <w:szCs w:val="20"/>
+                <w:rtl w:val="0"/>
+              </w:rPr>
+              <w:t xml:space="preserve">Daniel Marcarini</w:t>
+            </w:r>
+          </w:p>
+        </w:tc>
+      </w:tr>
     </w:tbl>
     <w:p>
       <w:pPr>
@@ -2956,7 +3271,7 @@
                 <w:szCs w:val="20"/>
                 <w:rtl w:val="0"/>
               </w:rPr>
-              <w:t xml:space="preserve">R13. AI Service Dependency and External API Failure</w:t>
+              <w:t xml:space="preserve">R13. AI Service Dependency and External AI Service Failure</w:t>
             </w:r>
           </w:p>
         </w:tc>
@@ -3136,6 +3451,73 @@
           </w:p>
         </w:tc>
       </w:tr>
+      <w:tr>
+        <w:trPr>
+          <w:cantSplit w:val="1"/>
+          <w:trHeight w:val="486" w:hRule="atLeast"/>
+          <w:tblHeader w:val="0"/>
+        </w:trPr>
+        <w:tc>
+          <w:tcPr>
+            <w:tcBorders>
+              <w:bottom w:color="000000" w:space="0" w:sz="4" w:val="single"/>
+            </w:tcBorders>
+            <w:vAlign w:val="center"/>
+          </w:tcPr>
+          <w:p>
+            <w:pPr>
+              <w:rPr/>
+            </w:pPr>
+            <w:r>
+              <w:rPr>
+                <w:rtl w:val="0"/>
+              </w:rPr>
+              <w:t xml:space="preserve">R16. insufficient verification of web application and device-control integration</w:t>
+            </w:r>
+          </w:p>
+        </w:tc>
+        <w:tc>
+          <w:tcPr>
+            <w:tcBorders>
+              <w:bottom w:color="000000" w:space="0" w:sz="4" w:val="single"/>
+            </w:tcBorders>
+            <w:vAlign w:val="center"/>
+          </w:tcPr>
+          <w:p>
+            <w:pPr>
+              <w:keepNext w:val="0"/>
+              <w:keepLines w:val="1"/>
+              <w:pageBreakBefore w:val="0"/>
+              <w:widowControl w:val="0"/>
+              <w:pBdr>
+                <w:top w:space="0" w:sz="0" w:val="nil"/>
+                <w:left w:space="0" w:sz="0" w:val="nil"/>
+                <w:bottom w:space="0" w:sz="0" w:val="nil"/>
+                <w:right w:space="0" w:sz="0" w:val="nil"/>
+                <w:between w:space="0" w:sz="0" w:val="nil"/>
+              </w:pBdr>
+              <w:shd w:fill="auto" w:val="clear"/>
+              <w:spacing w:after="0" w:before="0" w:line="240" w:lineRule="auto"/>
+              <w:ind w:left="0" w:right="0" w:firstLine="0"/>
+              <w:jc w:val="center"/>
+              <w:rPr>
+                <w:rFonts w:ascii="Arial" w:cs="Arial" w:eastAsia="Arial" w:hAnsi="Arial"/>
+                <w:sz w:val="20"/>
+                <w:szCs w:val="20"/>
+              </w:rPr>
+            </w:pPr>
+            <w:r>
+              <w:rPr>
+                <w:rFonts w:ascii="Arial" w:cs="Arial" w:eastAsia="Arial" w:hAnsi="Arial"/>
+                <w:sz w:val="20"/>
+                <w:szCs w:val="20"/>
+                <w:rtl w:val="0"/>
+              </w:rPr>
+              <w:t xml:space="preserve">High</w:t>
+            </w:r>
+          </w:p>
+        </w:tc>
+      </w:tr>
     </w:tbl>
     <w:p>
       <w:pPr>
@@ -3430,7 +3812,7 @@
     </w:p>
     <w:sdt>
       <w:sdtPr>
-        <w:id w:val="172652596"/>
+        <w:id w:val="1554231025"/>
         <w:docPartObj>
           <w:docPartGallery w:val="Table of Contents"/>
           <w:docPartUnique w:val="1"/>
@@ -4713,7 +5095,7 @@
       <w:pPr>
         <w:numPr>
           <w:ilvl w:val="0"/>
-          <w:numId w:val="7"/>
+          <w:numId w:val="8"/>
         </w:numPr>
         <w:ind w:left="720" w:hanging="360"/>
         <w:rPr/>
@@ -4725,6 +5107,1889 @@
           <w:rtl w:val="0"/>
         </w:rPr>
         <w:t xml:space="preserve">Description</w:t>
+      </w:r>
+      <w:r>
+        <w:rPr>
+          <w:rtl w:val="0"/>
+        </w:rPr>
+      </w:r>
+    </w:p>
+    <w:p>
+      <w:pPr>
+        <w:numPr>
+          <w:ilvl w:val="0"/>
+          <w:numId w:val="8"/>
+        </w:numPr>
+        <w:ind w:left="720" w:hanging="360"/>
+        <w:rPr/>
+      </w:pPr>
+      <w:r>
+        <w:rPr>
+          <w:b w:val="1"/>
+          <w:bCs w:val="1"/>
+          <w:rtl w:val="0"/>
+        </w:rPr>
+        <w:t xml:space="preserve">Likelihood</w:t>
+      </w:r>
+      <w:r>
+        <w:rPr>
+          <w:rtl w:val="0"/>
+        </w:rPr>
+        <w:t xml:space="preserve"> (Low / Medium / High)</w:t>
+      </w:r>
+    </w:p>
+    <w:p>
+      <w:pPr>
+        <w:numPr>
+          <w:ilvl w:val="0"/>
+          <w:numId w:val="8"/>
+        </w:numPr>
+        <w:ind w:left="720" w:hanging="360"/>
+        <w:rPr/>
+      </w:pPr>
+      <w:r>
+        <w:rPr>
+          <w:b w:val="1"/>
+          <w:bCs w:val="1"/>
+          <w:rtl w:val="0"/>
+        </w:rPr>
+        <w:t xml:space="preserve">Impact</w:t>
+      </w:r>
+      <w:r>
+        <w:rPr>
+          <w:rtl w:val="0"/>
+        </w:rPr>
+        <w:t xml:space="preserve"> (Low / Medium / High)</w:t>
+      </w:r>
+    </w:p>
+    <w:p>
+      <w:pPr>
+        <w:numPr>
+          <w:ilvl w:val="0"/>
+          <w:numId w:val="8"/>
+        </w:numPr>
+        <w:ind w:left="720" w:hanging="360"/>
+        <w:rPr/>
+      </w:pPr>
+      <w:r>
+        <w:rPr>
+          <w:b w:val="1"/>
+          <w:bCs w:val="1"/>
+          <w:rtl w:val="0"/>
+        </w:rPr>
+        <w:t xml:space="preserve">Mitigation Strategy</w:t>
+      </w:r>
+      <w:r>
+        <w:rPr>
+          <w:rtl w:val="0"/>
+        </w:rPr>
+      </w:r>
+    </w:p>
+    <w:p>
+      <w:pPr>
+        <w:rPr/>
+      </w:pPr>
+      <w:r>
+        <w:rPr>
+          <w:rtl w:val="0"/>
+        </w:rPr>
+      </w:r>
+    </w:p>
+    <w:p>
+      <w:pPr>
+        <w:rPr/>
+      </w:pPr>
+      <w:r>
+        <w:rPr>
+          <w:rtl w:val="0"/>
+        </w:rPr>
+      </w:r>
+    </w:p>
+    <w:p>
+      <w:pPr>
+        <w:rPr/>
+      </w:pPr>
+      <w:r>
+        <w:rPr>
+          <w:rtl w:val="0"/>
+        </w:rPr>
+      </w:r>
+    </w:p>
+    <w:p>
+      <w:pPr>
+        <w:rPr/>
+      </w:pPr>
+      <w:r>
+        <w:rPr>
+          <w:rtl w:val="0"/>
+        </w:rPr>
+      </w:r>
+    </w:p>
+    <w:p>
+      <w:pPr>
+        <w:rPr/>
+      </w:pPr>
+      <w:r>
+        <w:rPr>
+          <w:rtl w:val="0"/>
+        </w:rPr>
+      </w:r>
+    </w:p>
+    <w:p>
+      <w:pPr>
+        <w:rPr/>
+      </w:pPr>
+      <w:r>
+        <w:rPr>
+          <w:rtl w:val="0"/>
+        </w:rPr>
+      </w:r>
+    </w:p>
+    <w:p>
+      <w:pPr>
+        <w:rPr/>
+      </w:pPr>
+      <w:r>
+        <w:rPr>
+          <w:rtl w:val="0"/>
+        </w:rPr>
+      </w:r>
+    </w:p>
+    <w:p>
+      <w:pPr>
+        <w:rPr/>
+      </w:pPr>
+      <w:r>
+        <w:rPr>
+          <w:rtl w:val="0"/>
+        </w:rPr>
+      </w:r>
+    </w:p>
+    <w:p>
+      <w:pPr>
+        <w:rPr/>
+      </w:pPr>
+      <w:r>
+        <w:rPr>
+          <w:rtl w:val="0"/>
+        </w:rPr>
+      </w:r>
+    </w:p>
+    <w:p>
+      <w:pPr>
+        <w:pStyle w:val="Heading1"/>
+        <w:rPr/>
+      </w:pPr>
+      <w:bookmarkStart w:colFirst="0" w:colLast="0" w:name="_heading=h.89iv15w5nl49" w:id="4"/>
+      <w:bookmarkEnd w:id="4"/>
+      <w:r>
+        <w:rPr>
+          <w:rtl w:val="0"/>
+        </w:rPr>
+        <w:t xml:space="preserve">Technical Risks</w:t>
+      </w:r>
+    </w:p>
+    <w:p>
+      <w:pPr>
+        <w:pStyle w:val="Heading3"/>
+        <w:rPr/>
+      </w:pPr>
+      <w:bookmarkStart w:colFirst="0" w:colLast="0" w:name="_heading=h.xi77r2w11xlb" w:id="5"/>
+      <w:bookmarkEnd w:id="5"/>
+      <w:r>
+        <w:rPr>
+          <w:rtl w:val="0"/>
+        </w:rPr>
+        <w:t xml:space="preserve">Risk 1: Integration Complexity Between System Components</w:t>
+      </w:r>
+    </w:p>
+    <w:p>
+      <w:pPr>
+        <w:rPr/>
+      </w:pPr>
+      <w:r>
+        <w:rPr>
+          <w:b w:val="1"/>
+          <w:bCs w:val="1"/>
+          <w:rtl w:val="0"/>
+        </w:rPr>
+        <w:t xml:space="preserve">Description:</w:t>
+      </w:r>
+      <w:r>
+        <w:rPr>
+          <w:rtl w:val="0"/>
+        </w:rPr>
+        <w:br w:type="textWrapping"/>
+        <w:t xml:space="preserve">The SmartHouse system consists of multiple interacting components (e.g., sensors, controllers, user interface, backend logic, possible IoT simulation). Integration between these modules may introduce unexpected behavior, compatibility issues, or architectural inconsistencies.</w:t>
+      </w:r>
+    </w:p>
+    <w:p>
+      <w:pPr>
+        <w:rPr/>
+      </w:pPr>
+      <w:r>
+        <w:rPr>
+          <w:rtl w:val="0"/>
+        </w:rPr>
+      </w:r>
+    </w:p>
+    <w:p>
+      <w:pPr>
+        <w:rPr/>
+      </w:pPr>
+      <w:r>
+        <w:rPr>
+          <w:b w:val="1"/>
+          <w:bCs w:val="1"/>
+          <w:rtl w:val="0"/>
+        </w:rPr>
+        <w:t xml:space="preserve">Likelihood:</w:t>
+      </w:r>
+      <w:r>
+        <w:rPr>
+          <w:rtl w:val="0"/>
+        </w:rPr>
+        <w:t xml:space="preserve"> Medium</w:t>
+        <w:br w:type="textWrapping"/>
+      </w:r>
+      <w:r>
+        <w:rPr>
+          <w:b w:val="1"/>
+          <w:bCs w:val="1"/>
+          <w:rtl w:val="0"/>
+        </w:rPr>
+        <w:t xml:space="preserve">Impact:</w:t>
+      </w:r>
+      <w:r>
+        <w:rPr>
+          <w:rtl w:val="0"/>
+        </w:rPr>
+        <w:t xml:space="preserve"> High</w:t>
+      </w:r>
+    </w:p>
+    <w:p>
+      <w:pPr>
+        <w:rPr/>
+      </w:pPr>
+      <w:r>
+        <w:rPr>
+          <w:rtl w:val="0"/>
+        </w:rPr>
+      </w:r>
+    </w:p>
+    <w:p>
+      <w:pPr>
+        <w:rPr/>
+      </w:pPr>
+      <w:r>
+        <w:rPr>
+          <w:b w:val="1"/>
+          <w:bCs w:val="1"/>
+          <w:rtl w:val="0"/>
+        </w:rPr>
+        <w:t xml:space="preserve">Mitigation Strategy:</w:t>
+      </w:r>
+      <w:r>
+        <w:rPr>
+          <w:rtl w:val="0"/>
+        </w:rPr>
+      </w:r>
+    </w:p>
+    <w:p>
+      <w:pPr>
+        <w:numPr>
+          <w:ilvl w:val="0"/>
+          <w:numId w:val="9"/>
+        </w:numPr>
+        <w:ind w:left="720" w:hanging="360"/>
+        <w:rPr/>
+      </w:pPr>
+      <w:r>
+        <w:rPr>
+          <w:rtl w:val="0"/>
+        </w:rPr>
+        <w:t xml:space="preserve">Use a modular architecture with clearly defined interfaces.</w:t>
+      </w:r>
+    </w:p>
+    <w:p>
+      <w:pPr>
+        <w:numPr>
+          <w:ilvl w:val="0"/>
+          <w:numId w:val="9"/>
+        </w:numPr>
+        <w:ind w:left="720" w:hanging="360"/>
+        <w:rPr/>
+      </w:pPr>
+      <w:r>
+        <w:rPr>
+          <w:rtl w:val="0"/>
+        </w:rPr>
+        <w:t xml:space="preserve">Apply early integration testing instead of postponing integration until late stages.</w:t>
+      </w:r>
+    </w:p>
+    <w:p>
+      <w:pPr>
+        <w:numPr>
+          <w:ilvl w:val="0"/>
+          <w:numId w:val="9"/>
+        </w:numPr>
+        <w:ind w:left="720" w:hanging="360"/>
+        <w:rPr/>
+      </w:pPr>
+      <w:r>
+        <w:rPr>
+          <w:rtl w:val="0"/>
+        </w:rPr>
+        <w:t xml:space="preserve">Follow consistent design principles and coding standards.</w:t>
+      </w:r>
+    </w:p>
+    <w:p>
+      <w:pPr>
+        <w:numPr>
+          <w:ilvl w:val="0"/>
+          <w:numId w:val="9"/>
+        </w:numPr>
+        <w:ind w:left="720" w:hanging="360"/>
+        <w:rPr/>
+      </w:pPr>
+      <w:r>
+        <w:rPr>
+          <w:rtl w:val="0"/>
+        </w:rPr>
+        <w:t xml:space="preserve">Conduct peer code reviews.</w:t>
+      </w:r>
+    </w:p>
+    <w:p>
+      <w:pPr>
+        <w:rPr/>
+      </w:pPr>
+      <w:r>
+        <w:rPr>
+          <w:rtl w:val="0"/>
+        </w:rPr>
+      </w:r>
+    </w:p>
+    <w:p>
+      <w:pPr>
+        <w:rPr/>
+      </w:pPr>
+      <w:r>
+        <w:rPr>
+          <w:rtl w:val="0"/>
+        </w:rPr>
+      </w:r>
+    </w:p>
+    <w:p>
+      <w:pPr>
+        <w:pStyle w:val="Heading3"/>
+        <w:rPr/>
+      </w:pPr>
+      <w:bookmarkStart w:colFirst="0" w:colLast="0" w:name="_heading=h.8n38ziin7j5c" w:id="6"/>
+      <w:bookmarkEnd w:id="6"/>
+      <w:r>
+        <w:rPr>
+          <w:rtl w:val="0"/>
+        </w:rPr>
+        <w:t xml:space="preserve">Risk 2: Scalability and Performance Limitations</w:t>
+      </w:r>
+    </w:p>
+    <w:p>
+      <w:pPr>
+        <w:rPr/>
+      </w:pPr>
+      <w:r>
+        <w:rPr>
+          <w:b w:val="1"/>
+          <w:bCs w:val="1"/>
+          <w:rtl w:val="0"/>
+        </w:rPr>
+        <w:t xml:space="preserve">Description:</w:t>
+      </w:r>
+      <w:r>
+        <w:rPr>
+          <w:rtl w:val="0"/>
+        </w:rPr>
+        <w:br w:type="textWrapping"/>
+        <w:t xml:space="preserve">Innovative features (e.g., automation rules, real-time monitoring, event handling) may increase system complexity. If not properly designed, the system may experience performance degradation as the number of devices or rules increases.</w:t>
+      </w:r>
+    </w:p>
+    <w:p>
+      <w:pPr>
+        <w:rPr/>
+      </w:pPr>
+      <w:r>
+        <w:rPr>
+          <w:rtl w:val="0"/>
+        </w:rPr>
+      </w:r>
+    </w:p>
+    <w:p>
+      <w:pPr>
+        <w:rPr/>
+      </w:pPr>
+      <w:r>
+        <w:rPr>
+          <w:b w:val="1"/>
+          <w:bCs w:val="1"/>
+          <w:rtl w:val="0"/>
+        </w:rPr>
+        <w:t xml:space="preserve">Likelihood:</w:t>
+      </w:r>
+      <w:r>
+        <w:rPr>
+          <w:rtl w:val="0"/>
+        </w:rPr>
+        <w:t xml:space="preserve"> Medium</w:t>
+        <w:br w:type="textWrapping"/>
+      </w:r>
+      <w:r>
+        <w:rPr>
+          <w:b w:val="1"/>
+          <w:bCs w:val="1"/>
+          <w:rtl w:val="0"/>
+        </w:rPr>
+        <w:t xml:space="preserve">Impact:</w:t>
+      </w:r>
+      <w:r>
+        <w:rPr>
+          <w:rtl w:val="0"/>
+        </w:rPr>
+        <w:t xml:space="preserve"> Medium to High</w:t>
+      </w:r>
+    </w:p>
+    <w:p>
+      <w:pPr>
+        <w:rPr/>
+      </w:pPr>
+      <w:r>
+        <w:rPr>
+          <w:rtl w:val="0"/>
+        </w:rPr>
+      </w:r>
+    </w:p>
+    <w:p>
+      <w:pPr>
+        <w:rPr/>
+      </w:pPr>
+      <w:r>
+        <w:rPr>
+          <w:b w:val="1"/>
+          <w:bCs w:val="1"/>
+          <w:rtl w:val="0"/>
+        </w:rPr>
+        <w:t xml:space="preserve">Mitigation Strategy:</w:t>
+      </w:r>
+      <w:r>
+        <w:rPr>
+          <w:rtl w:val="0"/>
+        </w:rPr>
+      </w:r>
+    </w:p>
+    <w:p>
+      <w:pPr>
+        <w:numPr>
+          <w:ilvl w:val="0"/>
+          <w:numId w:val="10"/>
+        </w:numPr>
+        <w:ind w:left="720" w:hanging="360"/>
+        <w:rPr/>
+      </w:pPr>
+      <w:r>
+        <w:rPr>
+          <w:rtl w:val="0"/>
+        </w:rPr>
+        <w:t xml:space="preserve">Use efficient data structures and algorithms.</w:t>
+      </w:r>
+    </w:p>
+    <w:p>
+      <w:pPr>
+        <w:numPr>
+          <w:ilvl w:val="0"/>
+          <w:numId w:val="10"/>
+        </w:numPr>
+        <w:ind w:left="720" w:hanging="360"/>
+        <w:rPr/>
+      </w:pPr>
+      <w:r>
+        <w:rPr>
+          <w:rtl w:val="0"/>
+        </w:rPr>
+        <w:t xml:space="preserve">Perform early performance testing with simulated load.</w:t>
+      </w:r>
+    </w:p>
+    <w:p>
+      <w:pPr>
+        <w:numPr>
+          <w:ilvl w:val="0"/>
+          <w:numId w:val="10"/>
+        </w:numPr>
+        <w:ind w:left="720" w:hanging="360"/>
+        <w:rPr/>
+      </w:pPr>
+      <w:r>
+        <w:rPr>
+          <w:rtl w:val="0"/>
+        </w:rPr>
+        <w:t xml:space="preserve">Avoid unnecessary polling or blocking operations.</w:t>
+      </w:r>
+    </w:p>
+    <w:p>
+      <w:pPr>
+        <w:numPr>
+          <w:ilvl w:val="0"/>
+          <w:numId w:val="10"/>
+        </w:numPr>
+        <w:ind w:left="720" w:hanging="360"/>
+        <w:rPr/>
+      </w:pPr>
+      <w:r>
+        <w:rPr>
+          <w:rtl w:val="0"/>
+        </w:rPr>
+        <w:t xml:space="preserve">Refactor performance-critical sections when identified.</w:t>
+      </w:r>
+    </w:p>
+    <w:p>
+      <w:pPr>
+        <w:rPr/>
+      </w:pPr>
+      <w:r>
+        <w:rPr>
+          <w:rtl w:val="0"/>
+        </w:rPr>
+      </w:r>
+    </w:p>
+    <w:p>
+      <w:pPr>
+        <w:rPr/>
+      </w:pPr>
+      <w:r>
+        <w:rPr>
+          <w:rtl w:val="0"/>
+        </w:rPr>
+      </w:r>
+    </w:p>
+    <w:p>
+      <w:pPr>
+        <w:rPr/>
+      </w:pPr>
+      <w:r>
+        <w:rPr>
+          <w:rtl w:val="0"/>
+        </w:rPr>
+      </w:r>
+    </w:p>
+    <w:p>
+      <w:pPr>
+        <w:rPr/>
+      </w:pPr>
+      <w:r>
+        <w:rPr>
+          <w:rtl w:val="0"/>
+        </w:rPr>
+      </w:r>
+    </w:p>
+    <w:p>
+      <w:pPr>
+        <w:rPr/>
+      </w:pPr>
+      <w:r>
+        <w:rPr>
+          <w:rtl w:val="0"/>
+        </w:rPr>
+      </w:r>
+    </w:p>
+    <w:p>
+      <w:pPr>
+        <w:rPr/>
+      </w:pPr>
+      <w:r>
+        <w:rPr>
+          <w:rtl w:val="0"/>
+        </w:rPr>
+      </w:r>
+    </w:p>
+    <w:p>
+      <w:pPr>
+        <w:rPr/>
+      </w:pPr>
+      <w:r>
+        <w:rPr>
+          <w:rtl w:val="0"/>
+        </w:rPr>
+      </w:r>
+    </w:p>
+    <w:p>
+      <w:pPr>
+        <w:rPr/>
+      </w:pPr>
+      <w:r>
+        <w:rPr>
+          <w:rtl w:val="0"/>
+        </w:rPr>
+      </w:r>
+    </w:p>
+    <w:p>
+      <w:pPr>
+        <w:rPr/>
+      </w:pPr>
+      <w:r>
+        <w:rPr>
+          <w:rtl w:val="0"/>
+        </w:rPr>
+      </w:r>
+    </w:p>
+    <w:p>
+      <w:pPr>
+        <w:pStyle w:val="Heading3"/>
+        <w:rPr/>
+      </w:pPr>
+      <w:bookmarkStart w:colFirst="0" w:colLast="0" w:name="_heading=h.buhnp4xryeeo" w:id="7"/>
+      <w:bookmarkEnd w:id="7"/>
+      <w:r>
+        <w:rPr>
+          <w:rtl w:val="0"/>
+        </w:rPr>
+        <w:t xml:space="preserve">Risk 3: Incomplete or Over-Ambitious Innovation Scope</w:t>
+      </w:r>
+    </w:p>
+    <w:p>
+      <w:pPr>
+        <w:rPr/>
+      </w:pPr>
+      <w:r>
+        <w:rPr>
+          <w:b w:val="1"/>
+          <w:bCs w:val="1"/>
+          <w:rtl w:val="0"/>
+        </w:rPr>
+        <w:t xml:space="preserve">Description:</w:t>
+      </w:r>
+      <w:r>
+        <w:rPr>
+          <w:rtl w:val="0"/>
+        </w:rPr>
+        <w:br w:type="textWrapping"/>
+        <w:t xml:space="preserve">Since SG4 emphasizes innovation, there is a risk that the team attempts to implement overly complex or experimental features that exceed the time or technical capacity of the group.</w:t>
+      </w:r>
+    </w:p>
+    <w:p>
+      <w:pPr>
+        <w:rPr/>
+      </w:pPr>
+      <w:r>
+        <w:rPr>
+          <w:rtl w:val="0"/>
+        </w:rPr>
+      </w:r>
+    </w:p>
+    <w:p>
+      <w:pPr>
+        <w:rPr/>
+      </w:pPr>
+      <w:r>
+        <w:rPr>
+          <w:b w:val="1"/>
+          <w:bCs w:val="1"/>
+          <w:rtl w:val="0"/>
+        </w:rPr>
+        <w:t xml:space="preserve">Likelihood:</w:t>
+      </w:r>
+      <w:r>
+        <w:rPr>
+          <w:rtl w:val="0"/>
+        </w:rPr>
+        <w:t xml:space="preserve"> Medium</w:t>
+        <w:br w:type="textWrapping"/>
+      </w:r>
+      <w:r>
+        <w:rPr>
+          <w:b w:val="1"/>
+          <w:bCs w:val="1"/>
+          <w:rtl w:val="0"/>
+        </w:rPr>
+        <w:t xml:space="preserve">Impact:</w:t>
+      </w:r>
+      <w:r>
+        <w:rPr>
+          <w:rtl w:val="0"/>
+        </w:rPr>
+        <w:t xml:space="preserve"> High</w:t>
+      </w:r>
+    </w:p>
+    <w:p>
+      <w:pPr>
+        <w:rPr/>
+      </w:pPr>
+      <w:r>
+        <w:rPr>
+          <w:rtl w:val="0"/>
+        </w:rPr>
+      </w:r>
+    </w:p>
+    <w:p>
+      <w:pPr>
+        <w:rPr/>
+      </w:pPr>
+      <w:r>
+        <w:rPr>
+          <w:b w:val="1"/>
+          <w:bCs w:val="1"/>
+          <w:rtl w:val="0"/>
+        </w:rPr>
+        <w:t xml:space="preserve">Mitigation Strategy:</w:t>
+      </w:r>
+      <w:r>
+        <w:rPr>
+          <w:rtl w:val="0"/>
+        </w:rPr>
+      </w:r>
+    </w:p>
+    <w:p>
+      <w:pPr>
+        <w:numPr>
+          <w:ilvl w:val="0"/>
+          <w:numId w:val="11"/>
+        </w:numPr>
+        <w:ind w:left="720" w:hanging="360"/>
+        <w:rPr/>
+      </w:pPr>
+      <w:r>
+        <w:rPr>
+          <w:rtl w:val="0"/>
+        </w:rPr>
+        <w:t xml:space="preserve">Prioritize core functionality before innovative extensions.</w:t>
+      </w:r>
+    </w:p>
+    <w:p>
+      <w:pPr>
+        <w:numPr>
+          <w:ilvl w:val="0"/>
+          <w:numId w:val="11"/>
+        </w:numPr>
+        <w:ind w:left="720" w:hanging="360"/>
+        <w:rPr/>
+      </w:pPr>
+      <w:r>
+        <w:rPr>
+          <w:rtl w:val="0"/>
+        </w:rPr>
+        <w:t xml:space="preserve">Define a Minimum Viable Product (MVP).</w:t>
+      </w:r>
+    </w:p>
+    <w:p>
+      <w:pPr>
+        <w:numPr>
+          <w:ilvl w:val="0"/>
+          <w:numId w:val="11"/>
+        </w:numPr>
+        <w:ind w:left="720" w:hanging="360"/>
+        <w:rPr/>
+      </w:pPr>
+      <w:r>
+        <w:rPr>
+          <w:rtl w:val="0"/>
+        </w:rPr>
+        <w:t xml:space="preserve">Time-box experimental features.</w:t>
+      </w:r>
+    </w:p>
+    <w:p>
+      <w:pPr>
+        <w:numPr>
+          <w:ilvl w:val="0"/>
+          <w:numId w:val="11"/>
+        </w:numPr>
+        <w:ind w:left="720" w:hanging="360"/>
+        <w:rPr/>
+      </w:pPr>
+      <w:r>
+        <w:rPr>
+          <w:rtl w:val="0"/>
+        </w:rPr>
+        <w:t xml:space="preserve">Regularly evaluate progress against deadlines.</w:t>
+      </w:r>
+    </w:p>
+    <w:p>
+      <w:pPr>
+        <w:rPr/>
+      </w:pPr>
+      <w:r>
+        <w:rPr>
+          <w:rtl w:val="0"/>
+        </w:rPr>
+      </w:r>
+    </w:p>
+    <w:p>
+      <w:pPr>
+        <w:rPr/>
+      </w:pPr>
+      <w:r>
+        <w:rPr>
+          <w:rtl w:val="0"/>
+        </w:rPr>
+      </w:r>
+    </w:p>
+    <w:p>
+      <w:pPr>
+        <w:pStyle w:val="Heading3"/>
+        <w:rPr/>
+      </w:pPr>
+      <w:bookmarkStart w:colFirst="0" w:colLast="0" w:name="_heading=h.jqfe5sb8ndyc" w:id="8"/>
+      <w:bookmarkEnd w:id="8"/>
+      <w:r>
+        <w:rPr>
+          <w:rtl w:val="0"/>
+        </w:rPr>
+        <w:t xml:space="preserve">Risk 4: Unclear Requirements or Changing Requirements</w:t>
+      </w:r>
+    </w:p>
+    <w:p>
+      <w:pPr>
+        <w:rPr/>
+      </w:pPr>
+      <w:r>
+        <w:rPr>
+          <w:b w:val="1"/>
+          <w:bCs w:val="1"/>
+          <w:rtl w:val="0"/>
+        </w:rPr>
+        <w:t xml:space="preserve">Description:</w:t>
+      </w:r>
+      <w:r>
+        <w:rPr>
+          <w:rtl w:val="0"/>
+        </w:rPr>
+        <w:br w:type="textWrapping"/>
+        <w:t xml:space="preserve">Smart house systems often involve evolving user expectations. Changes in requirements during development may cause rework and architectural instability.</w:t>
+      </w:r>
+    </w:p>
+    <w:p>
+      <w:pPr>
+        <w:rPr/>
+      </w:pPr>
+      <w:r>
+        <w:rPr>
+          <w:rtl w:val="0"/>
+        </w:rPr>
+      </w:r>
+    </w:p>
+    <w:p>
+      <w:pPr>
+        <w:rPr/>
+      </w:pPr>
+      <w:r>
+        <w:rPr>
+          <w:b w:val="1"/>
+          <w:bCs w:val="1"/>
+          <w:rtl w:val="0"/>
+        </w:rPr>
+        <w:t xml:space="preserve">Likelihood:</w:t>
+      </w:r>
+      <w:r>
+        <w:rPr>
+          <w:rtl w:val="0"/>
+        </w:rPr>
+        <w:t xml:space="preserve"> Medium</w:t>
+        <w:br w:type="textWrapping"/>
+      </w:r>
+      <w:r>
+        <w:rPr>
+          <w:b w:val="1"/>
+          <w:bCs w:val="1"/>
+          <w:rtl w:val="0"/>
+        </w:rPr>
+        <w:t xml:space="preserve">Impact:</w:t>
+      </w:r>
+      <w:r>
+        <w:rPr>
+          <w:rtl w:val="0"/>
+        </w:rPr>
+        <w:t xml:space="preserve"> Medium</w:t>
+      </w:r>
+    </w:p>
+    <w:p>
+      <w:pPr>
+        <w:rPr/>
+      </w:pPr>
+      <w:r>
+        <w:rPr>
+          <w:rtl w:val="0"/>
+        </w:rPr>
+      </w:r>
+    </w:p>
+    <w:p>
+      <w:pPr>
+        <w:rPr/>
+      </w:pPr>
+      <w:r>
+        <w:rPr>
+          <w:b w:val="1"/>
+          <w:bCs w:val="1"/>
+          <w:rtl w:val="0"/>
+        </w:rPr>
+        <w:t xml:space="preserve">Mitigation Strategy:</w:t>
+      </w:r>
+      <w:r>
+        <w:rPr>
+          <w:rtl w:val="0"/>
+        </w:rPr>
+      </w:r>
+    </w:p>
+    <w:p>
+      <w:pPr>
+        <w:numPr>
+          <w:ilvl w:val="0"/>
+          <w:numId w:val="12"/>
+        </w:numPr>
+        <w:ind w:left="720" w:hanging="360"/>
+        <w:rPr/>
+      </w:pPr>
+      <w:r>
+        <w:rPr>
+          <w:rtl w:val="0"/>
+        </w:rPr>
+        <w:t xml:space="preserve">Clearly document functional and non-functional requirements.</w:t>
+      </w:r>
+    </w:p>
+    <w:p>
+      <w:pPr>
+        <w:numPr>
+          <w:ilvl w:val="0"/>
+          <w:numId w:val="12"/>
+        </w:numPr>
+        <w:ind w:left="720" w:hanging="360"/>
+        <w:rPr/>
+      </w:pPr>
+      <w:r>
+        <w:rPr>
+          <w:rtl w:val="0"/>
+        </w:rPr>
+        <w:t xml:space="preserve">Use version control for requirement changes.</w:t>
+      </w:r>
+    </w:p>
+    <w:p>
+      <w:pPr>
+        <w:numPr>
+          <w:ilvl w:val="0"/>
+          <w:numId w:val="12"/>
+        </w:numPr>
+        <w:ind w:left="720" w:hanging="360"/>
+        <w:rPr/>
+      </w:pPr>
+      <w:r>
+        <w:rPr>
+          <w:rtl w:val="0"/>
+        </w:rPr>
+        <w:t xml:space="preserve">Apply incremental development with frequent feedback.</w:t>
+      </w:r>
+    </w:p>
+    <w:p>
+      <w:pPr>
+        <w:numPr>
+          <w:ilvl w:val="0"/>
+          <w:numId w:val="12"/>
+        </w:numPr>
+        <w:ind w:left="720" w:hanging="360"/>
+        <w:rPr/>
+      </w:pPr>
+      <w:r>
+        <w:rPr>
+          <w:rtl w:val="0"/>
+        </w:rPr>
+        <w:t xml:space="preserve">Maintain traceability between requirements and implementation.</w:t>
+      </w:r>
+    </w:p>
+    <w:p>
+      <w:pPr>
+        <w:rPr/>
+      </w:pPr>
+      <w:r>
+        <w:rPr>
+          <w:rtl w:val="0"/>
+        </w:rPr>
+      </w:r>
+    </w:p>
+    <w:p>
+      <w:pPr>
+        <w:rPr/>
+      </w:pPr>
+      <w:r>
+        <w:rPr>
+          <w:rtl w:val="0"/>
+        </w:rPr>
+      </w:r>
+    </w:p>
+    <w:p>
+      <w:pPr>
+        <w:pStyle w:val="Heading1"/>
+        <w:rPr/>
+      </w:pPr>
+      <w:bookmarkStart w:colFirst="0" w:colLast="0" w:name="_heading=h.bi4dmvm9age2" w:id="9"/>
+      <w:bookmarkEnd w:id="9"/>
+      <w:r>
+        <w:rPr>
+          <w:rtl w:val="0"/>
+        </w:rPr>
+        <w:t xml:space="preserve">Security and Privacy Risks</w:t>
+      </w:r>
+    </w:p>
+    <w:p>
+      <w:pPr>
+        <w:pStyle w:val="Heading3"/>
+        <w:rPr/>
+      </w:pPr>
+      <w:bookmarkStart w:colFirst="0" w:colLast="0" w:name="_heading=h.8708v43nd42r" w:id="10"/>
+      <w:bookmarkEnd w:id="10"/>
+      <w:r>
+        <w:rPr>
+          <w:rtl w:val="0"/>
+        </w:rPr>
+        <w:t xml:space="preserve">Risk 5: Unauthorized Access or Security Vulnerabilities</w:t>
+      </w:r>
+    </w:p>
+    <w:p>
+      <w:pPr>
+        <w:rPr/>
+      </w:pPr>
+      <w:r>
+        <w:rPr>
+          <w:b w:val="1"/>
+          <w:bCs w:val="1"/>
+          <w:rtl w:val="0"/>
+        </w:rPr>
+        <w:t xml:space="preserve">Description:</w:t>
+      </w:r>
+      <w:r>
+        <w:rPr>
+          <w:rtl w:val="0"/>
+        </w:rPr>
+        <w:br w:type="textWrapping"/>
+        <w:t xml:space="preserve">A smart house system may simulate or implement authentication, device control, and user data handling. Weak security design may lead to vulnerabilities such as unauthorized access or manipulation of devices.</w:t>
+      </w:r>
+    </w:p>
+    <w:p>
+      <w:pPr>
+        <w:rPr/>
+      </w:pPr>
+      <w:r>
+        <w:rPr>
+          <w:rtl w:val="0"/>
+        </w:rPr>
+      </w:r>
+    </w:p>
+    <w:p>
+      <w:pPr>
+        <w:rPr/>
+      </w:pPr>
+      <w:r>
+        <w:rPr>
+          <w:b w:val="1"/>
+          <w:bCs w:val="1"/>
+          <w:rtl w:val="0"/>
+        </w:rPr>
+        <w:t xml:space="preserve">Likelihood:</w:t>
+      </w:r>
+      <w:r>
+        <w:rPr>
+          <w:rtl w:val="0"/>
+        </w:rPr>
+        <w:t xml:space="preserve"> Medium</w:t>
+        <w:br w:type="textWrapping"/>
+      </w:r>
+      <w:r>
+        <w:rPr>
+          <w:b w:val="1"/>
+          <w:bCs w:val="1"/>
+          <w:rtl w:val="0"/>
+        </w:rPr>
+        <w:t xml:space="preserve">Impact:</w:t>
+      </w:r>
+      <w:r>
+        <w:rPr>
+          <w:rtl w:val="0"/>
+        </w:rPr>
+        <w:t xml:space="preserve"> High</w:t>
+      </w:r>
+    </w:p>
+    <w:p>
+      <w:pPr>
+        <w:rPr/>
+      </w:pPr>
+      <w:r>
+        <w:rPr>
+          <w:rtl w:val="0"/>
+        </w:rPr>
+      </w:r>
+    </w:p>
+    <w:p>
+      <w:pPr>
+        <w:rPr/>
+      </w:pPr>
+      <w:r>
+        <w:rPr>
+          <w:b w:val="1"/>
+          <w:bCs w:val="1"/>
+          <w:rtl w:val="0"/>
+        </w:rPr>
+        <w:t xml:space="preserve">Mitigation Strategy:</w:t>
+      </w:r>
+      <w:r>
+        <w:rPr>
+          <w:rtl w:val="0"/>
+        </w:rPr>
+      </w:r>
+    </w:p>
+    <w:p>
+      <w:pPr>
+        <w:numPr>
+          <w:ilvl w:val="0"/>
+          <w:numId w:val="13"/>
+        </w:numPr>
+        <w:ind w:left="720" w:hanging="360"/>
+        <w:rPr/>
+      </w:pPr>
+      <w:r>
+        <w:rPr>
+          <w:rtl w:val="0"/>
+        </w:rPr>
+        <w:t xml:space="preserve">Implement proper authentication and authorization mechanisms.</w:t>
+      </w:r>
+    </w:p>
+    <w:p>
+      <w:pPr>
+        <w:numPr>
+          <w:ilvl w:val="0"/>
+          <w:numId w:val="13"/>
+        </w:numPr>
+        <w:ind w:left="720" w:hanging="360"/>
+        <w:rPr/>
+      </w:pPr>
+      <w:r>
+        <w:rPr>
+          <w:rtl w:val="0"/>
+        </w:rPr>
+        <w:t xml:space="preserve">Validate all user inputs.</w:t>
+      </w:r>
+    </w:p>
+    <w:p>
+      <w:pPr>
+        <w:numPr>
+          <w:ilvl w:val="0"/>
+          <w:numId w:val="13"/>
+        </w:numPr>
+        <w:ind w:left="720" w:hanging="360"/>
+        <w:rPr/>
+      </w:pPr>
+      <w:r>
+        <w:rPr>
+          <w:rtl w:val="0"/>
+        </w:rPr>
+        <w:t xml:space="preserve">Avoid hard-coded credentials.</w:t>
+      </w:r>
+    </w:p>
+    <w:p>
+      <w:pPr>
+        <w:numPr>
+          <w:ilvl w:val="0"/>
+          <w:numId w:val="13"/>
+        </w:numPr>
+        <w:ind w:left="720" w:hanging="360"/>
+        <w:rPr/>
+      </w:pPr>
+      <w:r>
+        <w:rPr>
+          <w:rtl w:val="0"/>
+        </w:rPr>
+        <w:t xml:space="preserve">Follow secure coding practices.</w:t>
+      </w:r>
+    </w:p>
+    <w:p>
+      <w:pPr>
+        <w:rPr/>
+      </w:pPr>
+      <w:r>
+        <w:rPr>
+          <w:rtl w:val="0"/>
+        </w:rPr>
+      </w:r>
+    </w:p>
+    <w:p>
+      <w:pPr>
+        <w:pStyle w:val="Heading3"/>
+        <w:rPr/>
+      </w:pPr>
+      <w:bookmarkStart w:colFirst="0" w:colLast="0" w:name="_heading=h.ma1eewx2p1a3" w:id="11"/>
+      <w:bookmarkEnd w:id="11"/>
+      <w:r>
+        <w:rPr>
+          <w:rtl w:val="0"/>
+        </w:rPr>
+        <w:t xml:space="preserve">Risk 6: Data Privacy Concerns</w:t>
+      </w:r>
+    </w:p>
+    <w:p>
+      <w:pPr>
+        <w:rPr/>
+      </w:pPr>
+      <w:r>
+        <w:rPr>
+          <w:b w:val="1"/>
+          <w:bCs w:val="1"/>
+          <w:rtl w:val="0"/>
+        </w:rPr>
+        <w:t xml:space="preserve">Description:</w:t>
+      </w:r>
+      <w:r>
+        <w:rPr>
+          <w:rtl w:val="0"/>
+        </w:rPr>
+        <w:br w:type="textWrapping"/>
+        <w:t xml:space="preserve">If the system stores user preferences, logs, or sensor data, there is a risk of mishandling sensitive information.</w:t>
+      </w:r>
+    </w:p>
+    <w:p>
+      <w:pPr>
+        <w:rPr/>
+      </w:pPr>
+      <w:r>
+        <w:rPr>
+          <w:rtl w:val="0"/>
+        </w:rPr>
+      </w:r>
+    </w:p>
+    <w:p>
+      <w:pPr>
+        <w:rPr/>
+      </w:pPr>
+      <w:r>
+        <w:rPr>
+          <w:b w:val="1"/>
+          <w:bCs w:val="1"/>
+          <w:rtl w:val="0"/>
+        </w:rPr>
+        <w:t xml:space="preserve">Likelihood:</w:t>
+      </w:r>
+      <w:r>
+        <w:rPr>
+          <w:rtl w:val="0"/>
+        </w:rPr>
+        <w:t xml:space="preserve"> Low to Medium</w:t>
+        <w:br w:type="textWrapping"/>
+      </w:r>
+      <w:r>
+        <w:rPr>
+          <w:b w:val="1"/>
+          <w:bCs w:val="1"/>
+          <w:rtl w:val="0"/>
+        </w:rPr>
+        <w:t xml:space="preserve">Impact:</w:t>
+      </w:r>
+      <w:r>
+        <w:rPr>
+          <w:rtl w:val="0"/>
+        </w:rPr>
+        <w:t xml:space="preserve"> High</w:t>
+      </w:r>
+    </w:p>
+    <w:p>
+      <w:pPr>
+        <w:rPr/>
+      </w:pPr>
+      <w:r>
+        <w:rPr>
+          <w:rtl w:val="0"/>
+        </w:rPr>
+      </w:r>
+    </w:p>
+    <w:p>
+      <w:pPr>
+        <w:rPr/>
+      </w:pPr>
+      <w:r>
+        <w:rPr>
+          <w:b w:val="1"/>
+          <w:bCs w:val="1"/>
+          <w:rtl w:val="0"/>
+        </w:rPr>
+        <w:t xml:space="preserve">Mitigation Strategy:</w:t>
+      </w:r>
+      <w:r>
+        <w:rPr>
+          <w:rtl w:val="0"/>
+        </w:rPr>
+      </w:r>
+    </w:p>
+    <w:p>
+      <w:pPr>
+        <w:numPr>
+          <w:ilvl w:val="0"/>
+          <w:numId w:val="14"/>
+        </w:numPr>
+        <w:ind w:left="720" w:hanging="360"/>
+        <w:rPr/>
+      </w:pPr>
+      <w:r>
+        <w:rPr>
+          <w:rtl w:val="0"/>
+        </w:rPr>
+        <w:t xml:space="preserve">Minimize stored personal data.</w:t>
+      </w:r>
+    </w:p>
+    <w:p>
+      <w:pPr>
+        <w:numPr>
+          <w:ilvl w:val="0"/>
+          <w:numId w:val="14"/>
+        </w:numPr>
+        <w:ind w:left="720" w:hanging="360"/>
+        <w:rPr/>
+      </w:pPr>
+      <w:r>
+        <w:rPr>
+          <w:rtl w:val="0"/>
+        </w:rPr>
+        <w:t xml:space="preserve">Apply encryption if sensitive data is stored.</w:t>
+      </w:r>
+    </w:p>
+    <w:p>
+      <w:pPr>
+        <w:numPr>
+          <w:ilvl w:val="0"/>
+          <w:numId w:val="14"/>
+        </w:numPr>
+        <w:ind w:left="720" w:hanging="360"/>
+        <w:rPr/>
+      </w:pPr>
+      <w:r>
+        <w:rPr>
+          <w:rtl w:val="0"/>
+        </w:rPr>
+        <w:t xml:space="preserve">Clearly define data storage policies.</w:t>
+      </w:r>
+    </w:p>
+    <w:p>
+      <w:pPr>
+        <w:numPr>
+          <w:ilvl w:val="0"/>
+          <w:numId w:val="14"/>
+        </w:numPr>
+        <w:ind w:left="720" w:hanging="360"/>
+        <w:rPr/>
+      </w:pPr>
+      <w:r>
+        <w:rPr>
+          <w:rtl w:val="0"/>
+        </w:rPr>
+        <w:t xml:space="preserve">Restrict access to stored data.</w:t>
+      </w:r>
+    </w:p>
+    <w:p>
+      <w:pPr>
+        <w:rPr/>
+      </w:pPr>
+      <w:r>
+        <w:rPr>
+          <w:rtl w:val="0"/>
+        </w:rPr>
+      </w:r>
+    </w:p>
+    <w:p>
+      <w:pPr>
+        <w:rPr/>
+      </w:pPr>
+      <w:r>
+        <w:rPr>
+          <w:rtl w:val="0"/>
+        </w:rPr>
+      </w:r>
+    </w:p>
+    <w:p>
+      <w:pPr>
+        <w:pStyle w:val="Heading1"/>
+        <w:rPr/>
+      </w:pPr>
+      <w:bookmarkStart w:colFirst="0" w:colLast="0" w:name="_heading=h.aarlbc7mxomf" w:id="12"/>
+      <w:bookmarkEnd w:id="12"/>
+      <w:r>
+        <w:rPr>
+          <w:rtl w:val="0"/>
+        </w:rPr>
+        <w:t xml:space="preserve">Project Management Risks</w:t>
+      </w:r>
+    </w:p>
+    <w:p>
+      <w:pPr>
+        <w:pStyle w:val="Heading3"/>
+        <w:rPr/>
+      </w:pPr>
+      <w:bookmarkStart w:colFirst="0" w:colLast="0" w:name="_heading=h.vxqs0ns79olp" w:id="13"/>
+      <w:bookmarkEnd w:id="13"/>
+      <w:r>
+        <w:rPr>
+          <w:rtl w:val="0"/>
+        </w:rPr>
+        <w:t xml:space="preserve">Risk 7: Uneven Work Distribution</w:t>
+      </w:r>
+    </w:p>
+    <w:p>
+      <w:pPr>
+        <w:rPr/>
+      </w:pPr>
+      <w:r>
+        <w:rPr>
+          <w:b w:val="1"/>
+          <w:bCs w:val="1"/>
+          <w:rtl w:val="0"/>
+        </w:rPr>
+        <w:t xml:space="preserve">Description:</w:t>
+      </w:r>
+      <w:r>
+        <w:rPr>
+          <w:rtl w:val="0"/>
+        </w:rPr>
+        <w:br w:type="textWrapping"/>
+        <w:t xml:space="preserve">In group-based software engineering projects, some members may become overloaded while others contribute less, affecting quality and deadlines.</w:t>
+      </w:r>
+    </w:p>
+    <w:p>
+      <w:pPr>
+        <w:rPr/>
+      </w:pPr>
+      <w:r>
+        <w:rPr>
+          <w:rtl w:val="0"/>
+        </w:rPr>
+      </w:r>
+    </w:p>
+    <w:p>
+      <w:pPr>
+        <w:rPr/>
+      </w:pPr>
+      <w:r>
+        <w:rPr>
+          <w:b w:val="1"/>
+          <w:bCs w:val="1"/>
+          <w:rtl w:val="0"/>
+        </w:rPr>
+        <w:t xml:space="preserve">Likelihood:</w:t>
+      </w:r>
+      <w:r>
+        <w:rPr>
+          <w:rtl w:val="0"/>
+        </w:rPr>
+        <w:t xml:space="preserve"> Medium</w:t>
+        <w:br w:type="textWrapping"/>
+      </w:r>
+      <w:r>
+        <w:rPr>
+          <w:b w:val="1"/>
+          <w:bCs w:val="1"/>
+          <w:rtl w:val="0"/>
+        </w:rPr>
+        <w:t xml:space="preserve">Impact:</w:t>
+      </w:r>
+      <w:r>
+        <w:rPr>
+          <w:rtl w:val="0"/>
+        </w:rPr>
+        <w:t xml:space="preserve"> Medium</w:t>
+      </w:r>
+    </w:p>
+    <w:p>
+      <w:pPr>
+        <w:rPr/>
+      </w:pPr>
+      <w:r>
+        <w:rPr>
+          <w:rtl w:val="0"/>
+        </w:rPr>
+      </w:r>
+    </w:p>
+    <w:p>
+      <w:pPr>
+        <w:rPr/>
+      </w:pPr>
+      <w:r>
+        <w:rPr>
+          <w:b w:val="1"/>
+          <w:bCs w:val="1"/>
+          <w:rtl w:val="0"/>
+        </w:rPr>
+        <w:t xml:space="preserve">Mitigation Strategy:</w:t>
+      </w:r>
+      <w:r>
+        <w:rPr>
+          <w:rtl w:val="0"/>
+        </w:rPr>
+      </w:r>
+    </w:p>
+    <w:p>
+      <w:pPr>
+        <w:numPr>
+          <w:ilvl w:val="0"/>
+          <w:numId w:val="5"/>
+        </w:numPr>
+        <w:ind w:left="720" w:hanging="360"/>
+        <w:rPr/>
+      </w:pPr>
+      <w:r>
+        <w:rPr>
+          <w:rtl w:val="0"/>
+        </w:rPr>
+        <w:t xml:space="preserve">Clearly define responsibilities.</w:t>
+      </w:r>
+    </w:p>
+    <w:p>
+      <w:pPr>
+        <w:numPr>
+          <w:ilvl w:val="0"/>
+          <w:numId w:val="5"/>
+        </w:numPr>
+        <w:ind w:left="720" w:hanging="360"/>
+        <w:rPr/>
+      </w:pPr>
+      <w:r>
+        <w:rPr>
+          <w:rtl w:val="0"/>
+        </w:rPr>
+        <w:t xml:space="preserve">Use task tracking tools.</w:t>
+      </w:r>
+    </w:p>
+    <w:p>
+      <w:pPr>
+        <w:numPr>
+          <w:ilvl w:val="0"/>
+          <w:numId w:val="5"/>
+        </w:numPr>
+        <w:ind w:left="720" w:hanging="360"/>
+        <w:rPr/>
+      </w:pPr>
+      <w:r>
+        <w:rPr>
+          <w:rtl w:val="0"/>
+        </w:rPr>
+        <w:t xml:space="preserve">Hold regular team meetings.</w:t>
+      </w:r>
+    </w:p>
+    <w:p>
+      <w:pPr>
+        <w:numPr>
+          <w:ilvl w:val="0"/>
+          <w:numId w:val="5"/>
+        </w:numPr>
+        <w:ind w:left="720" w:hanging="360"/>
+        <w:rPr/>
+      </w:pPr>
+      <w:r>
+        <w:rPr>
+          <w:rtl w:val="0"/>
+        </w:rPr>
+        <w:t xml:space="preserve">Ensure transparency in workload distribution.</w:t>
+      </w:r>
+    </w:p>
+    <w:p>
+      <w:pPr>
+        <w:rPr/>
+      </w:pPr>
+      <w:r>
+        <w:rPr>
+          <w:rtl w:val="0"/>
+        </w:rPr>
+      </w:r>
+    </w:p>
+    <w:p>
+      <w:pPr>
+        <w:rPr/>
+      </w:pPr>
+      <w:r>
+        <w:rPr>
+          <w:rtl w:val="0"/>
+        </w:rPr>
+      </w:r>
+    </w:p>
+    <w:p>
+      <w:pPr>
+        <w:pStyle w:val="Heading3"/>
+        <w:rPr/>
+      </w:pPr>
+      <w:bookmarkStart w:colFirst="0" w:colLast="0" w:name="_heading=h.edho5ast1z7u" w:id="14"/>
+      <w:bookmarkEnd w:id="14"/>
+      <w:r>
+        <w:rPr>
+          <w:rtl w:val="0"/>
+        </w:rPr>
+        <w:t xml:space="preserve">Risk 8: Time Constraints and Deadline Pressure</w:t>
+      </w:r>
+    </w:p>
+    <w:p>
+      <w:pPr>
+        <w:rPr/>
+      </w:pPr>
+      <w:r>
+        <w:rPr>
+          <w:b w:val="1"/>
+          <w:bCs w:val="1"/>
+          <w:rtl w:val="0"/>
+        </w:rPr>
+        <w:t xml:space="preserve">Description:</w:t>
+      </w:r>
+      <w:r>
+        <w:rPr>
+          <w:rtl w:val="0"/>
+        </w:rPr>
+        <w:br w:type="textWrapping"/>
+        <w:t xml:space="preserve">Innovation often requires experimentation and iteration, which may conflict with fixed academic deadlines.</w:t>
+      </w:r>
+    </w:p>
+    <w:p>
+      <w:pPr>
+        <w:rPr/>
+      </w:pPr>
+      <w:r>
+        <w:rPr>
+          <w:rtl w:val="0"/>
+        </w:rPr>
+      </w:r>
+    </w:p>
+    <w:p>
+      <w:pPr>
+        <w:rPr/>
+      </w:pPr>
+      <w:r>
+        <w:rPr>
+          <w:b w:val="1"/>
+          <w:bCs w:val="1"/>
+          <w:rtl w:val="0"/>
+        </w:rPr>
+        <w:t xml:space="preserve">Likelihood:</w:t>
+      </w:r>
+      <w:r>
+        <w:rPr>
+          <w:rtl w:val="0"/>
+        </w:rPr>
+        <w:t xml:space="preserve"> High</w:t>
+        <w:br w:type="textWrapping"/>
+      </w:r>
+      <w:r>
+        <w:rPr>
+          <w:b w:val="1"/>
+          <w:bCs w:val="1"/>
+          <w:rtl w:val="0"/>
+        </w:rPr>
+        <w:t xml:space="preserve">Impact:</w:t>
+      </w:r>
+      <w:r>
+        <w:rPr>
+          <w:rtl w:val="0"/>
+        </w:rPr>
+        <w:t xml:space="preserve"> High</w:t>
+      </w:r>
+    </w:p>
+    <w:p>
+      <w:pPr>
+        <w:rPr/>
+      </w:pPr>
+      <w:r>
+        <w:rPr>
+          <w:rtl w:val="0"/>
+        </w:rPr>
+      </w:r>
+    </w:p>
+    <w:p>
+      <w:pPr>
+        <w:rPr/>
+      </w:pPr>
+      <w:r>
+        <w:rPr>
+          <w:b w:val="1"/>
+          <w:bCs w:val="1"/>
+          <w:rtl w:val="0"/>
+        </w:rPr>
+        <w:t xml:space="preserve">Mitigation Strategy:</w:t>
+      </w:r>
+      <w:r>
+        <w:rPr>
+          <w:rtl w:val="0"/>
+        </w:rPr>
+      </w:r>
+    </w:p>
+    <w:p>
+      <w:pPr>
+        <w:numPr>
+          <w:ilvl w:val="0"/>
+          <w:numId w:val="6"/>
+        </w:numPr>
+        <w:ind w:left="720" w:hanging="360"/>
+        <w:rPr/>
+      </w:pPr>
+      <w:r>
+        <w:rPr>
+          <w:rtl w:val="0"/>
+        </w:rPr>
+        <w:t xml:space="preserve">Create a detailed project timeline.</w:t>
+      </w:r>
+    </w:p>
+    <w:p>
+      <w:pPr>
+        <w:numPr>
+          <w:ilvl w:val="0"/>
+          <w:numId w:val="6"/>
+        </w:numPr>
+        <w:ind w:left="720" w:hanging="360"/>
+        <w:rPr/>
+      </w:pPr>
+      <w:r>
+        <w:rPr>
+          <w:rtl w:val="0"/>
+        </w:rPr>
+        <w:t xml:space="preserve">Prioritize essential features.</w:t>
+      </w:r>
+    </w:p>
+    <w:p>
+      <w:pPr>
+        <w:numPr>
+          <w:ilvl w:val="0"/>
+          <w:numId w:val="6"/>
+        </w:numPr>
+        <w:ind w:left="720" w:hanging="360"/>
+        <w:rPr/>
+      </w:pPr>
+      <w:r>
+        <w:rPr>
+          <w:rtl w:val="0"/>
+        </w:rPr>
+        <w:t xml:space="preserve">Reserve buffer time for testing and debugging.</w:t>
+      </w:r>
+    </w:p>
+    <w:p>
+      <w:pPr>
+        <w:numPr>
+          <w:ilvl w:val="0"/>
+          <w:numId w:val="6"/>
+        </w:numPr>
+        <w:ind w:left="720" w:hanging="360"/>
+        <w:rPr/>
+      </w:pPr>
+      <w:r>
+        <w:rPr>
+          <w:rtl w:val="0"/>
+        </w:rPr>
+        <w:t xml:space="preserve">Monitor progress weekly.</w:t>
+      </w:r>
+    </w:p>
+    <w:p>
+      <w:pPr>
+        <w:pStyle w:val="Heading1"/>
+        <w:rPr/>
+      </w:pPr>
+      <w:bookmarkStart w:colFirst="0" w:colLast="0" w:name="_heading=h.uubvjiln1xh3" w:id="15"/>
+      <w:bookmarkEnd w:id="15"/>
+      <w:r>
+        <w:rPr>
+          <w:rtl w:val="0"/>
+        </w:rPr>
+        <w:t xml:space="preserve">Quality Risks</w:t>
+      </w:r>
+    </w:p>
+    <w:p>
+      <w:pPr>
+        <w:pStyle w:val="Heading3"/>
+        <w:rPr/>
+      </w:pPr>
+      <w:bookmarkStart w:colFirst="0" w:colLast="0" w:name="_heading=h.rb1k6outt333" w:id="16"/>
+      <w:bookmarkEnd w:id="16"/>
+      <w:r>
+        <w:rPr>
+          <w:rtl w:val="0"/>
+        </w:rPr>
+        <w:t xml:space="preserve">Risk 9: Insufficient Testing</w:t>
+      </w:r>
+    </w:p>
+    <w:p>
+      <w:pPr>
+        <w:rPr/>
+      </w:pPr>
+      <w:r>
+        <w:rPr>
+          <w:b w:val="1"/>
+          <w:bCs w:val="1"/>
+          <w:rtl w:val="0"/>
+        </w:rPr>
+        <w:t xml:space="preserve">Description:</w:t>
+      </w:r>
+      <w:r>
+        <w:rPr>
+          <w:rtl w:val="0"/>
+        </w:rPr>
+        <w:br w:type="textWrapping"/>
+        <w:t xml:space="preserve">Due to focus on innovation and feature development, testing may be deprioritized, resulting in unstable functionality.</w:t>
+      </w:r>
+    </w:p>
+    <w:p>
+      <w:pPr>
+        <w:rPr/>
+      </w:pPr>
+      <w:r>
+        <w:rPr>
+          <w:rtl w:val="0"/>
+        </w:rPr>
+      </w:r>
+    </w:p>
+    <w:p>
+      <w:pPr>
+        <w:rPr/>
+      </w:pPr>
+      <w:r>
+        <w:rPr>
+          <w:b w:val="1"/>
+          <w:bCs w:val="1"/>
+          <w:rtl w:val="0"/>
+        </w:rPr>
+        <w:t xml:space="preserve">Likelihood:</w:t>
+      </w:r>
+      <w:r>
+        <w:rPr>
+          <w:rtl w:val="0"/>
+        </w:rPr>
+        <w:t xml:space="preserve"> Medium</w:t>
+        <w:br w:type="textWrapping"/>
+      </w:r>
+      <w:r>
+        <w:rPr>
+          <w:b w:val="1"/>
+          <w:bCs w:val="1"/>
+          <w:rtl w:val="0"/>
+        </w:rPr>
+        <w:t xml:space="preserve">Impact:</w:t>
+      </w:r>
+      <w:r>
+        <w:rPr>
+          <w:rtl w:val="0"/>
+        </w:rPr>
+        <w:t xml:space="preserve"> High</w:t>
+      </w:r>
+    </w:p>
+    <w:p>
+      <w:pPr>
+        <w:rPr/>
+      </w:pPr>
+      <w:r>
+        <w:rPr>
+          <w:rtl w:val="0"/>
+        </w:rPr>
+      </w:r>
+    </w:p>
+    <w:p>
+      <w:pPr>
+        <w:rPr/>
+      </w:pPr>
+      <w:r>
+        <w:rPr>
+          <w:b w:val="1"/>
+          <w:bCs w:val="1"/>
+          <w:rtl w:val="0"/>
+        </w:rPr>
+        <w:t xml:space="preserve">Mitigation Strategy:</w:t>
       </w:r>
       <w:r>
         <w:rPr>
@@ -4743,17 +7008,9 @@
       </w:pPr>
       <w:r>
         <w:rPr>
-          <w:b w:val="1"/>
-          <w:bCs w:val="1"/>
-          <w:rtl w:val="0"/>
-        </w:rPr>
-        <w:t xml:space="preserve">Likelihood</w:t>
-      </w:r>
-      <w:r>
-        <w:rPr>
-          <w:rtl w:val="0"/>
-        </w:rPr>
-        <w:t xml:space="preserve"> (Low / Medium / High)</w:t>
+          <w:rtl w:val="0"/>
+        </w:rPr>
+        <w:t xml:space="preserve">Implement unit testing for core components.</w:t>
       </w:r>
     </w:p>
     <w:p>
@@ -4767,17 +7024,9 @@
       </w:pPr>
       <w:r>
         <w:rPr>
-          <w:b w:val="1"/>
-          <w:bCs w:val="1"/>
-          <w:rtl w:val="0"/>
-        </w:rPr>
-        <w:t xml:space="preserve">Impact</w:t>
-      </w:r>
-      <w:r>
-        <w:rPr>
-          <w:rtl w:val="0"/>
-        </w:rPr>
-        <w:t xml:space="preserve"> (Low / Medium / High)</w:t>
+          <w:rtl w:val="0"/>
+        </w:rPr>
+        <w:t xml:space="preserve">Perform integration testing before delivery.</w:t>
       </w:r>
     </w:p>
     <w:p>
@@ -4791,134 +7040,83 @@
       </w:pPr>
       <w:r>
         <w:rPr>
+          <w:rtl w:val="0"/>
+        </w:rPr>
+        <w:t xml:space="preserve">Use test cases derived from requirements.</w:t>
+      </w:r>
+    </w:p>
+    <w:p>
+      <w:pPr>
+        <w:numPr>
+          <w:ilvl w:val="0"/>
+          <w:numId w:val="7"/>
+        </w:numPr>
+        <w:ind w:left="720" w:hanging="360"/>
+        <w:rPr/>
+      </w:pPr>
+      <w:r>
+        <w:rPr>
+          <w:rtl w:val="0"/>
+        </w:rPr>
+        <w:t xml:space="preserve">Automate testing where possible.</w:t>
+      </w:r>
+    </w:p>
+    <w:p>
+      <w:pPr>
+        <w:rPr/>
+      </w:pPr>
+      <w:r>
+        <w:rPr>
+          <w:rtl w:val="0"/>
+        </w:rPr>
+      </w:r>
+    </w:p>
+    <w:p>
+      <w:pPr>
+        <w:rPr/>
+      </w:pPr>
+      <w:r>
+        <w:rPr>
           <w:b w:val="1"/>
           <w:bCs w:val="1"/>
-          <w:rtl w:val="0"/>
-        </w:rPr>
-        <w:t xml:space="preserve">Mitigation Strategy</w:t>
-      </w:r>
-      <w:r>
-        <w:rPr>
-          <w:rtl w:val="0"/>
-        </w:rPr>
-      </w:r>
-    </w:p>
-    <w:p>
-      <w:pPr>
-        <w:rPr/>
-      </w:pPr>
-      <w:r>
-        <w:rPr>
-          <w:rtl w:val="0"/>
-        </w:rPr>
-      </w:r>
-    </w:p>
-    <w:p>
-      <w:pPr>
-        <w:rPr/>
-      </w:pPr>
-      <w:r>
-        <w:rPr>
-          <w:rtl w:val="0"/>
-        </w:rPr>
-      </w:r>
-    </w:p>
-    <w:p>
-      <w:pPr>
-        <w:rPr/>
-      </w:pPr>
-      <w:r>
-        <w:rPr>
-          <w:rtl w:val="0"/>
-        </w:rPr>
-      </w:r>
-    </w:p>
-    <w:p>
-      <w:pPr>
-        <w:rPr/>
-      </w:pPr>
-      <w:r>
-        <w:rPr>
-          <w:rtl w:val="0"/>
-        </w:rPr>
-      </w:r>
-    </w:p>
-    <w:p>
-      <w:pPr>
-        <w:rPr/>
-      </w:pPr>
-      <w:r>
-        <w:rPr>
-          <w:rtl w:val="0"/>
-        </w:rPr>
-      </w:r>
-    </w:p>
-    <w:p>
-      <w:pPr>
-        <w:rPr/>
-      </w:pPr>
-      <w:r>
-        <w:rPr>
-          <w:rtl w:val="0"/>
-        </w:rPr>
-      </w:r>
-    </w:p>
-    <w:p>
-      <w:pPr>
-        <w:rPr/>
-      </w:pPr>
-      <w:r>
-        <w:rPr>
-          <w:rtl w:val="0"/>
-        </w:rPr>
-      </w:r>
-    </w:p>
-    <w:p>
-      <w:pPr>
-        <w:rPr/>
-      </w:pPr>
-      <w:r>
-        <w:rPr>
-          <w:rtl w:val="0"/>
-        </w:rPr>
-      </w:r>
-    </w:p>
-    <w:p>
-      <w:pPr>
-        <w:rPr/>
-      </w:pPr>
-      <w:r>
-        <w:rPr>
-          <w:rtl w:val="0"/>
-        </w:rPr>
-      </w:r>
-    </w:p>
-    <w:p>
-      <w:pPr>
-        <w:pStyle w:val="Heading1"/>
-        <w:rPr/>
-      </w:pPr>
-      <w:bookmarkStart w:colFirst="0" w:colLast="0" w:name="_heading=h.89iv15w5nl49" w:id="4"/>
-      <w:bookmarkEnd w:id="4"/>
-      <w:r>
-        <w:rPr>
-          <w:rtl w:val="0"/>
-        </w:rPr>
-        <w:t xml:space="preserve">Technical Risks</w:t>
+          <w:sz w:val="32"/>
+          <w:szCs w:val="32"/>
+          <w:rtl w:val="0"/>
+        </w:rPr>
+        <w:t xml:space="preserve">AI Risks</w:t>
+      </w:r>
+      <w:r>
+        <w:rPr>
+          <w:rtl w:val="0"/>
+        </w:rPr>
       </w:r>
     </w:p>
     <w:p>
       <w:pPr>
         <w:pStyle w:val="Heading3"/>
-        <w:rPr/>
-      </w:pPr>
-      <w:bookmarkStart w:colFirst="0" w:colLast="0" w:name="_heading=h.xi77r2w11xlb" w:id="5"/>
-      <w:bookmarkEnd w:id="5"/>
-      <w:r>
-        <w:rPr>
-          <w:rtl w:val="0"/>
-        </w:rPr>
-        <w:t xml:space="preserve">Risk 1: Integration Complexity Between System Components</w:t>
+        <w:rPr>
+          <w:sz w:val="32"/>
+          <w:szCs w:val="32"/>
+        </w:rPr>
+      </w:pPr>
+      <w:bookmarkStart w:colFirst="0" w:colLast="0" w:name="_heading=h.1gts2elywfid" w:id="17"/>
+      <w:bookmarkEnd w:id="17"/>
+      <w:r>
+        <w:rPr>
+          <w:rtl w:val="0"/>
+        </w:rPr>
+        <w:t xml:space="preserve">Risk 10: </w:t>
+      </w:r>
+      <w:r>
+        <w:rPr>
+          <w:rtl w:val="0"/>
+        </w:rPr>
+        <w:t xml:space="preserve">AI misinterpretation of User commands</w:t>
+      </w:r>
+      <w:r>
+        <w:rPr>
+          <w:rtl w:val="0"/>
+        </w:rPr>
       </w:r>
     </w:p>
     <w:p>
@@ -4938,7 +7136,7 @@
           <w:rtl w:val="0"/>
         </w:rPr>
         <w:br w:type="textWrapping"/>
-        <w:t xml:space="preserve">The SmartHouse system consists of multiple interacting components (e.g., sensors, controllers, user interface, backend logic, possible IoT simulation). Integration between these modules may introduce unexpected behavior, compatibility issues, or architectural inconsistencies.</w:t>
+        <w:t xml:space="preserve">Since the system relies on natural language processing, the AI may incorrectly interpret ambiguous or complex user commands. This may result in unintended divide actions such as opening the wrong device or executing an incorrect command.</w:t>
       </w:r>
     </w:p>
     <w:p>
@@ -4968,8 +7166,12 @@
           <w:rtl w:val="0"/>
         </w:rPr>
         <w:t xml:space="preserve"> Medium</w:t>
-        <w:br w:type="textWrapping"/>
-      </w:r>
+      </w:r>
+    </w:p>
+    <w:p>
+      <w:pPr>
+        <w:rPr/>
+      </w:pPr>
       <w:r>
         <w:rPr>
           <w:b w:val="1"/>
@@ -4997,123 +7199,10 @@
     </w:p>
     <w:p>
       <w:pPr>
-        <w:rPr/>
-      </w:pPr>
-      <w:r>
         <w:rPr>
           <w:b w:val="1"/>
           <w:bCs w:val="1"/>
-          <w:rtl w:val="0"/>
-        </w:rPr>
-        <w:t xml:space="preserve">Mitigation Strategy:</w:t>
-      </w:r>
-      <w:r>
-        <w:rPr>
-          <w:rtl w:val="0"/>
-        </w:rPr>
-      </w:r>
-    </w:p>
-    <w:p>
-      <w:pPr>
-        <w:numPr>
-          <w:ilvl w:val="0"/>
-          <w:numId w:val="8"/>
-        </w:numPr>
-        <w:ind w:left="720" w:hanging="360"/>
-        <w:rPr/>
-      </w:pPr>
-      <w:r>
-        <w:rPr>
-          <w:rtl w:val="0"/>
-        </w:rPr>
-        <w:t xml:space="preserve">Use a modular architecture with clearly defined interfaces.</w:t>
-      </w:r>
-    </w:p>
-    <w:p>
-      <w:pPr>
-        <w:numPr>
-          <w:ilvl w:val="0"/>
-          <w:numId w:val="8"/>
-        </w:numPr>
-        <w:ind w:left="720" w:hanging="360"/>
-        <w:rPr/>
-      </w:pPr>
-      <w:r>
-        <w:rPr>
-          <w:rtl w:val="0"/>
-        </w:rPr>
-        <w:t xml:space="preserve">Apply early integration testing instead of postponing integration until late stages.</w:t>
-      </w:r>
-    </w:p>
-    <w:p>
-      <w:pPr>
-        <w:numPr>
-          <w:ilvl w:val="0"/>
-          <w:numId w:val="8"/>
-        </w:numPr>
-        <w:ind w:left="720" w:hanging="360"/>
-        <w:rPr/>
-      </w:pPr>
-      <w:r>
-        <w:rPr>
-          <w:rtl w:val="0"/>
-        </w:rPr>
-        <w:t xml:space="preserve">Follow consistent design principles and coding standards.</w:t>
-      </w:r>
-    </w:p>
-    <w:p>
-      <w:pPr>
-        <w:numPr>
-          <w:ilvl w:val="0"/>
-          <w:numId w:val="8"/>
-        </w:numPr>
-        <w:ind w:left="720" w:hanging="360"/>
-        <w:rPr/>
-      </w:pPr>
-      <w:r>
-        <w:rPr>
-          <w:rtl w:val="0"/>
-        </w:rPr>
-        <w:t xml:space="preserve">Conduct peer code reviews.</w:t>
-      </w:r>
-    </w:p>
-    <w:p>
-      <w:pPr>
-        <w:rPr/>
-      </w:pPr>
-      <w:r>
-        <w:rPr>
-          <w:rtl w:val="0"/>
-        </w:rPr>
-      </w:r>
-    </w:p>
-    <w:p>
-      <w:pPr>
-        <w:rPr/>
-      </w:pPr>
-      <w:r>
-        <w:rPr>
-          <w:rtl w:val="0"/>
-        </w:rPr>
-      </w:r>
-    </w:p>
-    <w:p>
-      <w:pPr>
-        <w:pStyle w:val="Heading3"/>
-        <w:rPr/>
-      </w:pPr>
-      <w:bookmarkStart w:colFirst="0" w:colLast="0" w:name="_heading=h.8n38ziin7j5c" w:id="6"/>
-      <w:bookmarkEnd w:id="6"/>
-      <w:r>
-        <w:rPr>
-          <w:rtl w:val="0"/>
-        </w:rPr>
-        <w:t xml:space="preserve">Risk 2: Scalability and Performance Limitations</w:t>
-      </w:r>
-    </w:p>
-    <w:p>
-      <w:pPr>
-        <w:rPr/>
+        </w:rPr>
       </w:pPr>
       <w:r>
         <w:rPr>
@@ -5121,1124 +7210,7 @@
           <w:bCs w:val="1"/>
           <w:rtl w:val="0"/>
         </w:rPr>
-        <w:t xml:space="preserve">Description:</w:t>
-      </w:r>
-      <w:r>
-        <w:rPr>
-          <w:rtl w:val="0"/>
-        </w:rPr>
-        <w:br w:type="textWrapping"/>
-        <w:t xml:space="preserve">Innovative features (e.g., automation rules, real-time monitoring, event handling) may increase system complexity. If not properly designed, the system may experience performance degradation as the number of devices or rules increases.</w:t>
-      </w:r>
-    </w:p>
-    <w:p>
-      <w:pPr>
-        <w:rPr/>
-      </w:pPr>
-      <w:r>
-        <w:rPr>
-          <w:rtl w:val="0"/>
-        </w:rPr>
-      </w:r>
-    </w:p>
-    <w:p>
-      <w:pPr>
-        <w:rPr/>
-      </w:pPr>
-      <w:r>
-        <w:rPr>
-          <w:b w:val="1"/>
-          <w:bCs w:val="1"/>
-          <w:rtl w:val="0"/>
-        </w:rPr>
-        <w:t xml:space="preserve">Likelihood:</w:t>
-      </w:r>
-      <w:r>
-        <w:rPr>
-          <w:rtl w:val="0"/>
-        </w:rPr>
-        <w:t xml:space="preserve"> Medium</w:t>
-        <w:br w:type="textWrapping"/>
-      </w:r>
-      <w:r>
-        <w:rPr>
-          <w:b w:val="1"/>
-          <w:bCs w:val="1"/>
-          <w:rtl w:val="0"/>
-        </w:rPr>
-        <w:t xml:space="preserve">Impact:</w:t>
-      </w:r>
-      <w:r>
-        <w:rPr>
-          <w:rtl w:val="0"/>
-        </w:rPr>
-        <w:t xml:space="preserve"> Medium to High</w:t>
-      </w:r>
-    </w:p>
-    <w:p>
-      <w:pPr>
-        <w:rPr/>
-      </w:pPr>
-      <w:r>
-        <w:rPr>
-          <w:rtl w:val="0"/>
-        </w:rPr>
-      </w:r>
-    </w:p>
-    <w:p>
-      <w:pPr>
-        <w:rPr/>
-      </w:pPr>
-      <w:r>
-        <w:rPr>
-          <w:b w:val="1"/>
-          <w:bCs w:val="1"/>
-          <w:rtl w:val="0"/>
-        </w:rPr>
         <w:t xml:space="preserve">Mitigation Strategy:</w:t>
-      </w:r>
-      <w:r>
-        <w:rPr>
-          <w:rtl w:val="0"/>
-        </w:rPr>
-      </w:r>
-    </w:p>
-    <w:p>
-      <w:pPr>
-        <w:numPr>
-          <w:ilvl w:val="0"/>
-          <w:numId w:val="9"/>
-        </w:numPr>
-        <w:ind w:left="720" w:hanging="360"/>
-        <w:rPr/>
-      </w:pPr>
-      <w:r>
-        <w:rPr>
-          <w:rtl w:val="0"/>
-        </w:rPr>
-        <w:t xml:space="preserve">Use efficient data structures and algorithms.</w:t>
-      </w:r>
-    </w:p>
-    <w:p>
-      <w:pPr>
-        <w:numPr>
-          <w:ilvl w:val="0"/>
-          <w:numId w:val="9"/>
-        </w:numPr>
-        <w:ind w:left="720" w:hanging="360"/>
-        <w:rPr/>
-      </w:pPr>
-      <w:r>
-        <w:rPr>
-          <w:rtl w:val="0"/>
-        </w:rPr>
-        <w:t xml:space="preserve">Perform early performance testing with simulated load.</w:t>
-      </w:r>
-    </w:p>
-    <w:p>
-      <w:pPr>
-        <w:numPr>
-          <w:ilvl w:val="0"/>
-          <w:numId w:val="9"/>
-        </w:numPr>
-        <w:ind w:left="720" w:hanging="360"/>
-        <w:rPr/>
-      </w:pPr>
-      <w:r>
-        <w:rPr>
-          <w:rtl w:val="0"/>
-        </w:rPr>
-        <w:t xml:space="preserve">Avoid unnecessary polling or blocking operations.</w:t>
-      </w:r>
-    </w:p>
-    <w:p>
-      <w:pPr>
-        <w:numPr>
-          <w:ilvl w:val="0"/>
-          <w:numId w:val="9"/>
-        </w:numPr>
-        <w:ind w:left="720" w:hanging="360"/>
-        <w:rPr/>
-      </w:pPr>
-      <w:r>
-        <w:rPr>
-          <w:rtl w:val="0"/>
-        </w:rPr>
-        <w:t xml:space="preserve">Refactor performance-critical sections when identified.</w:t>
-      </w:r>
-    </w:p>
-    <w:p>
-      <w:pPr>
-        <w:rPr/>
-      </w:pPr>
-      <w:r>
-        <w:rPr>
-          <w:rtl w:val="0"/>
-        </w:rPr>
-      </w:r>
-    </w:p>
-    <w:p>
-      <w:pPr>
-        <w:rPr/>
-      </w:pPr>
-      <w:r>
-        <w:rPr>
-          <w:rtl w:val="0"/>
-        </w:rPr>
-      </w:r>
-    </w:p>
-    <w:p>
-      <w:pPr>
-        <w:rPr/>
-      </w:pPr>
-      <w:r>
-        <w:rPr>
-          <w:rtl w:val="0"/>
-        </w:rPr>
-      </w:r>
-    </w:p>
-    <w:p>
-      <w:pPr>
-        <w:rPr/>
-      </w:pPr>
-      <w:r>
-        <w:rPr>
-          <w:rtl w:val="0"/>
-        </w:rPr>
-      </w:r>
-    </w:p>
-    <w:p>
-      <w:pPr>
-        <w:rPr/>
-      </w:pPr>
-      <w:r>
-        <w:rPr>
-          <w:rtl w:val="0"/>
-        </w:rPr>
-      </w:r>
-    </w:p>
-    <w:p>
-      <w:pPr>
-        <w:rPr/>
-      </w:pPr>
-      <w:r>
-        <w:rPr>
-          <w:rtl w:val="0"/>
-        </w:rPr>
-      </w:r>
-    </w:p>
-    <w:p>
-      <w:pPr>
-        <w:rPr/>
-      </w:pPr>
-      <w:r>
-        <w:rPr>
-          <w:rtl w:val="0"/>
-        </w:rPr>
-      </w:r>
-    </w:p>
-    <w:p>
-      <w:pPr>
-        <w:rPr/>
-      </w:pPr>
-      <w:r>
-        <w:rPr>
-          <w:rtl w:val="0"/>
-        </w:rPr>
-      </w:r>
-    </w:p>
-    <w:p>
-      <w:pPr>
-        <w:rPr/>
-      </w:pPr>
-      <w:r>
-        <w:rPr>
-          <w:rtl w:val="0"/>
-        </w:rPr>
-      </w:r>
-    </w:p>
-    <w:p>
-      <w:pPr>
-        <w:pStyle w:val="Heading3"/>
-        <w:rPr/>
-      </w:pPr>
-      <w:bookmarkStart w:colFirst="0" w:colLast="0" w:name="_heading=h.buhnp4xryeeo" w:id="7"/>
-      <w:bookmarkEnd w:id="7"/>
-      <w:r>
-        <w:rPr>
-          <w:rtl w:val="0"/>
-        </w:rPr>
-        <w:t xml:space="preserve">Risk 3: Incomplete or Over-Ambitious Innovation Scope</w:t>
-      </w:r>
-    </w:p>
-    <w:p>
-      <w:pPr>
-        <w:rPr/>
-      </w:pPr>
-      <w:r>
-        <w:rPr>
-          <w:b w:val="1"/>
-          <w:bCs w:val="1"/>
-          <w:rtl w:val="0"/>
-        </w:rPr>
-        <w:t xml:space="preserve">Description:</w:t>
-      </w:r>
-      <w:r>
-        <w:rPr>
-          <w:rtl w:val="0"/>
-        </w:rPr>
-        <w:br w:type="textWrapping"/>
-        <w:t xml:space="preserve">Since SG4 emphasizes innovation, there is a risk that the team attempts to implement overly complex or experimental features that exceed the time or technical capacity of the group.</w:t>
-      </w:r>
-    </w:p>
-    <w:p>
-      <w:pPr>
-        <w:rPr/>
-      </w:pPr>
-      <w:r>
-        <w:rPr>
-          <w:rtl w:val="0"/>
-        </w:rPr>
-      </w:r>
-    </w:p>
-    <w:p>
-      <w:pPr>
-        <w:rPr/>
-      </w:pPr>
-      <w:r>
-        <w:rPr>
-          <w:b w:val="1"/>
-          <w:bCs w:val="1"/>
-          <w:rtl w:val="0"/>
-        </w:rPr>
-        <w:t xml:space="preserve">Likelihood:</w:t>
-      </w:r>
-      <w:r>
-        <w:rPr>
-          <w:rtl w:val="0"/>
-        </w:rPr>
-        <w:t xml:space="preserve"> Medium</w:t>
-        <w:br w:type="textWrapping"/>
-      </w:r>
-      <w:r>
-        <w:rPr>
-          <w:b w:val="1"/>
-          <w:bCs w:val="1"/>
-          <w:rtl w:val="0"/>
-        </w:rPr>
-        <w:t xml:space="preserve">Impact:</w:t>
-      </w:r>
-      <w:r>
-        <w:rPr>
-          <w:rtl w:val="0"/>
-        </w:rPr>
-        <w:t xml:space="preserve"> High</w:t>
-      </w:r>
-    </w:p>
-    <w:p>
-      <w:pPr>
-        <w:rPr/>
-      </w:pPr>
-      <w:r>
-        <w:rPr>
-          <w:rtl w:val="0"/>
-        </w:rPr>
-      </w:r>
-    </w:p>
-    <w:p>
-      <w:pPr>
-        <w:rPr/>
-      </w:pPr>
-      <w:r>
-        <w:rPr>
-          <w:b w:val="1"/>
-          <w:bCs w:val="1"/>
-          <w:rtl w:val="0"/>
-        </w:rPr>
-        <w:t xml:space="preserve">Mitigation Strategy:</w:t>
-      </w:r>
-      <w:r>
-        <w:rPr>
-          <w:rtl w:val="0"/>
-        </w:rPr>
-      </w:r>
-    </w:p>
-    <w:p>
-      <w:pPr>
-        <w:numPr>
-          <w:ilvl w:val="0"/>
-          <w:numId w:val="10"/>
-        </w:numPr>
-        <w:ind w:left="720" w:hanging="360"/>
-        <w:rPr/>
-      </w:pPr>
-      <w:r>
-        <w:rPr>
-          <w:rtl w:val="0"/>
-        </w:rPr>
-        <w:t xml:space="preserve">Prioritize core functionality before innovative extensions.</w:t>
-      </w:r>
-    </w:p>
-    <w:p>
-      <w:pPr>
-        <w:numPr>
-          <w:ilvl w:val="0"/>
-          <w:numId w:val="10"/>
-        </w:numPr>
-        <w:ind w:left="720" w:hanging="360"/>
-        <w:rPr/>
-      </w:pPr>
-      <w:r>
-        <w:rPr>
-          <w:rtl w:val="0"/>
-        </w:rPr>
-        <w:t xml:space="preserve">Define a Minimum Viable Product (MVP).</w:t>
-      </w:r>
-    </w:p>
-    <w:p>
-      <w:pPr>
-        <w:numPr>
-          <w:ilvl w:val="0"/>
-          <w:numId w:val="10"/>
-        </w:numPr>
-        <w:ind w:left="720" w:hanging="360"/>
-        <w:rPr/>
-      </w:pPr>
-      <w:r>
-        <w:rPr>
-          <w:rtl w:val="0"/>
-        </w:rPr>
-        <w:t xml:space="preserve">Time-box experimental features.</w:t>
-      </w:r>
-    </w:p>
-    <w:p>
-      <w:pPr>
-        <w:numPr>
-          <w:ilvl w:val="0"/>
-          <w:numId w:val="10"/>
-        </w:numPr>
-        <w:ind w:left="720" w:hanging="360"/>
-        <w:rPr/>
-      </w:pPr>
-      <w:r>
-        <w:rPr>
-          <w:rtl w:val="0"/>
-        </w:rPr>
-        <w:t xml:space="preserve">Regularly evaluate progress against deadlines.</w:t>
-      </w:r>
-    </w:p>
-    <w:p>
-      <w:pPr>
-        <w:rPr/>
-      </w:pPr>
-      <w:r>
-        <w:rPr>
-          <w:rtl w:val="0"/>
-        </w:rPr>
-      </w:r>
-    </w:p>
-    <w:p>
-      <w:pPr>
-        <w:rPr/>
-      </w:pPr>
-      <w:r>
-        <w:rPr>
-          <w:rtl w:val="0"/>
-        </w:rPr>
-      </w:r>
-    </w:p>
-    <w:p>
-      <w:pPr>
-        <w:pStyle w:val="Heading3"/>
-        <w:rPr/>
-      </w:pPr>
-      <w:bookmarkStart w:colFirst="0" w:colLast="0" w:name="_heading=h.jqfe5sb8ndyc" w:id="8"/>
-      <w:bookmarkEnd w:id="8"/>
-      <w:r>
-        <w:rPr>
-          <w:rtl w:val="0"/>
-        </w:rPr>
-        <w:t xml:space="preserve">Risk 4: Unclear Requirements or Changing Requirements</w:t>
-      </w:r>
-    </w:p>
-    <w:p>
-      <w:pPr>
-        <w:rPr/>
-      </w:pPr>
-      <w:r>
-        <w:rPr>
-          <w:b w:val="1"/>
-          <w:bCs w:val="1"/>
-          <w:rtl w:val="0"/>
-        </w:rPr>
-        <w:t xml:space="preserve">Description:</w:t>
-      </w:r>
-      <w:r>
-        <w:rPr>
-          <w:rtl w:val="0"/>
-        </w:rPr>
-        <w:br w:type="textWrapping"/>
-        <w:t xml:space="preserve">Smart house systems often involve evolving user expectations. Changes in requirements during development may cause rework and architectural instability.</w:t>
-      </w:r>
-    </w:p>
-    <w:p>
-      <w:pPr>
-        <w:rPr/>
-      </w:pPr>
-      <w:r>
-        <w:rPr>
-          <w:rtl w:val="0"/>
-        </w:rPr>
-      </w:r>
-    </w:p>
-    <w:p>
-      <w:pPr>
-        <w:rPr/>
-      </w:pPr>
-      <w:r>
-        <w:rPr>
-          <w:b w:val="1"/>
-          <w:bCs w:val="1"/>
-          <w:rtl w:val="0"/>
-        </w:rPr>
-        <w:t xml:space="preserve">Likelihood:</w:t>
-      </w:r>
-      <w:r>
-        <w:rPr>
-          <w:rtl w:val="0"/>
-        </w:rPr>
-        <w:t xml:space="preserve"> Medium</w:t>
-        <w:br w:type="textWrapping"/>
-      </w:r>
-      <w:r>
-        <w:rPr>
-          <w:b w:val="1"/>
-          <w:bCs w:val="1"/>
-          <w:rtl w:val="0"/>
-        </w:rPr>
-        <w:t xml:space="preserve">Impact:</w:t>
-      </w:r>
-      <w:r>
-        <w:rPr>
-          <w:rtl w:val="0"/>
-        </w:rPr>
-        <w:t xml:space="preserve"> Medium</w:t>
-      </w:r>
-    </w:p>
-    <w:p>
-      <w:pPr>
-        <w:rPr/>
-      </w:pPr>
-      <w:r>
-        <w:rPr>
-          <w:rtl w:val="0"/>
-        </w:rPr>
-      </w:r>
-    </w:p>
-    <w:p>
-      <w:pPr>
-        <w:rPr/>
-      </w:pPr>
-      <w:r>
-        <w:rPr>
-          <w:b w:val="1"/>
-          <w:bCs w:val="1"/>
-          <w:rtl w:val="0"/>
-        </w:rPr>
-        <w:t xml:space="preserve">Mitigation Strategy:</w:t>
-      </w:r>
-      <w:r>
-        <w:rPr>
-          <w:rtl w:val="0"/>
-        </w:rPr>
-      </w:r>
-    </w:p>
-    <w:p>
-      <w:pPr>
-        <w:numPr>
-          <w:ilvl w:val="0"/>
-          <w:numId w:val="11"/>
-        </w:numPr>
-        <w:ind w:left="720" w:hanging="360"/>
-        <w:rPr/>
-      </w:pPr>
-      <w:r>
-        <w:rPr>
-          <w:rtl w:val="0"/>
-        </w:rPr>
-        <w:t xml:space="preserve">Clearly document functional and non-functional requirements.</w:t>
-      </w:r>
-    </w:p>
-    <w:p>
-      <w:pPr>
-        <w:numPr>
-          <w:ilvl w:val="0"/>
-          <w:numId w:val="11"/>
-        </w:numPr>
-        <w:ind w:left="720" w:hanging="360"/>
-        <w:rPr/>
-      </w:pPr>
-      <w:r>
-        <w:rPr>
-          <w:rtl w:val="0"/>
-        </w:rPr>
-        <w:t xml:space="preserve">Use version control for requirement changes.</w:t>
-      </w:r>
-    </w:p>
-    <w:p>
-      <w:pPr>
-        <w:numPr>
-          <w:ilvl w:val="0"/>
-          <w:numId w:val="11"/>
-        </w:numPr>
-        <w:ind w:left="720" w:hanging="360"/>
-        <w:rPr/>
-      </w:pPr>
-      <w:r>
-        <w:rPr>
-          <w:rtl w:val="0"/>
-        </w:rPr>
-        <w:t xml:space="preserve">Apply incremental development with frequent feedback.</w:t>
-      </w:r>
-    </w:p>
-    <w:p>
-      <w:pPr>
-        <w:numPr>
-          <w:ilvl w:val="0"/>
-          <w:numId w:val="11"/>
-        </w:numPr>
-        <w:ind w:left="720" w:hanging="360"/>
-        <w:rPr/>
-      </w:pPr>
-      <w:r>
-        <w:rPr>
-          <w:rtl w:val="0"/>
-        </w:rPr>
-        <w:t xml:space="preserve">Maintain traceability between requirements and implementation.</w:t>
-      </w:r>
-    </w:p>
-    <w:p>
-      <w:pPr>
-        <w:rPr/>
-      </w:pPr>
-      <w:r>
-        <w:rPr>
-          <w:rtl w:val="0"/>
-        </w:rPr>
-      </w:r>
-    </w:p>
-    <w:p>
-      <w:pPr>
-        <w:rPr/>
-      </w:pPr>
-      <w:r>
-        <w:rPr>
-          <w:rtl w:val="0"/>
-        </w:rPr>
-      </w:r>
-    </w:p>
-    <w:p>
-      <w:pPr>
-        <w:pStyle w:val="Heading1"/>
-        <w:rPr/>
-      </w:pPr>
-      <w:bookmarkStart w:colFirst="0" w:colLast="0" w:name="_heading=h.bi4dmvm9age2" w:id="9"/>
-      <w:bookmarkEnd w:id="9"/>
-      <w:r>
-        <w:rPr>
-          <w:rtl w:val="0"/>
-        </w:rPr>
-        <w:t xml:space="preserve">Security and Privacy Risks</w:t>
-      </w:r>
-    </w:p>
-    <w:p>
-      <w:pPr>
-        <w:pStyle w:val="Heading3"/>
-        <w:rPr/>
-      </w:pPr>
-      <w:bookmarkStart w:colFirst="0" w:colLast="0" w:name="_heading=h.8708v43nd42r" w:id="10"/>
-      <w:bookmarkEnd w:id="10"/>
-      <w:r>
-        <w:rPr>
-          <w:rtl w:val="0"/>
-        </w:rPr>
-        <w:t xml:space="preserve">Risk 5: Unauthorized Access or Security Vulnerabilities</w:t>
-      </w:r>
-    </w:p>
-    <w:p>
-      <w:pPr>
-        <w:rPr/>
-      </w:pPr>
-      <w:r>
-        <w:rPr>
-          <w:b w:val="1"/>
-          <w:bCs w:val="1"/>
-          <w:rtl w:val="0"/>
-        </w:rPr>
-        <w:t xml:space="preserve">Description:</w:t>
-      </w:r>
-      <w:r>
-        <w:rPr>
-          <w:rtl w:val="0"/>
-        </w:rPr>
-        <w:br w:type="textWrapping"/>
-        <w:t xml:space="preserve">A smart house system may simulate or implement authentication, device control, and user data handling. Weak security design may lead to vulnerabilities such as unauthorized access or manipulation of devices.</w:t>
-      </w:r>
-    </w:p>
-    <w:p>
-      <w:pPr>
-        <w:rPr/>
-      </w:pPr>
-      <w:r>
-        <w:rPr>
-          <w:rtl w:val="0"/>
-        </w:rPr>
-      </w:r>
-    </w:p>
-    <w:p>
-      <w:pPr>
-        <w:rPr/>
-      </w:pPr>
-      <w:r>
-        <w:rPr>
-          <w:b w:val="1"/>
-          <w:bCs w:val="1"/>
-          <w:rtl w:val="0"/>
-        </w:rPr>
-        <w:t xml:space="preserve">Likelihood:</w:t>
-      </w:r>
-      <w:r>
-        <w:rPr>
-          <w:rtl w:val="0"/>
-        </w:rPr>
-        <w:t xml:space="preserve"> Medium</w:t>
-        <w:br w:type="textWrapping"/>
-      </w:r>
-      <w:r>
-        <w:rPr>
-          <w:b w:val="1"/>
-          <w:bCs w:val="1"/>
-          <w:rtl w:val="0"/>
-        </w:rPr>
-        <w:t xml:space="preserve">Impact:</w:t>
-      </w:r>
-      <w:r>
-        <w:rPr>
-          <w:rtl w:val="0"/>
-        </w:rPr>
-        <w:t xml:space="preserve"> High</w:t>
-      </w:r>
-    </w:p>
-    <w:p>
-      <w:pPr>
-        <w:rPr/>
-      </w:pPr>
-      <w:r>
-        <w:rPr>
-          <w:rtl w:val="0"/>
-        </w:rPr>
-      </w:r>
-    </w:p>
-    <w:p>
-      <w:pPr>
-        <w:rPr/>
-      </w:pPr>
-      <w:r>
-        <w:rPr>
-          <w:b w:val="1"/>
-          <w:bCs w:val="1"/>
-          <w:rtl w:val="0"/>
-        </w:rPr>
-        <w:t xml:space="preserve">Mitigation Strategy:</w:t>
-      </w:r>
-      <w:r>
-        <w:rPr>
-          <w:rtl w:val="0"/>
-        </w:rPr>
-      </w:r>
-    </w:p>
-    <w:p>
-      <w:pPr>
-        <w:numPr>
-          <w:ilvl w:val="0"/>
-          <w:numId w:val="12"/>
-        </w:numPr>
-        <w:ind w:left="720" w:hanging="360"/>
-        <w:rPr/>
-      </w:pPr>
-      <w:r>
-        <w:rPr>
-          <w:rtl w:val="0"/>
-        </w:rPr>
-        <w:t xml:space="preserve">Implement proper authentication and authorization mechanisms.</w:t>
-      </w:r>
-    </w:p>
-    <w:p>
-      <w:pPr>
-        <w:numPr>
-          <w:ilvl w:val="0"/>
-          <w:numId w:val="12"/>
-        </w:numPr>
-        <w:ind w:left="720" w:hanging="360"/>
-        <w:rPr/>
-      </w:pPr>
-      <w:r>
-        <w:rPr>
-          <w:rtl w:val="0"/>
-        </w:rPr>
-        <w:t xml:space="preserve">Validate all user inputs.</w:t>
-      </w:r>
-    </w:p>
-    <w:p>
-      <w:pPr>
-        <w:numPr>
-          <w:ilvl w:val="0"/>
-          <w:numId w:val="12"/>
-        </w:numPr>
-        <w:ind w:left="720" w:hanging="360"/>
-        <w:rPr/>
-      </w:pPr>
-      <w:r>
-        <w:rPr>
-          <w:rtl w:val="0"/>
-        </w:rPr>
-        <w:t xml:space="preserve">Avoid hard-coded credentials.</w:t>
-      </w:r>
-    </w:p>
-    <w:p>
-      <w:pPr>
-        <w:numPr>
-          <w:ilvl w:val="0"/>
-          <w:numId w:val="12"/>
-        </w:numPr>
-        <w:ind w:left="720" w:hanging="360"/>
-        <w:rPr/>
-      </w:pPr>
-      <w:r>
-        <w:rPr>
-          <w:rtl w:val="0"/>
-        </w:rPr>
-        <w:t xml:space="preserve">Follow secure coding practices.</w:t>
-      </w:r>
-    </w:p>
-    <w:p>
-      <w:pPr>
-        <w:rPr/>
-      </w:pPr>
-      <w:r>
-        <w:rPr>
-          <w:rtl w:val="0"/>
-        </w:rPr>
-      </w:r>
-    </w:p>
-    <w:p>
-      <w:pPr>
-        <w:pStyle w:val="Heading3"/>
-        <w:rPr/>
-      </w:pPr>
-      <w:bookmarkStart w:colFirst="0" w:colLast="0" w:name="_heading=h.ma1eewx2p1a3" w:id="11"/>
-      <w:bookmarkEnd w:id="11"/>
-      <w:r>
-        <w:rPr>
-          <w:rtl w:val="0"/>
-        </w:rPr>
-        <w:t xml:space="preserve">Risk 6: Data Privacy Concerns</w:t>
-      </w:r>
-    </w:p>
-    <w:p>
-      <w:pPr>
-        <w:rPr/>
-      </w:pPr>
-      <w:r>
-        <w:rPr>
-          <w:b w:val="1"/>
-          <w:bCs w:val="1"/>
-          <w:rtl w:val="0"/>
-        </w:rPr>
-        <w:t xml:space="preserve">Description:</w:t>
-      </w:r>
-      <w:r>
-        <w:rPr>
-          <w:rtl w:val="0"/>
-        </w:rPr>
-        <w:br w:type="textWrapping"/>
-        <w:t xml:space="preserve">If the system stores user preferences, logs, or sensor data, there is a risk of mishandling sensitive information.</w:t>
-      </w:r>
-    </w:p>
-    <w:p>
-      <w:pPr>
-        <w:rPr/>
-      </w:pPr>
-      <w:r>
-        <w:rPr>
-          <w:rtl w:val="0"/>
-        </w:rPr>
-      </w:r>
-    </w:p>
-    <w:p>
-      <w:pPr>
-        <w:rPr/>
-      </w:pPr>
-      <w:r>
-        <w:rPr>
-          <w:b w:val="1"/>
-          <w:bCs w:val="1"/>
-          <w:rtl w:val="0"/>
-        </w:rPr>
-        <w:t xml:space="preserve">Likelihood:</w:t>
-      </w:r>
-      <w:r>
-        <w:rPr>
-          <w:rtl w:val="0"/>
-        </w:rPr>
-        <w:t xml:space="preserve"> Low to Medium</w:t>
-        <w:br w:type="textWrapping"/>
-      </w:r>
-      <w:r>
-        <w:rPr>
-          <w:b w:val="1"/>
-          <w:bCs w:val="1"/>
-          <w:rtl w:val="0"/>
-        </w:rPr>
-        <w:t xml:space="preserve">Impact:</w:t>
-      </w:r>
-      <w:r>
-        <w:rPr>
-          <w:rtl w:val="0"/>
-        </w:rPr>
-        <w:t xml:space="preserve"> High</w:t>
-      </w:r>
-    </w:p>
-    <w:p>
-      <w:pPr>
-        <w:rPr/>
-      </w:pPr>
-      <w:r>
-        <w:rPr>
-          <w:rtl w:val="0"/>
-        </w:rPr>
-      </w:r>
-    </w:p>
-    <w:p>
-      <w:pPr>
-        <w:rPr/>
-      </w:pPr>
-      <w:r>
-        <w:rPr>
-          <w:b w:val="1"/>
-          <w:bCs w:val="1"/>
-          <w:rtl w:val="0"/>
-        </w:rPr>
-        <w:t xml:space="preserve">Mitigation Strategy:</w:t>
-      </w:r>
-      <w:r>
-        <w:rPr>
-          <w:rtl w:val="0"/>
-        </w:rPr>
-      </w:r>
-    </w:p>
-    <w:p>
-      <w:pPr>
-        <w:numPr>
-          <w:ilvl w:val="0"/>
-          <w:numId w:val="13"/>
-        </w:numPr>
-        <w:ind w:left="720" w:hanging="360"/>
-        <w:rPr/>
-      </w:pPr>
-      <w:r>
-        <w:rPr>
-          <w:rtl w:val="0"/>
-        </w:rPr>
-        <w:t xml:space="preserve">Minimize stored personal data.</w:t>
-      </w:r>
-    </w:p>
-    <w:p>
-      <w:pPr>
-        <w:numPr>
-          <w:ilvl w:val="0"/>
-          <w:numId w:val="13"/>
-        </w:numPr>
-        <w:ind w:left="720" w:hanging="360"/>
-        <w:rPr/>
-      </w:pPr>
-      <w:r>
-        <w:rPr>
-          <w:rtl w:val="0"/>
-        </w:rPr>
-        <w:t xml:space="preserve">Apply encryption if sensitive data is stored.</w:t>
-      </w:r>
-    </w:p>
-    <w:p>
-      <w:pPr>
-        <w:numPr>
-          <w:ilvl w:val="0"/>
-          <w:numId w:val="13"/>
-        </w:numPr>
-        <w:ind w:left="720" w:hanging="360"/>
-        <w:rPr/>
-      </w:pPr>
-      <w:r>
-        <w:rPr>
-          <w:rtl w:val="0"/>
-        </w:rPr>
-        <w:t xml:space="preserve">Clearly define data storage policies.</w:t>
-      </w:r>
-    </w:p>
-    <w:p>
-      <w:pPr>
-        <w:numPr>
-          <w:ilvl w:val="0"/>
-          <w:numId w:val="13"/>
-        </w:numPr>
-        <w:ind w:left="720" w:hanging="360"/>
-        <w:rPr/>
-      </w:pPr>
-      <w:r>
-        <w:rPr>
-          <w:rtl w:val="0"/>
-        </w:rPr>
-        <w:t xml:space="preserve">Restrict access to stored data.</w:t>
-      </w:r>
-    </w:p>
-    <w:p>
-      <w:pPr>
-        <w:rPr/>
-      </w:pPr>
-      <w:r>
-        <w:rPr>
-          <w:rtl w:val="0"/>
-        </w:rPr>
-      </w:r>
-    </w:p>
-    <w:p>
-      <w:pPr>
-        <w:rPr/>
-      </w:pPr>
-      <w:r>
-        <w:rPr>
-          <w:rtl w:val="0"/>
-        </w:rPr>
-      </w:r>
-    </w:p>
-    <w:p>
-      <w:pPr>
-        <w:pStyle w:val="Heading1"/>
-        <w:rPr/>
-      </w:pPr>
-      <w:bookmarkStart w:colFirst="0" w:colLast="0" w:name="_heading=h.aarlbc7mxomf" w:id="12"/>
-      <w:bookmarkEnd w:id="12"/>
-      <w:r>
-        <w:rPr>
-          <w:rtl w:val="0"/>
-        </w:rPr>
-        <w:t xml:space="preserve">Project Management Risks</w:t>
-      </w:r>
-    </w:p>
-    <w:p>
-      <w:pPr>
-        <w:pStyle w:val="Heading3"/>
-        <w:rPr/>
-      </w:pPr>
-      <w:bookmarkStart w:colFirst="0" w:colLast="0" w:name="_heading=h.vxqs0ns79olp" w:id="13"/>
-      <w:bookmarkEnd w:id="13"/>
-      <w:r>
-        <w:rPr>
-          <w:rtl w:val="0"/>
-        </w:rPr>
-        <w:t xml:space="preserve">Risk 7: Uneven Work Distribution</w:t>
-      </w:r>
-    </w:p>
-    <w:p>
-      <w:pPr>
-        <w:rPr/>
-      </w:pPr>
-      <w:r>
-        <w:rPr>
-          <w:b w:val="1"/>
-          <w:bCs w:val="1"/>
-          <w:rtl w:val="0"/>
-        </w:rPr>
-        <w:t xml:space="preserve">Description:</w:t>
-      </w:r>
-      <w:r>
-        <w:rPr>
-          <w:rtl w:val="0"/>
-        </w:rPr>
-        <w:br w:type="textWrapping"/>
-        <w:t xml:space="preserve">In group-based software engineering projects, some members may become overloaded while others contribute less, affecting quality and deadlines.</w:t>
-      </w:r>
-    </w:p>
-    <w:p>
-      <w:pPr>
-        <w:rPr/>
-      </w:pPr>
-      <w:r>
-        <w:rPr>
-          <w:rtl w:val="0"/>
-        </w:rPr>
-      </w:r>
-    </w:p>
-    <w:p>
-      <w:pPr>
-        <w:rPr/>
-      </w:pPr>
-      <w:r>
-        <w:rPr>
-          <w:b w:val="1"/>
-          <w:bCs w:val="1"/>
-          <w:rtl w:val="0"/>
-        </w:rPr>
-        <w:t xml:space="preserve">Likelihood:</w:t>
-      </w:r>
-      <w:r>
-        <w:rPr>
-          <w:rtl w:val="0"/>
-        </w:rPr>
-        <w:t xml:space="preserve"> Medium</w:t>
-        <w:br w:type="textWrapping"/>
-      </w:r>
-      <w:r>
-        <w:rPr>
-          <w:b w:val="1"/>
-          <w:bCs w:val="1"/>
-          <w:rtl w:val="0"/>
-        </w:rPr>
-        <w:t xml:space="preserve">Impact:</w:t>
-      </w:r>
-      <w:r>
-        <w:rPr>
-          <w:rtl w:val="0"/>
-        </w:rPr>
-        <w:t xml:space="preserve"> Medium</w:t>
-      </w:r>
-    </w:p>
-    <w:p>
-      <w:pPr>
-        <w:rPr/>
-      </w:pPr>
-      <w:r>
-        <w:rPr>
-          <w:rtl w:val="0"/>
-        </w:rPr>
-      </w:r>
-    </w:p>
-    <w:p>
-      <w:pPr>
-        <w:rPr/>
-      </w:pPr>
-      <w:r>
-        <w:rPr>
-          <w:b w:val="1"/>
-          <w:bCs w:val="1"/>
-          <w:rtl w:val="0"/>
-        </w:rPr>
-        <w:t xml:space="preserve">Mitigation Strategy:</w:t>
-      </w:r>
-      <w:r>
-        <w:rPr>
-          <w:rtl w:val="0"/>
-        </w:rPr>
       </w:r>
     </w:p>
     <w:p>
@@ -6248,13 +7220,12 @@
           <w:numId w:val="4"/>
         </w:numPr>
         <w:ind w:left="720" w:hanging="360"/>
-        <w:rPr/>
-      </w:pPr>
-      <w:r>
-        <w:rPr>
-          <w:rtl w:val="0"/>
-        </w:rPr>
-        <w:t xml:space="preserve">Clearly define responsibilities.</w:t>
+      </w:pPr>
+      <w:r>
+        <w:rPr>
+          <w:rtl w:val="0"/>
+        </w:rPr>
+        <w:t xml:space="preserve">Use structured prompting to constrain AI output.</w:t>
       </w:r>
     </w:p>
     <w:p>
@@ -6264,13 +7235,12 @@
           <w:numId w:val="4"/>
         </w:numPr>
         <w:ind w:left="720" w:hanging="360"/>
-        <w:rPr/>
-      </w:pPr>
-      <w:r>
-        <w:rPr>
-          <w:rtl w:val="0"/>
-        </w:rPr>
-        <w:t xml:space="preserve">Use task tracking tools.</w:t>
+      </w:pPr>
+      <w:r>
+        <w:rPr>
+          <w:rtl w:val="0"/>
+        </w:rPr>
+        <w:t xml:space="preserve">Display AI response before any physical action is confirmed (AI provides recommendation/intent).</w:t>
       </w:r>
     </w:p>
     <w:p>
@@ -6280,501 +7250,125 @@
           <w:numId w:val="4"/>
         </w:numPr>
         <w:ind w:left="720" w:hanging="360"/>
-        <w:rPr/>
-      </w:pPr>
-      <w:r>
-        <w:rPr>
-          <w:rtl w:val="0"/>
-        </w:rPr>
-        <w:t xml:space="preserve">Hold regular team meetings.</w:t>
-      </w:r>
-    </w:p>
-    <w:p>
-      <w:pPr>
-        <w:numPr>
-          <w:ilvl w:val="0"/>
-          <w:numId w:val="4"/>
-        </w:numPr>
-        <w:ind w:left="720" w:hanging="360"/>
-        <w:rPr/>
-      </w:pPr>
-      <w:r>
-        <w:rPr>
-          <w:rtl w:val="0"/>
-        </w:rPr>
-        <w:t xml:space="preserve">Ensure transparency in workload distribution.</w:t>
-      </w:r>
-    </w:p>
-    <w:p>
-      <w:pPr>
-        <w:rPr/>
-      </w:pPr>
-      <w:r>
-        <w:rPr>
-          <w:rtl w:val="0"/>
-        </w:rPr>
-      </w:r>
-    </w:p>
-    <w:p>
-      <w:pPr>
-        <w:rPr/>
-      </w:pPr>
-      <w:r>
-        <w:rPr>
-          <w:rtl w:val="0"/>
-        </w:rPr>
-      </w:r>
-    </w:p>
-    <w:p>
-      <w:pPr>
-        <w:pStyle w:val="Heading3"/>
-        <w:rPr/>
-      </w:pPr>
-      <w:bookmarkStart w:colFirst="0" w:colLast="0" w:name="_heading=h.edho5ast1z7u" w:id="14"/>
-      <w:bookmarkEnd w:id="14"/>
-      <w:r>
-        <w:rPr>
-          <w:rtl w:val="0"/>
-        </w:rPr>
-        <w:t xml:space="preserve">Risk 8: Time Constraints and Deadline Pressure</w:t>
-      </w:r>
-    </w:p>
-    <w:p>
-      <w:pPr>
-        <w:rPr/>
-      </w:pPr>
+      </w:pPr>
+      <w:r>
+        <w:rPr>
+          <w:rtl w:val="0"/>
+        </w:rPr>
+        <w:t xml:space="preserve">Mark confirmation + action validation as </w:t>
+      </w:r>
       <w:r>
         <w:rPr>
           <w:b w:val="1"/>
           <w:bCs w:val="1"/>
           <w:rtl w:val="0"/>
         </w:rPr>
-        <w:t xml:space="preserve">Description:</w:t>
-      </w:r>
-      <w:r>
-        <w:rPr>
-          <w:rtl w:val="0"/>
-        </w:rPr>
-        <w:br w:type="textWrapping"/>
-        <w:t xml:space="preserve">Innovation often requires experimentation and iteration, which may conflict with fixed academic deadlines.</w:t>
-      </w:r>
-    </w:p>
-    <w:p>
-      <w:pPr>
-        <w:rPr/>
-      </w:pPr>
-      <w:r>
-        <w:rPr>
-          <w:rtl w:val="0"/>
-        </w:rPr>
-      </w:r>
-    </w:p>
-    <w:p>
-      <w:pPr>
-        <w:rPr/>
-      </w:pPr>
-      <w:r>
-        <w:rPr>
-          <w:b w:val="1"/>
-          <w:bCs w:val="1"/>
-          <w:rtl w:val="0"/>
-        </w:rPr>
-        <w:t xml:space="preserve">Likelihood:</w:t>
-      </w:r>
-      <w:r>
-        <w:rPr>
-          <w:rtl w:val="0"/>
-        </w:rPr>
-        <w:t xml:space="preserve"> High</w:t>
-        <w:br w:type="textWrapping"/>
-      </w:r>
-      <w:r>
-        <w:rPr>
-          <w:b w:val="1"/>
-          <w:bCs w:val="1"/>
-          <w:rtl w:val="0"/>
-        </w:rPr>
-        <w:t xml:space="preserve">Impact:</w:t>
-      </w:r>
-      <w:r>
-        <w:rPr>
-          <w:rtl w:val="0"/>
-        </w:rPr>
-        <w:t xml:space="preserve"> High</w:t>
-      </w:r>
-    </w:p>
-    <w:p>
-      <w:pPr>
-        <w:rPr/>
-      </w:pPr>
-      <w:r>
-        <w:rPr>
-          <w:rtl w:val="0"/>
-        </w:rPr>
-      </w:r>
-    </w:p>
-    <w:p>
-      <w:pPr>
-        <w:rPr/>
-      </w:pPr>
-      <w:r>
-        <w:rPr>
-          <w:b w:val="1"/>
-          <w:bCs w:val="1"/>
-          <w:rtl w:val="0"/>
-        </w:rPr>
-        <w:t xml:space="preserve">Mitigation Strategy:</w:t>
-      </w:r>
-      <w:r>
-        <w:rPr>
-          <w:rtl w:val="0"/>
-        </w:rPr>
-      </w:r>
-    </w:p>
-    <w:p>
-      <w:pPr>
-        <w:numPr>
-          <w:ilvl w:val="0"/>
-          <w:numId w:val="5"/>
-        </w:numPr>
-        <w:ind w:left="720" w:hanging="360"/>
-        <w:rPr/>
-      </w:pPr>
-      <w:r>
-        <w:rPr>
-          <w:rtl w:val="0"/>
-        </w:rPr>
-        <w:t xml:space="preserve">Create a detailed project timeline.</w:t>
-      </w:r>
-    </w:p>
-    <w:p>
-      <w:pPr>
-        <w:numPr>
-          <w:ilvl w:val="0"/>
-          <w:numId w:val="5"/>
-        </w:numPr>
-        <w:ind w:left="720" w:hanging="360"/>
-        <w:rPr/>
-      </w:pPr>
-      <w:r>
-        <w:rPr>
-          <w:rtl w:val="0"/>
-        </w:rPr>
-        <w:t xml:space="preserve">Prioritize essential features.</w:t>
-      </w:r>
-    </w:p>
-    <w:p>
-      <w:pPr>
-        <w:numPr>
-          <w:ilvl w:val="0"/>
-          <w:numId w:val="5"/>
-        </w:numPr>
-        <w:ind w:left="720" w:hanging="360"/>
-        <w:rPr/>
-      </w:pPr>
-      <w:r>
-        <w:rPr>
-          <w:rtl w:val="0"/>
-        </w:rPr>
-        <w:t xml:space="preserve">Reserve buffer time for testing and debugging.</w:t>
-      </w:r>
-    </w:p>
-    <w:p>
-      <w:pPr>
-        <w:numPr>
-          <w:ilvl w:val="0"/>
-          <w:numId w:val="5"/>
-        </w:numPr>
-        <w:ind w:left="720" w:hanging="360"/>
-        <w:rPr/>
-      </w:pPr>
-      <w:r>
-        <w:rPr>
-          <w:rtl w:val="0"/>
-        </w:rPr>
-        <w:t xml:space="preserve">Monitor progress weekly.</w:t>
-      </w:r>
-    </w:p>
-    <w:p>
-      <w:pPr>
-        <w:pStyle w:val="Heading1"/>
-        <w:rPr/>
-      </w:pPr>
-      <w:bookmarkStart w:colFirst="0" w:colLast="0" w:name="_heading=h.uubvjiln1xh3" w:id="15"/>
-      <w:bookmarkEnd w:id="15"/>
-      <w:r>
-        <w:rPr>
-          <w:rtl w:val="0"/>
-        </w:rPr>
-        <w:t xml:space="preserve">Quality Risks</w:t>
-      </w:r>
-    </w:p>
-    <w:p>
-      <w:pPr>
-        <w:pStyle w:val="Heading3"/>
-        <w:rPr/>
-      </w:pPr>
-      <w:bookmarkStart w:colFirst="0" w:colLast="0" w:name="_heading=h.rb1k6outt333" w:id="16"/>
-      <w:bookmarkEnd w:id="16"/>
-      <w:r>
-        <w:rPr>
-          <w:rtl w:val="0"/>
-        </w:rPr>
-        <w:t xml:space="preserve">Risk 9: Insufficient Testing</w:t>
-      </w:r>
-    </w:p>
-    <w:p>
-      <w:pPr>
-        <w:rPr/>
-      </w:pPr>
-      <w:r>
-        <w:rPr>
-          <w:b w:val="1"/>
-          <w:bCs w:val="1"/>
-          <w:rtl w:val="0"/>
-        </w:rPr>
-        <w:t xml:space="preserve">Description:</w:t>
-      </w:r>
-      <w:r>
-        <w:rPr>
-          <w:rtl w:val="0"/>
-        </w:rPr>
-        <w:br w:type="textWrapping"/>
-        <w:t xml:space="preserve">Due to focus on innovation and feature development, testing may be deprioritized, resulting in unstable functionality.</w:t>
-      </w:r>
-    </w:p>
-    <w:p>
-      <w:pPr>
-        <w:rPr/>
-      </w:pPr>
-      <w:r>
-        <w:rPr>
-          <w:rtl w:val="0"/>
-        </w:rPr>
-      </w:r>
-    </w:p>
-    <w:p>
-      <w:pPr>
-        <w:rPr/>
-      </w:pPr>
-      <w:r>
-        <w:rPr>
-          <w:b w:val="1"/>
-          <w:bCs w:val="1"/>
-          <w:rtl w:val="0"/>
-        </w:rPr>
-        <w:t xml:space="preserve">Likelihood:</w:t>
-      </w:r>
-      <w:r>
-        <w:rPr>
-          <w:rtl w:val="0"/>
-        </w:rPr>
-        <w:t xml:space="preserve"> Medium</w:t>
-        <w:br w:type="textWrapping"/>
-      </w:r>
-      <w:r>
-        <w:rPr>
-          <w:b w:val="1"/>
-          <w:bCs w:val="1"/>
-          <w:rtl w:val="0"/>
-        </w:rPr>
-        <w:t xml:space="preserve">Impact:</w:t>
-      </w:r>
-      <w:r>
-        <w:rPr>
-          <w:rtl w:val="0"/>
-        </w:rPr>
-        <w:t xml:space="preserve"> High</w:t>
-      </w:r>
-    </w:p>
-    <w:p>
-      <w:pPr>
-        <w:rPr/>
-      </w:pPr>
-      <w:r>
-        <w:rPr>
-          <w:rtl w:val="0"/>
-        </w:rPr>
-      </w:r>
-    </w:p>
-    <w:p>
-      <w:pPr>
-        <w:rPr/>
-      </w:pPr>
-      <w:r>
-        <w:rPr>
-          <w:b w:val="1"/>
-          <w:bCs w:val="1"/>
-          <w:rtl w:val="0"/>
-        </w:rPr>
-        <w:t xml:space="preserve">Mitigation Strategy:</w:t>
-      </w:r>
-      <w:r>
-        <w:rPr>
-          <w:rtl w:val="0"/>
-        </w:rPr>
-      </w:r>
-    </w:p>
-    <w:p>
-      <w:pPr>
-        <w:numPr>
-          <w:ilvl w:val="0"/>
-          <w:numId w:val="6"/>
-        </w:numPr>
-        <w:ind w:left="720" w:hanging="360"/>
-        <w:rPr/>
-      </w:pPr>
-      <w:r>
-        <w:rPr>
-          <w:rtl w:val="0"/>
-        </w:rPr>
-        <w:t xml:space="preserve">Implement unit testing for core components.</w:t>
-      </w:r>
-    </w:p>
-    <w:p>
-      <w:pPr>
-        <w:numPr>
-          <w:ilvl w:val="0"/>
-          <w:numId w:val="6"/>
-        </w:numPr>
-        <w:ind w:left="720" w:hanging="360"/>
-        <w:rPr/>
-      </w:pPr>
-      <w:r>
-        <w:rPr>
-          <w:rtl w:val="0"/>
-        </w:rPr>
-        <w:t xml:space="preserve">Perform integration testing before delivery.</w:t>
-      </w:r>
-    </w:p>
-    <w:p>
-      <w:pPr>
-        <w:numPr>
-          <w:ilvl w:val="0"/>
-          <w:numId w:val="6"/>
-        </w:numPr>
-        <w:ind w:left="720" w:hanging="360"/>
-        <w:rPr/>
-      </w:pPr>
-      <w:r>
-        <w:rPr>
-          <w:rtl w:val="0"/>
-        </w:rPr>
-        <w:t xml:space="preserve">Use test cases derived from requirements.</w:t>
-      </w:r>
-    </w:p>
-    <w:p>
-      <w:pPr>
-        <w:numPr>
-          <w:ilvl w:val="0"/>
-          <w:numId w:val="6"/>
-        </w:numPr>
-        <w:ind w:left="720" w:hanging="360"/>
-        <w:rPr/>
-      </w:pPr>
-      <w:r>
-        <w:rPr>
-          <w:rtl w:val="0"/>
-        </w:rPr>
-        <w:t xml:space="preserve">Automate testing where possible.</w:t>
-      </w:r>
-    </w:p>
-    <w:p>
-      <w:pPr>
-        <w:rPr/>
-      </w:pPr>
-      <w:r>
-        <w:rPr>
-          <w:rtl w:val="0"/>
-        </w:rPr>
-      </w:r>
-    </w:p>
-    <w:p>
-      <w:pPr>
-        <w:rPr/>
-      </w:pPr>
-      <w:r>
+        <w:t xml:space="preserve">future enhancement</w:t>
+      </w:r>
+      <w:r>
+        <w:rPr>
+          <w:rtl w:val="0"/>
+        </w:rPr>
+        <w:t xml:space="preserve"> for the device-control layer.</w:t>
+      </w:r>
+    </w:p>
+    <w:p>
+      <w:pPr>
+        <w:ind w:left="0" w:firstLine="0"/>
         <w:rPr>
           <w:b w:val="1"/>
           <w:bCs w:val="1"/>
           <w:sz w:val="32"/>
           <w:szCs w:val="32"/>
-          <w:rtl w:val="0"/>
-        </w:rPr>
-        <w:t xml:space="preserve">AI Risks</w:t>
-      </w:r>
-      <w:r>
-        <w:rPr>
-          <w:rtl w:val="0"/>
-        </w:rPr>
-      </w:r>
-    </w:p>
-    <w:p>
-      <w:pPr>
-        <w:pStyle w:val="Heading3"/>
-        <w:rPr>
-          <w:sz w:val="32"/>
-          <w:szCs w:val="32"/>
-        </w:rPr>
-      </w:pPr>
-      <w:bookmarkStart w:colFirst="0" w:colLast="0" w:name="_heading=h.1gts2elywfid" w:id="17"/>
-      <w:bookmarkEnd w:id="17"/>
-      <w:r>
-        <w:rPr>
-          <w:rtl w:val="0"/>
-        </w:rPr>
-        <w:t xml:space="preserve">Risk 10: </w:t>
-      </w:r>
-      <w:r>
-        <w:rPr>
-          <w:rtl w:val="0"/>
-        </w:rPr>
-        <w:t xml:space="preserve">AI misinterpretation of User commands</w:t>
-      </w:r>
-      <w:r>
-        <w:rPr>
-          <w:rtl w:val="0"/>
-        </w:rPr>
-      </w:r>
-    </w:p>
-    <w:p>
-      <w:pPr>
-        <w:rPr/>
-      </w:pPr>
-      <w:r>
+        </w:rPr>
+      </w:pPr>
+      <w:r>
+        <w:rPr>
+          <w:rtl w:val="0"/>
+        </w:rPr>
+      </w:r>
+    </w:p>
+    <w:p>
+      <w:pPr>
+        <w:ind w:left="720" w:firstLine="0"/>
+        <w:rPr/>
+      </w:pPr>
+      <w:r>
+        <w:rPr>
+          <w:rtl w:val="0"/>
+        </w:rPr>
+      </w:r>
+    </w:p>
+    <w:p>
+      <w:pPr>
+        <w:ind w:left="0" w:firstLine="0"/>
         <w:rPr>
           <w:b w:val="1"/>
           <w:bCs w:val="1"/>
-          <w:rtl w:val="0"/>
-        </w:rPr>
-        <w:t xml:space="preserve">Description:</w:t>
-      </w:r>
-      <w:r>
-        <w:rPr>
-          <w:rtl w:val="0"/>
-        </w:rPr>
-        <w:br w:type="textWrapping"/>
-        <w:t xml:space="preserve">Since the system relies on natural language processing, the AI may incorrectly interpret ambiguous or complex user commands. This may result in unintended divide actions such as opening the wrong device or executing an incorrect command.</w:t>
-      </w:r>
-    </w:p>
-    <w:p>
-      <w:pPr>
-        <w:rPr/>
-      </w:pPr>
-      <w:r>
-        <w:rPr>
-          <w:rtl w:val="0"/>
-        </w:rPr>
-      </w:r>
-    </w:p>
-    <w:p>
-      <w:pPr>
-        <w:rPr/>
+          <w:sz w:val="26"/>
+          <w:szCs w:val="26"/>
+        </w:rPr>
       </w:pPr>
       <w:r>
         <w:rPr>
           <w:b w:val="1"/>
           <w:bCs w:val="1"/>
+          <w:sz w:val="26"/>
+          <w:szCs w:val="26"/>
+          <w:rtl w:val="0"/>
+        </w:rPr>
+        <w:t xml:space="preserve">Risk 11: Delay in AI Response Time</w:t>
+      </w:r>
+    </w:p>
+    <w:p>
+      <w:pPr>
+        <w:ind w:left="0" w:firstLine="0"/>
+        <w:rPr>
+          <w:b w:val="1"/>
+          <w:bCs w:val="1"/>
+        </w:rPr>
+      </w:pPr>
+      <w:r>
+        <w:rPr>
+          <w:b w:val="1"/>
+          <w:bCs w:val="1"/>
+          <w:rtl w:val="0"/>
+        </w:rPr>
+        <w:t xml:space="preserve">Description:</w:t>
+      </w:r>
+    </w:p>
+    <w:p>
+      <w:pPr>
+        <w:ind w:left="0" w:firstLine="0"/>
+        <w:rPr/>
+      </w:pPr>
+      <w:r>
+        <w:rPr>
+          <w:rtl w:val="0"/>
+        </w:rPr>
+        <w:t xml:space="preserve">AI processing requires communication with an external AI service(Firebase AI) , which may introduce latency. Delays may negatively affect user experience or system responsiveness.</w:t>
+      </w:r>
+    </w:p>
+    <w:p>
+      <w:pPr>
+        <w:ind w:left="0" w:firstLine="0"/>
+        <w:rPr/>
+      </w:pPr>
+      <w:r>
+        <w:rPr>
+          <w:rtl w:val="0"/>
+        </w:rPr>
+      </w:r>
+    </w:p>
+    <w:p>
+      <w:pPr>
+        <w:ind w:left="0" w:firstLine="0"/>
+        <w:rPr/>
+      </w:pPr>
+      <w:r>
+        <w:rPr>
+          <w:b w:val="1"/>
+          <w:bCs w:val="1"/>
           <w:rtl w:val="0"/>
         </w:rPr>
         <w:t xml:space="preserve">Likelihood:</w:t>
@@ -6784,6 +7378,557 @@
           <w:rtl w:val="0"/>
         </w:rPr>
         <w:t xml:space="preserve"> Medium</w:t>
+      </w:r>
+    </w:p>
+    <w:p>
+      <w:pPr>
+        <w:ind w:left="0" w:firstLine="0"/>
+        <w:rPr/>
+      </w:pPr>
+      <w:r>
+        <w:rPr>
+          <w:b w:val="1"/>
+          <w:bCs w:val="1"/>
+          <w:rtl w:val="0"/>
+        </w:rPr>
+        <w:t xml:space="preserve">Impact:</w:t>
+      </w:r>
+      <w:r>
+        <w:rPr>
+          <w:rtl w:val="0"/>
+        </w:rPr>
+        <w:t xml:space="preserve"> Medium to High</w:t>
+      </w:r>
+    </w:p>
+    <w:p>
+      <w:pPr>
+        <w:ind w:left="0" w:firstLine="0"/>
+        <w:rPr>
+          <w:b w:val="1"/>
+          <w:bCs w:val="1"/>
+        </w:rPr>
+      </w:pPr>
+      <w:r>
+        <w:rPr>
+          <w:rtl w:val="0"/>
+        </w:rPr>
+      </w:r>
+    </w:p>
+    <w:p>
+      <w:pPr>
+        <w:ind w:left="0" w:firstLine="0"/>
+        <w:rPr>
+          <w:b w:val="1"/>
+          <w:bCs w:val="1"/>
+        </w:rPr>
+      </w:pPr>
+      <w:r>
+        <w:rPr>
+          <w:b w:val="1"/>
+          <w:bCs w:val="1"/>
+          <w:rtl w:val="0"/>
+        </w:rPr>
+        <w:t xml:space="preserve">Mitigation Strategy:</w:t>
+      </w:r>
+    </w:p>
+    <w:p>
+      <w:pPr>
+        <w:ind w:left="0" w:firstLine="0"/>
+        <w:rPr/>
+      </w:pPr>
+      <w:r>
+        <w:rPr>
+          <w:rtl w:val="0"/>
+        </w:rPr>
+      </w:r>
+    </w:p>
+    <w:p>
+      <w:pPr>
+        <w:ind w:left="0" w:firstLine="0"/>
+        <w:rPr/>
+      </w:pPr>
+      <w:r>
+        <w:rPr>
+          <w:rtl w:val="0"/>
+        </w:rPr>
+        <w:t xml:space="preserve">Show loading indicator and prevent duplicate sends while a request is in progress. Backend performance tuning/caching may be added if needed.</w:t>
+      </w:r>
+    </w:p>
+    <w:p>
+      <w:pPr>
+        <w:ind w:left="0" w:firstLine="0"/>
+        <w:rPr/>
+      </w:pPr>
+      <w:r>
+        <w:rPr>
+          <w:rtl w:val="0"/>
+        </w:rPr>
+      </w:r>
+    </w:p>
+    <w:p>
+      <w:pPr>
+        <w:ind w:left="0" w:firstLine="0"/>
+        <w:rPr>
+          <w:b w:val="1"/>
+          <w:bCs w:val="1"/>
+          <w:sz w:val="26"/>
+          <w:szCs w:val="26"/>
+        </w:rPr>
+      </w:pPr>
+      <w:r>
+        <w:rPr>
+          <w:rtl w:val="0"/>
+        </w:rPr>
+      </w:r>
+    </w:p>
+    <w:p>
+      <w:pPr>
+        <w:ind w:left="0" w:firstLine="0"/>
+        <w:rPr>
+          <w:b w:val="1"/>
+          <w:bCs w:val="1"/>
+          <w:sz w:val="26"/>
+          <w:szCs w:val="26"/>
+        </w:rPr>
+      </w:pPr>
+      <w:r>
+        <w:rPr>
+          <w:b w:val="1"/>
+          <w:bCs w:val="1"/>
+          <w:sz w:val="26"/>
+          <w:szCs w:val="26"/>
+          <w:rtl w:val="0"/>
+        </w:rPr>
+        <w:t xml:space="preserve">R12:Over-Reliance on AI Decision Logic</w:t>
+      </w:r>
+    </w:p>
+    <w:p>
+      <w:pPr>
+        <w:ind w:left="0" w:firstLine="0"/>
+        <w:rPr>
+          <w:b w:val="1"/>
+          <w:bCs w:val="1"/>
+        </w:rPr>
+      </w:pPr>
+      <w:r>
+        <w:rPr>
+          <w:rtl w:val="0"/>
+        </w:rPr>
+      </w:r>
+    </w:p>
+    <w:p>
+      <w:pPr>
+        <w:ind w:left="0" w:firstLine="0"/>
+        <w:rPr>
+          <w:b w:val="1"/>
+          <w:bCs w:val="1"/>
+        </w:rPr>
+      </w:pPr>
+      <w:r>
+        <w:rPr>
+          <w:b w:val="1"/>
+          <w:bCs w:val="1"/>
+          <w:rtl w:val="0"/>
+        </w:rPr>
+        <w:t xml:space="preserve">Description:</w:t>
+      </w:r>
+    </w:p>
+    <w:p>
+      <w:pPr>
+        <w:ind w:left="0" w:firstLine="0"/>
+        <w:rPr/>
+      </w:pPr>
+      <w:r>
+        <w:rPr>
+          <w:rtl w:val="0"/>
+        </w:rPr>
+        <w:t xml:space="preserve">Relying heavily on AI decision-making may reduce system predictability. AI-generated logic may not always align with strict safety or operational requirements.</w:t>
+      </w:r>
+    </w:p>
+    <w:p>
+      <w:pPr>
+        <w:ind w:left="0" w:firstLine="0"/>
+        <w:rPr>
+          <w:b w:val="1"/>
+          <w:bCs w:val="1"/>
+        </w:rPr>
+      </w:pPr>
+      <w:r>
+        <w:rPr>
+          <w:rtl w:val="0"/>
+        </w:rPr>
+      </w:r>
+    </w:p>
+    <w:p>
+      <w:pPr>
+        <w:ind w:left="0" w:firstLine="0"/>
+        <w:rPr/>
+      </w:pPr>
+      <w:r>
+        <w:rPr>
+          <w:b w:val="1"/>
+          <w:bCs w:val="1"/>
+          <w:rtl w:val="0"/>
+        </w:rPr>
+        <w:t xml:space="preserve">Likelihood: </w:t>
+      </w:r>
+      <w:r>
+        <w:rPr>
+          <w:rtl w:val="0"/>
+        </w:rPr>
+        <w:t xml:space="preserve">Medium</w:t>
+      </w:r>
+    </w:p>
+    <w:p>
+      <w:pPr>
+        <w:ind w:left="0" w:firstLine="0"/>
+        <w:rPr/>
+      </w:pPr>
+      <w:r>
+        <w:rPr>
+          <w:b w:val="1"/>
+          <w:bCs w:val="1"/>
+          <w:rtl w:val="0"/>
+        </w:rPr>
+        <w:t xml:space="preserve">Impact:</w:t>
+      </w:r>
+      <w:r>
+        <w:rPr>
+          <w:rtl w:val="0"/>
+        </w:rPr>
+        <w:t xml:space="preserve"> Medium</w:t>
+      </w:r>
+    </w:p>
+    <w:p>
+      <w:pPr>
+        <w:ind w:left="0" w:firstLine="0"/>
+        <w:rPr>
+          <w:b w:val="1"/>
+          <w:bCs w:val="1"/>
+        </w:rPr>
+      </w:pPr>
+      <w:r>
+        <w:rPr>
+          <w:rtl w:val="0"/>
+        </w:rPr>
+      </w:r>
+    </w:p>
+    <w:p>
+      <w:pPr>
+        <w:ind w:left="0" w:firstLine="0"/>
+        <w:rPr>
+          <w:b w:val="1"/>
+          <w:bCs w:val="1"/>
+        </w:rPr>
+      </w:pPr>
+      <w:r>
+        <w:rPr>
+          <w:b w:val="1"/>
+          <w:bCs w:val="1"/>
+          <w:rtl w:val="0"/>
+        </w:rPr>
+        <w:t xml:space="preserve">Mitigation Strategy:</w:t>
+      </w:r>
+    </w:p>
+    <w:p>
+      <w:pPr>
+        <w:numPr>
+          <w:ilvl w:val="0"/>
+          <w:numId w:val="1"/>
+        </w:numPr>
+        <w:ind w:left="720" w:hanging="360"/>
+      </w:pPr>
+      <w:r>
+        <w:rPr>
+          <w:rtl w:val="0"/>
+        </w:rPr>
+        <w:t xml:space="preserve">AI is limited to interpretation and generating suggestions/responses.</w:t>
+      </w:r>
+    </w:p>
+    <w:p>
+      <w:pPr>
+        <w:numPr>
+          <w:ilvl w:val="0"/>
+          <w:numId w:val="1"/>
+        </w:numPr>
+        <w:ind w:left="720" w:hanging="360"/>
+      </w:pPr>
+      <w:r>
+        <w:rPr>
+          <w:rtl w:val="0"/>
+        </w:rPr>
+        <w:t xml:space="preserve">Safety-critical actions are not decided by the AI within the mobile UI.</w:t>
+      </w:r>
+    </w:p>
+    <w:p>
+      <w:pPr>
+        <w:ind w:left="720" w:firstLine="0"/>
+        <w:rPr/>
+      </w:pPr>
+      <w:r>
+        <w:rPr>
+          <w:rtl w:val="0"/>
+        </w:rPr>
+      </w:r>
+    </w:p>
+    <w:p>
+      <w:pPr>
+        <w:ind w:left="0" w:firstLine="0"/>
+        <w:rPr>
+          <w:b w:val="1"/>
+          <w:bCs w:val="1"/>
+          <w:sz w:val="26"/>
+          <w:szCs w:val="26"/>
+        </w:rPr>
+      </w:pPr>
+      <w:r>
+        <w:rPr>
+          <w:b w:val="1"/>
+          <w:bCs w:val="1"/>
+          <w:sz w:val="26"/>
+          <w:szCs w:val="26"/>
+          <w:rtl w:val="0"/>
+        </w:rPr>
+        <w:t xml:space="preserve">R13: AI Service Dependency and External AI Service Failure</w:t>
+      </w:r>
+    </w:p>
+    <w:p>
+      <w:pPr>
+        <w:ind w:left="0" w:firstLine="0"/>
+        <w:rPr>
+          <w:b w:val="1"/>
+          <w:bCs w:val="1"/>
+        </w:rPr>
+      </w:pPr>
+      <w:r>
+        <w:rPr>
+          <w:b w:val="1"/>
+          <w:bCs w:val="1"/>
+          <w:rtl w:val="0"/>
+        </w:rPr>
+        <w:t xml:space="preserve">Description:</w:t>
+      </w:r>
+    </w:p>
+    <w:p>
+      <w:pPr>
+        <w:ind w:left="0" w:firstLine="0"/>
+        <w:rPr/>
+      </w:pPr>
+      <w:r>
+        <w:rPr>
+          <w:rtl w:val="0"/>
+        </w:rPr>
+        <w:t xml:space="preserve">The system depends on an External AI service. If the external service becomes unavailable or unstable, AI command processing may fail.</w:t>
+      </w:r>
+    </w:p>
+    <w:p>
+      <w:pPr>
+        <w:ind w:left="0" w:firstLine="0"/>
+        <w:rPr/>
+      </w:pPr>
+      <w:r>
+        <w:rPr>
+          <w:rtl w:val="0"/>
+        </w:rPr>
+      </w:r>
+    </w:p>
+    <w:p>
+      <w:pPr>
+        <w:ind w:left="0" w:firstLine="0"/>
+        <w:rPr/>
+      </w:pPr>
+      <w:r>
+        <w:rPr>
+          <w:b w:val="1"/>
+          <w:bCs w:val="1"/>
+          <w:rtl w:val="0"/>
+        </w:rPr>
+        <w:t xml:space="preserve">Likelihood:</w:t>
+      </w:r>
+      <w:r>
+        <w:rPr>
+          <w:rtl w:val="0"/>
+        </w:rPr>
+        <w:t xml:space="preserve"> Medium</w:t>
+      </w:r>
+    </w:p>
+    <w:p>
+      <w:pPr>
+        <w:ind w:left="0" w:firstLine="0"/>
+        <w:rPr/>
+      </w:pPr>
+      <w:r>
+        <w:rPr>
+          <w:b w:val="1"/>
+          <w:bCs w:val="1"/>
+          <w:rtl w:val="0"/>
+        </w:rPr>
+        <w:t xml:space="preserve">Impact: </w:t>
+      </w:r>
+      <w:r>
+        <w:rPr>
+          <w:rtl w:val="0"/>
+        </w:rPr>
+        <w:t xml:space="preserve">High</w:t>
+      </w:r>
+    </w:p>
+    <w:p>
+      <w:pPr>
+        <w:ind w:left="0" w:firstLine="0"/>
+        <w:rPr/>
+      </w:pPr>
+      <w:r>
+        <w:rPr>
+          <w:rtl w:val="0"/>
+        </w:rPr>
+      </w:r>
+    </w:p>
+    <w:p>
+      <w:pPr>
+        <w:ind w:left="0" w:firstLine="0"/>
+        <w:rPr>
+          <w:b w:val="1"/>
+          <w:bCs w:val="1"/>
+        </w:rPr>
+      </w:pPr>
+      <w:r>
+        <w:rPr>
+          <w:b w:val="1"/>
+          <w:bCs w:val="1"/>
+          <w:rtl w:val="0"/>
+        </w:rPr>
+        <w:t xml:space="preserve">Mitigation Strategy:</w:t>
+      </w:r>
+    </w:p>
+    <w:p>
+      <w:pPr>
+        <w:numPr>
+          <w:ilvl w:val="0"/>
+          <w:numId w:val="15"/>
+        </w:numPr>
+        <w:ind w:left="720" w:hanging="360"/>
+      </w:pPr>
+      <w:r>
+        <w:rPr>
+          <w:rtl w:val="0"/>
+        </w:rPr>
+        <w:t xml:space="preserve">Show fallback response</w:t>
+      </w:r>
+    </w:p>
+    <w:p>
+      <w:pPr>
+        <w:numPr>
+          <w:ilvl w:val="0"/>
+          <w:numId w:val="15"/>
+        </w:numPr>
+        <w:ind w:left="720" w:hanging="360"/>
+      </w:pPr>
+      <w:r>
+        <w:rPr>
+          <w:rtl w:val="0"/>
+        </w:rPr>
+        <w:t xml:space="preserve">Inform user to check backend/Wi-Fi</w:t>
+      </w:r>
+    </w:p>
+    <w:p>
+      <w:pPr>
+        <w:numPr>
+          <w:ilvl w:val="0"/>
+          <w:numId w:val="15"/>
+        </w:numPr>
+        <w:ind w:left="720" w:hanging="360"/>
+      </w:pPr>
+      <w:r>
+        <w:rPr>
+          <w:rtl w:val="0"/>
+        </w:rPr>
+        <w:t xml:space="preserve">Log failures (optional future)</w:t>
+      </w:r>
+    </w:p>
+    <w:p>
+      <w:pPr>
+        <w:rPr/>
+      </w:pPr>
+      <w:r>
+        <w:rPr>
+          <w:rtl w:val="0"/>
+        </w:rPr>
+      </w:r>
+    </w:p>
+    <w:p>
+      <w:pPr>
+        <w:rPr>
+          <w:b w:val="1"/>
+          <w:bCs w:val="1"/>
+          <w:sz w:val="26"/>
+          <w:szCs w:val="26"/>
+        </w:rPr>
+      </w:pPr>
+      <w:r>
+        <w:rPr>
+          <w:b w:val="1"/>
+          <w:bCs w:val="1"/>
+          <w:sz w:val="26"/>
+          <w:szCs w:val="26"/>
+          <w:rtl w:val="0"/>
+        </w:rPr>
+        <w:t xml:space="preserve">R14. Incorrect AI response in safety-critical Scenarios</w:t>
+      </w:r>
+    </w:p>
+    <w:p>
+      <w:pPr>
+        <w:rPr>
+          <w:b w:val="1"/>
+          <w:bCs w:val="1"/>
+        </w:rPr>
+      </w:pPr>
+      <w:r>
+        <w:rPr>
+          <w:b w:val="1"/>
+          <w:bCs w:val="1"/>
+          <w:rtl w:val="0"/>
+        </w:rPr>
+        <w:t xml:space="preserve">Description:</w:t>
+      </w:r>
+    </w:p>
+    <w:p>
+      <w:pPr>
+        <w:rPr/>
+      </w:pPr>
+      <w:r>
+        <w:rPr>
+          <w:rtl w:val="0"/>
+        </w:rPr>
+        <w:t xml:space="preserve">If AI incorrectly handles commands related to safety (e.g., gas or fire conditions), it may provide misleading information or delay proper action</w:t>
+      </w:r>
+    </w:p>
+    <w:p>
+      <w:pPr>
+        <w:rPr/>
+      </w:pPr>
+      <w:r>
+        <w:rPr>
+          <w:rtl w:val="0"/>
+        </w:rPr>
+      </w:r>
+    </w:p>
+    <w:p>
+      <w:pPr>
+        <w:rPr/>
+      </w:pPr>
+      <w:r>
+        <w:rPr>
+          <w:b w:val="1"/>
+          <w:bCs w:val="1"/>
+          <w:rtl w:val="0"/>
+        </w:rPr>
+        <w:t xml:space="preserve">Likelihood:</w:t>
+      </w:r>
+      <w:r>
+        <w:rPr>
+          <w:rtl w:val="0"/>
+        </w:rPr>
+        <w:t xml:space="preserve"> Low to medium</w:t>
       </w:r>
     </w:p>
     <w:p>
@@ -6843,7 +7988,7 @@
         <w:rPr>
           <w:rtl w:val="0"/>
         </w:rPr>
-        <w:t xml:space="preserve">Use structured prompting to constrain AI output.</w:t>
+        <w:t xml:space="preserve">AI chat does not control emergency response directly.</w:t>
       </w:r>
     </w:p>
     <w:p>
@@ -6858,7 +8003,7 @@
         <w:rPr>
           <w:rtl w:val="0"/>
         </w:rPr>
-        <w:t xml:space="preserve">Display AI response before any physical action is confirmed (AI provides recommendation/intent).</w:t>
+        <w:t xml:space="preserve">Safety actions are outside AI module scope (sensor/device layer).</w:t>
       </w:r>
     </w:p>
     <w:p>
@@ -6873,37 +8018,7 @@
         <w:rPr>
           <w:rtl w:val="0"/>
         </w:rPr>
-        <w:t xml:space="preserve">Mark confirmation + action validation as </w:t>
-      </w:r>
-      <w:r>
-        <w:rPr>
-          <w:b w:val="1"/>
-          <w:bCs w:val="1"/>
-          <w:rtl w:val="0"/>
-        </w:rPr>
-        <w:t xml:space="preserve">future enhancement</w:t>
-      </w:r>
-      <w:r>
-        <w:rPr>
-          <w:rtl w:val="0"/>
-        </w:rPr>
-        <w:t xml:space="preserve"> for the device-control layer.</w:t>
-      </w:r>
-    </w:p>
-    <w:p>
-      <w:pPr>
-        <w:ind w:left="0" w:firstLine="0"/>
-        <w:rPr>
-          <w:b w:val="1"/>
-          <w:bCs w:val="1"/>
-          <w:sz w:val="32"/>
-          <w:szCs w:val="32"/>
-        </w:rPr>
-      </w:pPr>
-      <w:r>
-        <w:rPr>
-          <w:rtl w:val="0"/>
-        </w:rPr>
+        <w:t xml:space="preserve">AI only provides guidance/notification text.</w:t>
       </w:r>
     </w:p>
     <w:p>
@@ -6919,7 +8034,17 @@
     </w:p>
     <w:p>
       <w:pPr>
-        <w:ind w:left="0" w:firstLine="0"/>
+        <w:ind w:left="720" w:firstLine="0"/>
+        <w:rPr/>
+      </w:pPr>
+      <w:r>
+        <w:rPr>
+          <w:rtl w:val="0"/>
+        </w:rPr>
+      </w:r>
+    </w:p>
+    <w:p>
+      <w:pPr>
         <w:rPr>
           <w:b w:val="1"/>
           <w:bCs w:val="1"/>
@@ -6935,12 +8060,21 @@
           <w:szCs w:val="26"/>
           <w:rtl w:val="0"/>
         </w:rPr>
-        <w:t xml:space="preserve">Risk 11: Delay in AI Response Time</w:t>
-      </w:r>
-    </w:p>
-    <w:p>
-      <w:pPr>
-        <w:ind w:left="0" w:firstLine="0"/>
+        <w:t xml:space="preserve">R15 – Dependency on external speech recognition library</w:t>
+      </w:r>
+    </w:p>
+    <w:p>
+      <w:pPr>
+        <w:rPr/>
+      </w:pPr>
+      <w:r>
+        <w:rPr>
+          <w:rtl w:val="0"/>
+        </w:rPr>
+      </w:r>
+    </w:p>
+    <w:p>
+      <w:pPr>
         <w:rPr>
           <w:b w:val="1"/>
           <w:bCs w:val="1"/>
@@ -6957,51 +8091,31 @@
     </w:p>
     <w:p>
       <w:pPr>
-        <w:ind w:left="0" w:firstLine="0"/>
-        <w:rPr/>
-      </w:pPr>
-      <w:r>
-        <w:rPr>
-          <w:rtl w:val="0"/>
-        </w:rPr>
-        <w:t xml:space="preserve">AI processing requires communication with an external API, which may introduce latency. Delays may negatively affect user experience or system responsiveness.</w:t>
-      </w:r>
-    </w:p>
-    <w:p>
-      <w:pPr>
-        <w:ind w:left="0" w:firstLine="0"/>
-        <w:rPr/>
-      </w:pPr>
-      <w:r>
-        <w:rPr>
-          <w:rtl w:val="0"/>
-        </w:rPr>
-      </w:r>
-    </w:p>
-    <w:p>
-      <w:pPr>
-        <w:ind w:left="0" w:firstLine="0"/>
-        <w:rPr/>
-      </w:pPr>
-      <w:r>
+        <w:rPr/>
+      </w:pPr>
+      <w:r>
+        <w:rPr>
+          <w:rtl w:val="0"/>
+        </w:rPr>
+        <w:t xml:space="preserve">The speech recognition feature depends on an external library and native device capabilities. Compatibility issues, library limitations, or platform restrictions may affect functionality.</w:t>
+      </w:r>
+    </w:p>
+    <w:p>
+      <w:pPr>
+        <w:rPr/>
+      </w:pPr>
+      <w:r>
+        <w:rPr>
+          <w:rtl w:val="0"/>
+        </w:rPr>
+      </w:r>
+    </w:p>
+    <w:p>
+      <w:pPr>
         <w:rPr>
           <w:b w:val="1"/>
           <w:bCs w:val="1"/>
-          <w:rtl w:val="0"/>
-        </w:rPr>
-        <w:t xml:space="preserve">Likelihood:</w:t>
-      </w:r>
-      <w:r>
-        <w:rPr>
-          <w:rtl w:val="0"/>
-        </w:rPr>
-        <w:t xml:space="preserve"> Medium</w:t>
-      </w:r>
-    </w:p>
-    <w:p>
-      <w:pPr>
-        <w:ind w:left="0" w:firstLine="0"/>
-        <w:rPr/>
+        </w:rPr>
       </w:pPr>
       <w:r>
         <w:rPr>
@@ -7009,18 +8123,55 @@
           <w:bCs w:val="1"/>
           <w:rtl w:val="0"/>
         </w:rPr>
-        <w:t xml:space="preserve">Impact:</w:t>
-      </w:r>
-      <w:r>
-        <w:rPr>
-          <w:rtl w:val="0"/>
-        </w:rPr>
-        <w:t xml:space="preserve"> Medium to High</w:t>
-      </w:r>
-    </w:p>
-    <w:p>
-      <w:pPr>
-        <w:ind w:left="0" w:firstLine="0"/>
+        <w:t xml:space="preserve">Mitigation Strategy:</w:t>
+      </w:r>
+    </w:p>
+    <w:p>
+      <w:pPr>
+        <w:rPr/>
+      </w:pPr>
+      <w:r>
+        <w:rPr>
+          <w:rtl w:val="0"/>
+        </w:rPr>
+        <w:t xml:space="preserve">Use a supported and maintained library.</w:t>
+      </w:r>
+    </w:p>
+    <w:p>
+      <w:pPr>
+        <w:rPr/>
+      </w:pPr>
+      <w:r>
+        <w:rPr>
+          <w:rtl w:val="0"/>
+        </w:rPr>
+        <w:t xml:space="preserve">Test on multiple devices.</w:t>
+      </w:r>
+    </w:p>
+    <w:p>
+      <w:pPr>
+        <w:rPr/>
+      </w:pPr>
+      <w:r>
+        <w:rPr>
+          <w:rtl w:val="0"/>
+        </w:rPr>
+        <w:t xml:space="preserve">Provide fallback to text input if speech recognition fails.</w:t>
+      </w:r>
+    </w:p>
+    <w:p>
+      <w:pPr>
+        <w:rPr/>
+      </w:pPr>
+      <w:r>
+        <w:rPr>
+          <w:rtl w:val="0"/>
+        </w:rPr>
+      </w:r>
+    </w:p>
+    <w:p>
+      <w:pPr>
+        <w:spacing w:after="240" w:before="240" w:lineRule="auto"/>
         <w:rPr>
           <w:b w:val="1"/>
           <w:bCs w:val="1"/>
@@ -7028,17 +8179,17 @@
       </w:pPr>
       <w:r>
         <w:rPr>
-          <w:rtl w:val="0"/>
-        </w:rPr>
-      </w:r>
-    </w:p>
-    <w:p>
-      <w:pPr>
-        <w:ind w:left="0" w:firstLine="0"/>
-        <w:rPr>
           <w:b w:val="1"/>
           <w:bCs w:val="1"/>
-        </w:rPr>
+          <w:rtl w:val="0"/>
+        </w:rPr>
+        <w:t xml:space="preserve">R16 - Insufficient verification of web application and device-control integration</w:t>
+      </w:r>
+    </w:p>
+    <w:p>
+      <w:pPr>
+        <w:spacing w:after="240" w:before="240" w:lineRule="auto"/>
+        <w:rPr/>
       </w:pPr>
       <w:r>
         <w:rPr>
@@ -7046,552 +8197,68 @@
           <w:bCs w:val="1"/>
           <w:rtl w:val="0"/>
         </w:rPr>
-        <w:t xml:space="preserve">Mitigation Strategy:</w:t>
-      </w:r>
-    </w:p>
-    <w:p>
-      <w:pPr>
-        <w:ind w:left="0" w:firstLine="0"/>
-        <w:rPr/>
-      </w:pPr>
-      <w:r>
-        <w:rPr>
-          <w:rtl w:val="0"/>
-        </w:rPr>
-      </w:r>
-    </w:p>
-    <w:p>
-      <w:pPr>
-        <w:ind w:left="0" w:firstLine="0"/>
-        <w:rPr/>
-      </w:pPr>
-      <w:r>
-        <w:rPr>
-          <w:rtl w:val="0"/>
-        </w:rPr>
-        <w:t xml:space="preserve">Show loading indicator and prevent duplicate sends while a request is in progress. Backend performance tuning/caching may be added if needed.</w:t>
-      </w:r>
-    </w:p>
-    <w:p>
-      <w:pPr>
-        <w:ind w:left="0" w:firstLine="0"/>
-        <w:rPr/>
-      </w:pPr>
-      <w:r>
-        <w:rPr>
-          <w:rtl w:val="0"/>
-        </w:rPr>
-      </w:r>
-    </w:p>
-    <w:p>
-      <w:pPr>
-        <w:ind w:left="0" w:firstLine="0"/>
+        <w:br w:type="textWrapping"/>
+        <w:t xml:space="preserve">Description:</w:t>
+        <w:br w:type="textWrapping"/>
+      </w:r>
+      <w:r>
+        <w:rPr>
+          <w:rtl w:val="0"/>
+        </w:rPr>
+        <w:t xml:space="preserve">There is a risk that the web application appears to function correctly at interface level while the underlying device-control flow behaves incorrectly when connected to Firebase and the device state backend. This may lead to incorrect updates, inconsistent displayed states, or unnoticed faults in integration between the web interface and the device-control logic.</w:t>
+      </w:r>
+    </w:p>
+    <w:p>
+      <w:pPr>
+        <w:spacing w:after="240" w:before="240" w:lineRule="auto"/>
+        <w:rPr/>
+      </w:pPr>
+      <w:r>
         <w:rPr>
           <w:b w:val="1"/>
           <w:bCs w:val="1"/>
-          <w:sz w:val="26"/>
-          <w:szCs w:val="26"/>
-        </w:rPr>
-      </w:pPr>
-      <w:r>
-        <w:rPr>
-          <w:rtl w:val="0"/>
-        </w:rPr>
-      </w:r>
-    </w:p>
-    <w:p>
-      <w:pPr>
-        <w:ind w:left="0" w:firstLine="0"/>
+          <w:rtl w:val="0"/>
+        </w:rPr>
+        <w:t xml:space="preserve">Probability:</w:t>
+      </w:r>
+      <w:r>
+        <w:rPr>
+          <w:rtl w:val="0"/>
+        </w:rPr>
+        <w:t xml:space="preserve"> Medium</w:t>
+        <w:br w:type="textWrapping"/>
+        <w:t xml:space="preserve"> </w:t>
+      </w:r>
+      <w:r>
         <w:rPr>
           <w:b w:val="1"/>
           <w:bCs w:val="1"/>
-          <w:sz w:val="26"/>
-          <w:szCs w:val="26"/>
-        </w:rPr>
-      </w:pPr>
-      <w:r>
+          <w:rtl w:val="0"/>
+        </w:rPr>
+        <w:t xml:space="preserve">Impact:</w:t>
+      </w:r>
+      <w:r>
+        <w:rPr>
+          <w:rtl w:val="0"/>
+        </w:rPr>
+        <w:t xml:space="preserve"> High</w:t>
+      </w:r>
+    </w:p>
+    <w:p>
+      <w:pPr>
+        <w:spacing w:after="240" w:before="240" w:lineRule="auto"/>
         <w:rPr>
           <w:b w:val="1"/>
           <w:bCs w:val="1"/>
-          <w:sz w:val="26"/>
-          <w:szCs w:val="26"/>
-          <w:rtl w:val="0"/>
-        </w:rPr>
-        <w:t xml:space="preserve">R12:Over-Reliance on AI Decision Logic</w:t>
-      </w:r>
-    </w:p>
-    <w:p>
-      <w:pPr>
-        <w:ind w:left="0" w:firstLine="0"/>
+        </w:rPr>
+      </w:pPr>
+      <w:r>
         <w:rPr>
           <w:b w:val="1"/>
           <w:bCs w:val="1"/>
-        </w:rPr>
-      </w:pPr>
-      <w:r>
-        <w:rPr>
-          <w:rtl w:val="0"/>
-        </w:rPr>
-      </w:r>
-    </w:p>
-    <w:p>
-      <w:pPr>
-        <w:ind w:left="0" w:firstLine="0"/>
-        <w:rPr>
-          <w:b w:val="1"/>
-          <w:bCs w:val="1"/>
-        </w:rPr>
-      </w:pPr>
-      <w:r>
-        <w:rPr>
-          <w:b w:val="1"/>
-          <w:bCs w:val="1"/>
-          <w:rtl w:val="0"/>
-        </w:rPr>
-        <w:t xml:space="preserve">Description:</w:t>
-      </w:r>
-    </w:p>
-    <w:p>
-      <w:pPr>
-        <w:ind w:left="0" w:firstLine="0"/>
-        <w:rPr/>
-      </w:pPr>
-      <w:r>
-        <w:rPr>
-          <w:rtl w:val="0"/>
-        </w:rPr>
-        <w:t xml:space="preserve">Relying heavily on AI decision-making may reduce system predictability. AI-generated logic may not always align with strict safety or operational requirements.</w:t>
-      </w:r>
-    </w:p>
-    <w:p>
-      <w:pPr>
-        <w:ind w:left="0" w:firstLine="0"/>
-        <w:rPr>
-          <w:b w:val="1"/>
-          <w:bCs w:val="1"/>
-        </w:rPr>
-      </w:pPr>
-      <w:r>
-        <w:rPr>
-          <w:rtl w:val="0"/>
-        </w:rPr>
-      </w:r>
-    </w:p>
-    <w:p>
-      <w:pPr>
-        <w:ind w:left="0" w:firstLine="0"/>
-        <w:rPr/>
-      </w:pPr>
-      <w:r>
-        <w:rPr>
-          <w:b w:val="1"/>
-          <w:bCs w:val="1"/>
-          <w:rtl w:val="0"/>
-        </w:rPr>
-        <w:t xml:space="preserve">Likelihood: </w:t>
-      </w:r>
-      <w:r>
-        <w:rPr>
-          <w:rtl w:val="0"/>
-        </w:rPr>
-        <w:t xml:space="preserve">Medium</w:t>
-      </w:r>
-    </w:p>
-    <w:p>
-      <w:pPr>
-        <w:ind w:left="0" w:firstLine="0"/>
-        <w:rPr/>
-      </w:pPr>
-      <w:r>
-        <w:rPr>
-          <w:b w:val="1"/>
-          <w:bCs w:val="1"/>
-          <w:rtl w:val="0"/>
-        </w:rPr>
-        <w:t xml:space="preserve">Impact:</w:t>
-      </w:r>
-      <w:r>
-        <w:rPr>
-          <w:rtl w:val="0"/>
-        </w:rPr>
-        <w:t xml:space="preserve"> Medium</w:t>
-      </w:r>
-    </w:p>
-    <w:p>
-      <w:pPr>
-        <w:ind w:left="0" w:firstLine="0"/>
-        <w:rPr>
-          <w:b w:val="1"/>
-          <w:bCs w:val="1"/>
-        </w:rPr>
-      </w:pPr>
-      <w:r>
-        <w:rPr>
-          <w:rtl w:val="0"/>
-        </w:rPr>
-      </w:r>
-    </w:p>
-    <w:p>
-      <w:pPr>
-        <w:ind w:left="0" w:firstLine="0"/>
-        <w:rPr>
-          <w:b w:val="1"/>
-          <w:bCs w:val="1"/>
-        </w:rPr>
-      </w:pPr>
-      <w:r>
-        <w:rPr>
-          <w:b w:val="1"/>
-          <w:bCs w:val="1"/>
-          <w:rtl w:val="0"/>
-        </w:rPr>
-        <w:t xml:space="preserve">Mitigation Strategy:</w:t>
-      </w:r>
-    </w:p>
-    <w:p>
-      <w:pPr>
-        <w:numPr>
-          <w:ilvl w:val="0"/>
-          <w:numId w:val="1"/>
-        </w:numPr>
-        <w:ind w:left="720" w:hanging="360"/>
-      </w:pPr>
-      <w:r>
-        <w:rPr>
-          <w:rtl w:val="0"/>
-        </w:rPr>
-        <w:t xml:space="preserve">AI is limited to interpretation and generating suggestions/responses.</w:t>
-      </w:r>
-    </w:p>
-    <w:p>
-      <w:pPr>
-        <w:numPr>
-          <w:ilvl w:val="0"/>
-          <w:numId w:val="1"/>
-        </w:numPr>
-        <w:ind w:left="720" w:hanging="360"/>
-      </w:pPr>
-      <w:r>
-        <w:rPr>
-          <w:rtl w:val="0"/>
-        </w:rPr>
-        <w:t xml:space="preserve">Safety-critical actions are not decided by the AI within the mobile UI.</w:t>
-      </w:r>
-    </w:p>
-    <w:p>
-      <w:pPr>
-        <w:ind w:left="720" w:firstLine="0"/>
-        <w:rPr/>
-      </w:pPr>
-      <w:r>
-        <w:rPr>
-          <w:rtl w:val="0"/>
-        </w:rPr>
-      </w:r>
-    </w:p>
-    <w:p>
-      <w:pPr>
-        <w:ind w:left="0" w:firstLine="0"/>
-        <w:rPr>
-          <w:b w:val="1"/>
-          <w:bCs w:val="1"/>
-          <w:sz w:val="26"/>
-          <w:szCs w:val="26"/>
-        </w:rPr>
-      </w:pPr>
-      <w:r>
-        <w:rPr>
-          <w:b w:val="1"/>
-          <w:bCs w:val="1"/>
-          <w:sz w:val="26"/>
-          <w:szCs w:val="26"/>
-          <w:rtl w:val="0"/>
-        </w:rPr>
-        <w:t xml:space="preserve">R13: AI Service Dependency and External API Failure</w:t>
-      </w:r>
-    </w:p>
-    <w:p>
-      <w:pPr>
-        <w:ind w:left="0" w:firstLine="0"/>
-        <w:rPr>
-          <w:b w:val="1"/>
-          <w:bCs w:val="1"/>
-        </w:rPr>
-      </w:pPr>
-      <w:r>
-        <w:rPr>
-          <w:b w:val="1"/>
-          <w:bCs w:val="1"/>
-          <w:rtl w:val="0"/>
-        </w:rPr>
-        <w:t xml:space="preserve">Description:</w:t>
-      </w:r>
-    </w:p>
-    <w:p>
-      <w:pPr>
-        <w:ind w:left="0" w:firstLine="0"/>
-        <w:rPr/>
-      </w:pPr>
-      <w:r>
-        <w:rPr>
-          <w:rtl w:val="0"/>
-        </w:rPr>
-        <w:t xml:space="preserve">The system depends on an External AI service. If the external service becomes unavailable or unstable, AI command processing may fail.</w:t>
-      </w:r>
-    </w:p>
-    <w:p>
-      <w:pPr>
-        <w:ind w:left="0" w:firstLine="0"/>
-        <w:rPr/>
-      </w:pPr>
-      <w:r>
-        <w:rPr>
-          <w:rtl w:val="0"/>
-        </w:rPr>
-      </w:r>
-    </w:p>
-    <w:p>
-      <w:pPr>
-        <w:ind w:left="0" w:firstLine="0"/>
-        <w:rPr/>
-      </w:pPr>
-      <w:r>
-        <w:rPr>
-          <w:b w:val="1"/>
-          <w:bCs w:val="1"/>
-          <w:rtl w:val="0"/>
-        </w:rPr>
-        <w:t xml:space="preserve">Likelihood:</w:t>
-      </w:r>
-      <w:r>
-        <w:rPr>
-          <w:rtl w:val="0"/>
-        </w:rPr>
-        <w:t xml:space="preserve"> Medium</w:t>
-      </w:r>
-    </w:p>
-    <w:p>
-      <w:pPr>
-        <w:ind w:left="0" w:firstLine="0"/>
-        <w:rPr/>
-      </w:pPr>
-      <w:r>
-        <w:rPr>
-          <w:b w:val="1"/>
-          <w:bCs w:val="1"/>
-          <w:rtl w:val="0"/>
-        </w:rPr>
-        <w:t xml:space="preserve">Impact: </w:t>
-      </w:r>
-      <w:r>
-        <w:rPr>
-          <w:rtl w:val="0"/>
-        </w:rPr>
-        <w:t xml:space="preserve">High</w:t>
-      </w:r>
-    </w:p>
-    <w:p>
-      <w:pPr>
-        <w:ind w:left="0" w:firstLine="0"/>
-        <w:rPr/>
-      </w:pPr>
-      <w:r>
-        <w:rPr>
-          <w:rtl w:val="0"/>
-        </w:rPr>
-      </w:r>
-    </w:p>
-    <w:p>
-      <w:pPr>
-        <w:ind w:left="0" w:firstLine="0"/>
-        <w:rPr>
-          <w:b w:val="1"/>
-          <w:bCs w:val="1"/>
-        </w:rPr>
-      </w:pPr>
-      <w:r>
-        <w:rPr>
-          <w:b w:val="1"/>
-          <w:bCs w:val="1"/>
-          <w:rtl w:val="0"/>
-        </w:rPr>
-        <w:t xml:space="preserve">Mitigation Strategy:</w:t>
-      </w:r>
-    </w:p>
-    <w:p>
-      <w:pPr>
-        <w:numPr>
-          <w:ilvl w:val="0"/>
-          <w:numId w:val="14"/>
-        </w:numPr>
-        <w:ind w:left="720" w:hanging="360"/>
-      </w:pPr>
-      <w:r>
-        <w:rPr>
-          <w:rtl w:val="0"/>
-        </w:rPr>
-        <w:t xml:space="preserve">Show fallback response</w:t>
-      </w:r>
-    </w:p>
-    <w:p>
-      <w:pPr>
-        <w:numPr>
-          <w:ilvl w:val="0"/>
-          <w:numId w:val="14"/>
-        </w:numPr>
-        <w:ind w:left="720" w:hanging="360"/>
-      </w:pPr>
-      <w:r>
-        <w:rPr>
-          <w:rtl w:val="0"/>
-        </w:rPr>
-        <w:t xml:space="preserve">Inform user to check backend/Wi-Fi</w:t>
-      </w:r>
-    </w:p>
-    <w:p>
-      <w:pPr>
-        <w:numPr>
-          <w:ilvl w:val="0"/>
-          <w:numId w:val="14"/>
-        </w:numPr>
-        <w:ind w:left="720" w:hanging="360"/>
-      </w:pPr>
-      <w:r>
-        <w:rPr>
-          <w:rtl w:val="0"/>
-        </w:rPr>
-        <w:t xml:space="preserve">Log failures (optional future)</w:t>
-      </w:r>
-    </w:p>
-    <w:p>
-      <w:pPr>
-        <w:rPr/>
-      </w:pPr>
-      <w:r>
-        <w:rPr>
-          <w:rtl w:val="0"/>
-        </w:rPr>
-      </w:r>
-    </w:p>
-    <w:p>
-      <w:pPr>
-        <w:rPr>
-          <w:b w:val="1"/>
-          <w:bCs w:val="1"/>
-          <w:sz w:val="26"/>
-          <w:szCs w:val="26"/>
-        </w:rPr>
-      </w:pPr>
-      <w:r>
-        <w:rPr>
-          <w:b w:val="1"/>
-          <w:bCs w:val="1"/>
-          <w:sz w:val="26"/>
-          <w:szCs w:val="26"/>
-          <w:rtl w:val="0"/>
-        </w:rPr>
-        <w:t xml:space="preserve">R14. Incorrect AI response in safety-critical Scenarios</w:t>
-      </w:r>
-    </w:p>
-    <w:p>
-      <w:pPr>
-        <w:rPr>
-          <w:b w:val="1"/>
-          <w:bCs w:val="1"/>
-        </w:rPr>
-      </w:pPr>
-      <w:r>
-        <w:rPr>
-          <w:b w:val="1"/>
-          <w:bCs w:val="1"/>
-          <w:rtl w:val="0"/>
-        </w:rPr>
-        <w:t xml:space="preserve">Description:</w:t>
-      </w:r>
-    </w:p>
-    <w:p>
-      <w:pPr>
-        <w:rPr/>
-      </w:pPr>
-      <w:r>
-        <w:rPr>
-          <w:rtl w:val="0"/>
-        </w:rPr>
-        <w:t xml:space="preserve">If AI incorrectly handles commands related to safety (e.g., gas or fire conditions), it may provide misleading information or delay proper action</w:t>
-      </w:r>
-    </w:p>
-    <w:p>
-      <w:pPr>
-        <w:rPr/>
-      </w:pPr>
-      <w:r>
-        <w:rPr>
-          <w:rtl w:val="0"/>
-        </w:rPr>
-      </w:r>
-    </w:p>
-    <w:p>
-      <w:pPr>
-        <w:rPr/>
-      </w:pPr>
-      <w:r>
-        <w:rPr>
-          <w:b w:val="1"/>
-          <w:bCs w:val="1"/>
-          <w:rtl w:val="0"/>
-        </w:rPr>
-        <w:t xml:space="preserve">Likelihood:</w:t>
-      </w:r>
-      <w:r>
-        <w:rPr>
-          <w:rtl w:val="0"/>
-        </w:rPr>
-        <w:t xml:space="preserve"> Low to medium</w:t>
-      </w:r>
-    </w:p>
-    <w:p>
-      <w:pPr>
-        <w:rPr/>
-      </w:pPr>
-      <w:r>
-        <w:rPr>
-          <w:b w:val="1"/>
-          <w:bCs w:val="1"/>
-          <w:rtl w:val="0"/>
-        </w:rPr>
-        <w:t xml:space="preserve">Impact:</w:t>
-      </w:r>
-      <w:r>
-        <w:rPr>
-          <w:rtl w:val="0"/>
-        </w:rPr>
-        <w:t xml:space="preserve"> High</w:t>
-      </w:r>
-    </w:p>
-    <w:p>
-      <w:pPr>
-        <w:rPr/>
-      </w:pPr>
-      <w:r>
-        <w:rPr>
-          <w:rtl w:val="0"/>
-        </w:rPr>
-      </w:r>
-    </w:p>
-    <w:p>
-      <w:pPr>
-        <w:rPr>
-          <w:b w:val="1"/>
-          <w:bCs w:val="1"/>
-        </w:rPr>
-      </w:pPr>
-      <w:r>
-        <w:rPr>
-          <w:b w:val="1"/>
-          <w:bCs w:val="1"/>
-          <w:rtl w:val="0"/>
-        </w:rPr>
-        <w:t xml:space="preserve">Mitigation Strategy:</w:t>
+          <w:rtl w:val="0"/>
+        </w:rPr>
+        <w:t xml:space="preserve">Handling Plan:</w:t>
       </w:r>
     </w:p>
     <w:p>
@@ -7600,13 +8267,15 @@
           <w:ilvl w:val="0"/>
           <w:numId w:val="2"/>
         </w:numPr>
+        <w:spacing w:after="0" w:afterAutospacing="0" w:before="240" w:lineRule="auto"/>
         <w:ind w:left="720" w:hanging="360"/>
       </w:pPr>
       <w:r>
         <w:rPr>
           <w:rtl w:val="0"/>
         </w:rPr>
-        <w:t xml:space="preserve">AI chat does not control emergency response directly.</w:t>
+        <w:t xml:space="preserve">Perform manual integration testing on the implemented web application flows</w:t>
+        <w:br w:type="textWrapping"/>
       </w:r>
     </w:p>
     <w:p>
@@ -7615,13 +8284,15 @@
           <w:ilvl w:val="0"/>
           <w:numId w:val="2"/>
         </w:numPr>
+        <w:spacing w:after="0" w:afterAutospacing="0" w:before="0" w:beforeAutospacing="0" w:lineRule="auto"/>
         <w:ind w:left="720" w:hanging="360"/>
       </w:pPr>
       <w:r>
         <w:rPr>
           <w:rtl w:val="0"/>
         </w:rPr>
-        <w:t xml:space="preserve">Safety actions are outside AI module scope (sensor/device layer).</w:t>
+        <w:t xml:space="preserve">Verify that frontend actions result in correct Firestore updates</w:t>
+        <w:br w:type="textWrapping"/>
       </w:r>
     </w:p>
     <w:p>
@@ -7630,151 +8301,75 @@
           <w:ilvl w:val="0"/>
           <w:numId w:val="2"/>
         </w:numPr>
+        <w:spacing w:after="0" w:afterAutospacing="0" w:before="0" w:beforeAutospacing="0" w:lineRule="auto"/>
         <w:ind w:left="720" w:hanging="360"/>
       </w:pPr>
       <w:r>
         <w:rPr>
           <w:rtl w:val="0"/>
         </w:rPr>
-        <w:t xml:space="preserve">AI only provides guidance/notification text.</w:t>
-      </w:r>
-    </w:p>
-    <w:p>
-      <w:pPr>
-        <w:ind w:left="720" w:firstLine="0"/>
-        <w:rPr/>
-      </w:pPr>
-      <w:r>
-        <w:rPr>
-          <w:rtl w:val="0"/>
-        </w:rPr>
-      </w:r>
-    </w:p>
-    <w:p>
-      <w:pPr>
-        <w:ind w:left="720" w:firstLine="0"/>
-        <w:rPr/>
-      </w:pPr>
-      <w:r>
-        <w:rPr>
-          <w:rtl w:val="0"/>
-        </w:rPr>
-      </w:r>
-    </w:p>
-    <w:p>
-      <w:pPr>
-        <w:rPr>
-          <w:b w:val="1"/>
-          <w:bCs w:val="1"/>
-          <w:sz w:val="26"/>
-          <w:szCs w:val="26"/>
-        </w:rPr>
-      </w:pPr>
-      <w:r>
-        <w:rPr>
-          <w:b w:val="1"/>
-          <w:bCs w:val="1"/>
-          <w:sz w:val="26"/>
-          <w:szCs w:val="26"/>
-          <w:rtl w:val="0"/>
-        </w:rPr>
-        <w:t xml:space="preserve">R15 – Dependency on external speech recognition library</w:t>
-      </w:r>
-    </w:p>
-    <w:p>
-      <w:pPr>
-        <w:rPr/>
-      </w:pPr>
-      <w:r>
-        <w:rPr>
-          <w:rtl w:val="0"/>
-        </w:rPr>
-      </w:r>
-    </w:p>
-    <w:p>
-      <w:pPr>
-        <w:rPr>
-          <w:b w:val="1"/>
-          <w:bCs w:val="1"/>
-        </w:rPr>
-      </w:pPr>
-      <w:r>
-        <w:rPr>
-          <w:b w:val="1"/>
-          <w:bCs w:val="1"/>
-          <w:rtl w:val="0"/>
-        </w:rPr>
-        <w:t xml:space="preserve">Description:</w:t>
-      </w:r>
-    </w:p>
-    <w:p>
-      <w:pPr>
-        <w:rPr/>
-      </w:pPr>
-      <w:r>
-        <w:rPr>
-          <w:rtl w:val="0"/>
-        </w:rPr>
-        <w:t xml:space="preserve">The speech recognition feature depends on an external library and native device capabilities. Compatibility issues, library limitations, or platform restrictions may affect functionality.</w:t>
-      </w:r>
-    </w:p>
-    <w:p>
-      <w:pPr>
-        <w:rPr/>
-      </w:pPr>
-      <w:r>
-        <w:rPr>
-          <w:rtl w:val="0"/>
-        </w:rPr>
-      </w:r>
-    </w:p>
-    <w:p>
-      <w:pPr>
-        <w:rPr>
-          <w:b w:val="1"/>
-          <w:bCs w:val="1"/>
-        </w:rPr>
-      </w:pPr>
-      <w:r>
-        <w:rPr>
-          <w:b w:val="1"/>
-          <w:bCs w:val="1"/>
-          <w:rtl w:val="0"/>
-        </w:rPr>
-        <w:t xml:space="preserve">Mitigation Strategy:</w:t>
-      </w:r>
-    </w:p>
-    <w:p>
-      <w:pPr>
-        <w:rPr/>
-      </w:pPr>
-      <w:r>
-        <w:rPr>
-          <w:rtl w:val="0"/>
-        </w:rPr>
-        <w:t xml:space="preserve">Use a supported and maintained library.</w:t>
-      </w:r>
-    </w:p>
-    <w:p>
-      <w:pPr>
-        <w:rPr/>
-      </w:pPr>
-      <w:r>
-        <w:rPr>
-          <w:rtl w:val="0"/>
-        </w:rPr>
-        <w:t xml:space="preserve">Test on multiple devices.</w:t>
-      </w:r>
-    </w:p>
-    <w:p>
-      <w:pPr>
-        <w:rPr/>
-      </w:pPr>
-      <w:r>
-        <w:rPr>
-          <w:rtl w:val="0"/>
-        </w:rPr>
-        <w:t xml:space="preserve">Provide fallback to text input if speech recognition fails.</w:t>
+        <w:t xml:space="preserve">Verify that Firestore state changes are reflected correctly in the hub interface</w:t>
+        <w:br w:type="textWrapping"/>
+      </w:r>
+    </w:p>
+    <w:p>
+      <w:pPr>
+        <w:numPr>
+          <w:ilvl w:val="0"/>
+          <w:numId w:val="2"/>
+        </w:numPr>
+        <w:spacing w:after="0" w:afterAutospacing="0" w:before="0" w:beforeAutospacing="0" w:lineRule="auto"/>
+        <w:ind w:left="720" w:hanging="360"/>
+      </w:pPr>
+      <w:r>
+        <w:rPr>
+          <w:rtl w:val="0"/>
+        </w:rPr>
+        <w:t xml:space="preserve">Prioritize testing of login, signup, guest access, hub loading, and toggle actions</w:t>
+        <w:br w:type="textWrapping"/>
+      </w:r>
+    </w:p>
+    <w:p>
+      <w:pPr>
+        <w:numPr>
+          <w:ilvl w:val="0"/>
+          <w:numId w:val="2"/>
+        </w:numPr>
+        <w:spacing w:after="0" w:afterAutospacing="0" w:before="0" w:beforeAutospacing="0" w:lineRule="auto"/>
+        <w:ind w:left="720" w:hanging="360"/>
+      </w:pPr>
+      <w:r>
+        <w:rPr>
+          <w:rtl w:val="0"/>
+        </w:rPr>
+        <w:t xml:space="preserve">Record defects and perform retesting after fixes</w:t>
+        <w:br w:type="textWrapping"/>
+      </w:r>
+    </w:p>
+    <w:p>
+      <w:pPr>
+        <w:numPr>
+          <w:ilvl w:val="0"/>
+          <w:numId w:val="2"/>
+        </w:numPr>
+        <w:spacing w:after="240" w:before="0" w:beforeAutospacing="0" w:lineRule="auto"/>
+        <w:ind w:left="720" w:hanging="360"/>
+      </w:pPr>
+      <w:r>
+        <w:rPr>
+          <w:rtl w:val="0"/>
+        </w:rPr>
+        <w:t xml:space="preserve">Consider lightweight unit testing for frontend validation logic in a later step</w:t>
+      </w:r>
+    </w:p>
+    <w:p>
+      <w:pPr>
+        <w:rPr/>
+      </w:pPr>
+      <w:r>
+        <w:rPr>
+          <w:rtl w:val="0"/>
+        </w:rPr>
       </w:r>
     </w:p>
     <w:p>
@@ -9826,6 +10421,116 @@
         <w:ind w:left="720" w:hanging="360"/>
       </w:pPr>
       <w:rPr>
+        <w:u w:val="none"/>
+      </w:rPr>
+    </w:lvl>
+    <w:lvl w:ilvl="1">
+      <w:start w:val="1"/>
+      <w:numFmt w:val="bullet"/>
+      <w:lvlText w:val="○"/>
+      <w:lvlJc w:val="left"/>
+      <w:pPr>
+        <w:ind w:left="1440" w:hanging="360"/>
+      </w:pPr>
+      <w:rPr>
+        <w:u w:val="none"/>
+      </w:rPr>
+    </w:lvl>
+    <w:lvl w:ilvl="2">
+      <w:start w:val="1"/>
+      <w:numFmt w:val="bullet"/>
+      <w:lvlText w:val="■"/>
+      <w:lvlJc w:val="left"/>
+      <w:pPr>
+        <w:ind w:left="2160" w:hanging="360"/>
+      </w:pPr>
+      <w:rPr>
+        <w:u w:val="none"/>
+      </w:rPr>
+    </w:lvl>
+    <w:lvl w:ilvl="3">
+      <w:start w:val="1"/>
+      <w:numFmt w:val="bullet"/>
+      <w:lvlText w:val="●"/>
+      <w:lvlJc w:val="left"/>
+      <w:pPr>
+        <w:ind w:left="2880" w:hanging="360"/>
+      </w:pPr>
+      <w:rPr>
+        <w:u w:val="none"/>
+      </w:rPr>
+    </w:lvl>
+    <w:lvl w:ilvl="4">
+      <w:start w:val="1"/>
+      <w:numFmt w:val="bullet"/>
+      <w:lvlText w:val="○"/>
+      <w:lvlJc w:val="left"/>
+      <w:pPr>
+        <w:ind w:left="3600" w:hanging="360"/>
+      </w:pPr>
+      <w:rPr>
+        <w:u w:val="none"/>
+      </w:rPr>
+    </w:lvl>
+    <w:lvl w:ilvl="5">
+      <w:start w:val="1"/>
+      <w:numFmt w:val="bullet"/>
+      <w:lvlText w:val="■"/>
+      <w:lvlJc w:val="left"/>
+      <w:pPr>
+        <w:ind w:left="4320" w:hanging="360"/>
+      </w:pPr>
+      <w:rPr>
+        <w:u w:val="none"/>
+      </w:rPr>
+    </w:lvl>
+    <w:lvl w:ilvl="6">
+      <w:start w:val="1"/>
+      <w:numFmt w:val="bullet"/>
+      <w:lvlText w:val="●"/>
+      <w:lvlJc w:val="left"/>
+      <w:pPr>
+        <w:ind w:left="5040" w:hanging="360"/>
+      </w:pPr>
+      <w:rPr>
+        <w:u w:val="none"/>
+      </w:rPr>
+    </w:lvl>
+    <w:lvl w:ilvl="7">
+      <w:start w:val="1"/>
+      <w:numFmt w:val="bullet"/>
+      <w:lvlText w:val="○"/>
+      <w:lvlJc w:val="left"/>
+      <w:pPr>
+        <w:ind w:left="5760" w:hanging="360"/>
+      </w:pPr>
+      <w:rPr>
+        <w:u w:val="none"/>
+      </w:rPr>
+    </w:lvl>
+    <w:lvl w:ilvl="8">
+      <w:start w:val="1"/>
+      <w:numFmt w:val="bullet"/>
+      <w:lvlText w:val="■"/>
+      <w:lvlJc w:val="left"/>
+      <w:pPr>
+        <w:ind w:left="6480" w:hanging="360"/>
+      </w:pPr>
+      <w:rPr>
+        <w:u w:val="none"/>
+      </w:rPr>
+    </w:lvl>
+  </w:abstractNum>
+  <w:abstractNum w:abstractNumId="5">
+    <w:lvl w:ilvl="0">
+      <w:start w:val="1"/>
+      <w:numFmt w:val="bullet"/>
+      <w:lvlText w:val="●"/>
+      <w:lvlJc w:val="left"/>
+      <w:pPr>
+        <w:ind w:left="720" w:hanging="360"/>
+      </w:pPr>
+      <w:rPr>
         <w:rFonts w:ascii="Noto Sans Symbols" w:cs="Noto Sans Symbols" w:eastAsia="Noto Sans Symbols" w:hAnsi="Noto Sans Symbols"/>
         <w:sz w:val="20"/>
         <w:szCs w:val="20"/>
@@ -9944,7 +10649,7 @@
       </w:rPr>
     </w:lvl>
   </w:abstractNum>
-  <w:abstractNum w:abstractNumId="5">
+  <w:abstractNum w:abstractNumId="6">
     <w:lvl w:ilvl="0">
       <w:start w:val="1"/>
       <w:numFmt w:val="bullet"/>
@@ -10072,7 +10777,7 @@
       </w:rPr>
     </w:lvl>
   </w:abstractNum>
-  <w:abstractNum w:abstractNumId="6">
+  <w:abstractNum w:abstractNumId="7">
     <w:lvl w:ilvl="0">
       <w:start w:val="1"/>
       <w:numFmt w:val="bullet"/>
@@ -10200,7 +10905,7 @@
       </w:rPr>
     </w:lvl>
   </w:abstractNum>
-  <w:abstractNum w:abstractNumId="7">
+  <w:abstractNum w:abstractNumId="8">
     <w:lvl w:ilvl="0">
       <w:start w:val="1"/>
       <w:numFmt w:val="bullet"/>
@@ -10328,7 +11033,7 @@
       </w:rPr>
     </w:lvl>
   </w:abstractNum>
-  <w:abstractNum w:abstractNumId="8">
+  <w:abstractNum w:abstractNumId="9">
     <w:lvl w:ilvl="0">
       <w:start w:val="1"/>
       <w:numFmt w:val="bullet"/>
@@ -10456,7 +11161,7 @@
       </w:rPr>
     </w:lvl>
   </w:abstractNum>
-  <w:abstractNum w:abstractNumId="9">
+  <w:abstractNum w:abstractNumId="10">
     <w:lvl w:ilvl="0">
       <w:start w:val="1"/>
       <w:numFmt w:val="bullet"/>
@@ -10584,7 +11289,7 @@
       </w:rPr>
     </w:lvl>
   </w:abstractNum>
-  <w:abstractNum w:abstractNumId="10">
+  <w:abstractNum w:abstractNumId="11">
     <w:lvl w:ilvl="0">
       <w:start w:val="1"/>
       <w:numFmt w:val="bullet"/>
@@ -10712,7 +11417,7 @@
       </w:rPr>
     </w:lvl>
   </w:abstractNum>
-  <w:abstractNum w:abstractNumId="11">
+  <w:abstractNum w:abstractNumId="12">
     <w:lvl w:ilvl="0">
       <w:start w:val="1"/>
       <w:numFmt w:val="bullet"/>
@@ -10840,7 +11545,7 @@
       </w:rPr>
     </w:lvl>
   </w:abstractNum>
-  <w:abstractNum w:abstractNumId="12">
+  <w:abstractNum w:abstractNumId="13">
     <w:lvl w:ilvl="0">
       <w:start w:val="1"/>
       <w:numFmt w:val="bullet"/>
@@ -10968,7 +11673,7 @@
       </w:rPr>
     </w:lvl>
   </w:abstractNum>
-  <w:abstractNum w:abstractNumId="13">
+  <w:abstractNum w:abstractNumId="14">
     <w:lvl w:ilvl="0">
       <w:start w:val="1"/>
       <w:numFmt w:val="bullet"/>
@@ -11096,7 +11801,7 @@
       </w:rPr>
     </w:lvl>
   </w:abstractNum>
-  <w:abstractNum w:abstractNumId="14">
+  <w:abstractNum w:abstractNumId="15">
     <w:lvl w:ilvl="0">
       <w:start w:val="1"/>
       <w:numFmt w:val="bullet"/>
@@ -11247,6 +11952,9 @@
   </w:num>
   <w:num w:numId="14">
     <w:abstractNumId w:val="14"/>
+  </w:num>
+  <w:num w:numId="15">
+    <w:abstractNumId w:val="15"/>
   </w:num>
 </w:numbering>
 </file>
